--- a/日常/2026-07-08/专利技术交底书_面向风控决策引擎的策略自动化测试方法及系统.docx
+++ b/日常/2026-07-08/专利技术交底书_面向风控决策引擎的策略自动化测试方法及系统.docx
@@ -1597,7 +1597,7 @@
         <w:rPr>
           <w:rFonts w:ascii="Arial" w:eastAsia="Microsoft YaHei"/>
         </w:rPr>
-        <w:t xml:space="preserve">4.7 附图说明</w:t>
+        <w:t xml:space="preserve">4.7 附图</w:t>
       </w:r>
     </w:p>
     <w:p>
@@ -1611,13 +1611,52 @@
           <w:b/>
           <w:bCs/>
         </w:rPr>
-        <w:t xml:space="preserve">图1</w:t>
-      </w:r>
-      <w:r>
-        <w:rPr>
-          <w:rFonts w:ascii="Arial" w:eastAsia="Microsoft YaHei"/>
-        </w:rPr>
-        <w:t xml:space="preserve">：系统整体流程图（策略配置文档 → 多维解析 → 用例生成 → 批量提交 → 多层验证 → 报告输出）。</w:t>
+        <w:t xml:space="preserve">图1：系统整体流程图</w:t>
+      </w:r>
+    </w:p>
+    <w:p>
+      <w:pPr>
+        <w:jc w:val="center"/>
+      </w:pPr>
+      <w:r>
+        <w:drawing>
+          <wp:inline distT="0" distB="0" distL="0" distR="0">
+            <wp:extent cx="4572000" cy="3048000"/>
+            <wp:effectExtent t="0" r="0" b="0" l="0"/>
+            <wp:docPr id="1" name="图1：系统整体流程图" descr="图1：系统整体流程图" title="图1：系统整体流程图"/>
+            <wp:cNvGraphicFramePr>
+              <a:graphicFrameLocks xmlns:a="http://schemas.openxmlformats.org/drawingml/2006/main" noChangeAspect="1"/>
+            </wp:cNvGraphicFramePr>
+            <a:graphic xmlns:a="http://schemas.openxmlformats.org/drawingml/2006/main">
+              <a:graphicData uri="http://schemas.openxmlformats.org/drawingml/2006/picture">
+                <pic:pic xmlns:pic="http://schemas.openxmlformats.org/drawingml/2006/picture">
+                  <pic:nvPicPr>
+                    <pic:cNvPr id="0" name="" descr=""/>
+                    <pic:cNvPicPr>
+                      <a:picLocks noChangeAspect="1" noChangeArrowheads="1"/>
+                    </pic:cNvPicPr>
+                  </pic:nvPicPr>
+                  <pic:blipFill>
+                    <a:blip r:embed="rId7" cstate="none"/>
+                    <a:srcRect/>
+                    <a:stretch>
+                      <a:fillRect/>
+                    </a:stretch>
+                  </pic:blipFill>
+                  <pic:spPr bwMode="auto">
+                    <a:xfrm>
+                      <a:off x="0" y="0"/>
+                      <a:ext cx="4572000" cy="3048000"/>
+                    </a:xfrm>
+                    <a:prstGeom prst="rect">
+                      <a:avLst/>
+                    </a:prstGeom>
+                  </pic:spPr>
+                </pic:pic>
+              </a:graphicData>
+            </a:graphic>
+          </wp:inline>
+        </w:drawing>
       </w:r>
     </w:p>
     <w:p>
@@ -1631,13 +1670,52 @@
           <w:b/>
           <w:bCs/>
         </w:rPr>
-        <w:t xml:space="preserve">图2</w:t>
-      </w:r>
-      <w:r>
-        <w:rPr>
-          <w:rFonts w:ascii="Arial" w:eastAsia="Microsoft YaHei"/>
-        </w:rPr>
-        <w:t xml:space="preserve">：规则表达式模式匹配引擎的处理流程图（表达式输入 → 归一化预处理 → 模式识别 → 参数构造 → 用例输出）。</w:t>
+        <w:t xml:space="preserve">图2：规则表达式模式匹配引擎处理流程图</w:t>
+      </w:r>
+    </w:p>
+    <w:p>
+      <w:pPr>
+        <w:jc w:val="center"/>
+      </w:pPr>
+      <w:r>
+        <w:drawing>
+          <wp:inline distT="0" distB="0" distL="0" distR="0">
+            <wp:extent cx="4572000" cy="3048000"/>
+            <wp:effectExtent t="0" r="0" b="0" l="0"/>
+            <wp:docPr id="1" name="图2：规则表达式模式匹配引擎处理流程图" descr="图2：规则表达式模式匹配引擎处理流程图" title="图2：规则表达式模式匹配引擎处理流程图"/>
+            <wp:cNvGraphicFramePr>
+              <a:graphicFrameLocks xmlns:a="http://schemas.openxmlformats.org/drawingml/2006/main" noChangeAspect="1"/>
+            </wp:cNvGraphicFramePr>
+            <a:graphic xmlns:a="http://schemas.openxmlformats.org/drawingml/2006/main">
+              <a:graphicData uri="http://schemas.openxmlformats.org/drawingml/2006/picture">
+                <pic:pic xmlns:pic="http://schemas.openxmlformats.org/drawingml/2006/picture">
+                  <pic:nvPicPr>
+                    <pic:cNvPr id="0" name="" descr=""/>
+                    <pic:cNvPicPr>
+                      <a:picLocks noChangeAspect="1" noChangeArrowheads="1"/>
+                    </pic:cNvPicPr>
+                  </pic:nvPicPr>
+                  <pic:blipFill>
+                    <a:blip r:embed="rId8" cstate="none"/>
+                    <a:srcRect/>
+                    <a:stretch>
+                      <a:fillRect/>
+                    </a:stretch>
+                  </pic:blipFill>
+                  <pic:spPr bwMode="auto">
+                    <a:xfrm>
+                      <a:off x="0" y="0"/>
+                      <a:ext cx="4572000" cy="3048000"/>
+                    </a:xfrm>
+                    <a:prstGeom prst="rect">
+                      <a:avLst/>
+                    </a:prstGeom>
+                  </pic:spPr>
+                </pic:pic>
+              </a:graphicData>
+            </a:graphic>
+          </wp:inline>
+        </w:drawing>
       </w:r>
     </w:p>
     <w:p>
@@ -1651,13 +1729,52 @@
           <w:b/>
           <w:bCs/>
         </w:rPr>
-        <w:t xml:space="preserve">图3</w:t>
-      </w:r>
-      <w:r>
-        <w:rPr>
-          <w:rFonts w:ascii="Arial" w:eastAsia="Microsoft YaHei"/>
-        </w:rPr>
-        <w:t xml:space="preserve">：多层验证的层级结构图（第一层整体决策 → 第二层子策略 → 第三层规则命中 → 第四层函数输出 → 第五层全组件日志）。</w:t>
+        <w:t xml:space="preserve">图3：多层验证层级结构图</w:t>
+      </w:r>
+    </w:p>
+    <w:p>
+      <w:pPr>
+        <w:jc w:val="center"/>
+      </w:pPr>
+      <w:r>
+        <w:drawing>
+          <wp:inline distT="0" distB="0" distL="0" distR="0">
+            <wp:extent cx="4572000" cy="3048000"/>
+            <wp:effectExtent t="0" r="0" b="0" l="0"/>
+            <wp:docPr id="1" name="图3：多层验证层级结构图" descr="图3：多层验证层级结构图" title="图3：多层验证层级结构图"/>
+            <wp:cNvGraphicFramePr>
+              <a:graphicFrameLocks xmlns:a="http://schemas.openxmlformats.org/drawingml/2006/main" noChangeAspect="1"/>
+            </wp:cNvGraphicFramePr>
+            <a:graphic xmlns:a="http://schemas.openxmlformats.org/drawingml/2006/main">
+              <a:graphicData uri="http://schemas.openxmlformats.org/drawingml/2006/picture">
+                <pic:pic xmlns:pic="http://schemas.openxmlformats.org/drawingml/2006/picture">
+                  <pic:nvPicPr>
+                    <pic:cNvPr id="0" name="" descr=""/>
+                    <pic:cNvPicPr>
+                      <a:picLocks noChangeAspect="1" noChangeArrowheads="1"/>
+                    </pic:cNvPicPr>
+                  </pic:nvPicPr>
+                  <pic:blipFill>
+                    <a:blip r:embed="rId9" cstate="none"/>
+                    <a:srcRect/>
+                    <a:stretch>
+                      <a:fillRect/>
+                    </a:stretch>
+                  </pic:blipFill>
+                  <pic:spPr bwMode="auto">
+                    <a:xfrm>
+                      <a:off x="0" y="0"/>
+                      <a:ext cx="4572000" cy="3048000"/>
+                    </a:xfrm>
+                    <a:prstGeom prst="rect">
+                      <a:avLst/>
+                    </a:prstGeom>
+                  </pic:spPr>
+                </pic:pic>
+              </a:graphicData>
+            </a:graphic>
+          </wp:inline>
+        </w:drawing>
       </w:r>
     </w:p>
     <w:p>
@@ -1671,13 +1788,52 @@
           <w:b/>
           <w:bCs/>
         </w:rPr>
-        <w:t xml:space="preserve">图4</w:t>
-      </w:r>
-      <w:r>
-        <w:rPr>
-          <w:rFonts w:ascii="Arial" w:eastAsia="Microsoft YaHei"/>
-        </w:rPr>
-        <w:t xml:space="preserve">：语义比对引擎的策略匹配流程图（输入预期与实际 → 别名组匹配 → 模糊别名匹配 → 数值容差匹配 → 直通匹配 → 判定结果）。</w:t>
+        <w:t xml:space="preserve">图4：语义比对引擎策略匹配流程图</w:t>
+      </w:r>
+    </w:p>
+    <w:p>
+      <w:pPr>
+        <w:jc w:val="center"/>
+      </w:pPr>
+      <w:r>
+        <w:drawing>
+          <wp:inline distT="0" distB="0" distL="0" distR="0">
+            <wp:extent cx="4572000" cy="3048000"/>
+            <wp:effectExtent t="0" r="0" b="0" l="0"/>
+            <wp:docPr id="1" name="图4：语义比对引擎策略匹配流程图" descr="图4：语义比对引擎策略匹配流程图" title="图4：语义比对引擎策略匹配流程图"/>
+            <wp:cNvGraphicFramePr>
+              <a:graphicFrameLocks xmlns:a="http://schemas.openxmlformats.org/drawingml/2006/main" noChangeAspect="1"/>
+            </wp:cNvGraphicFramePr>
+            <a:graphic xmlns:a="http://schemas.openxmlformats.org/drawingml/2006/main">
+              <a:graphicData uri="http://schemas.openxmlformats.org/drawingml/2006/picture">
+                <pic:pic xmlns:pic="http://schemas.openxmlformats.org/drawingml/2006/picture">
+                  <pic:nvPicPr>
+                    <pic:cNvPr id="0" name="" descr=""/>
+                    <pic:cNvPicPr>
+                      <a:picLocks noChangeAspect="1" noChangeArrowheads="1"/>
+                    </pic:cNvPicPr>
+                  </pic:nvPicPr>
+                  <pic:blipFill>
+                    <a:blip r:embed="rId10" cstate="none"/>
+                    <a:srcRect/>
+                    <a:stretch>
+                      <a:fillRect/>
+                    </a:stretch>
+                  </pic:blipFill>
+                  <pic:spPr bwMode="auto">
+                    <a:xfrm>
+                      <a:off x="0" y="0"/>
+                      <a:ext cx="4572000" cy="3048000"/>
+                    </a:xfrm>
+                    <a:prstGeom prst="rect">
+                      <a:avLst/>
+                    </a:prstGeom>
+                  </pic:spPr>
+                </pic:pic>
+              </a:graphicData>
+            </a:graphic>
+          </wp:inline>
+        </w:drawing>
       </w:r>
     </w:p>
     <w:p>

--- a/日常/2026-07-08/专利技术交底书_面向风控决策引擎的策略自动化测试方法及系统.docx
+++ b/日常/2026-07-08/专利技术交底书_面向风控决策引擎的策略自动化测试方法及系统.docx
@@ -1,6 +1,6 @@
 
 <file path=word/document.xml><?xml version="1.0" encoding="utf-8"?>
-<w:document xmlns:wpc="http://schemas.microsoft.com/office/word/2010/wordprocessingCanvas" xmlns:mc="http://schemas.openxmlformats.org/markup-compatibility/2006" xmlns:o="urn:schemas-microsoft-com:office:office" xmlns:r="http://schemas.openxmlformats.org/officeDocument/2006/relationships" xmlns:m="http://schemas.openxmlformats.org/officeDocument/2006/math" xmlns:v="urn:schemas-microsoft-com:vml" xmlns:wp14="http://schemas.microsoft.com/office/word/2010/wordprocessingDrawing" xmlns:wp="http://schemas.openxmlformats.org/drawingml/2006/wordprocessingDrawing" xmlns:w10="urn:schemas-microsoft-com:office:word" xmlns:w="http://schemas.openxmlformats.org/wordprocessingml/2006/main" xmlns:w14="http://schemas.microsoft.com/office/word/2010/wordml" xmlns:w15="http://schemas.microsoft.com/office/word/2012/wordml" xmlns:wpg="http://schemas.microsoft.com/office/word/2010/wordprocessingGroup" xmlns:wpi="http://schemas.microsoft.com/office/word/2010/wordprocessingInk" xmlns:wne="http://schemas.microsoft.com/office/word/2006/wordml" xmlns:wps="http://schemas.microsoft.com/office/word/2010/wordprocessingShape" xmlns:cx="http://schemas.microsoft.com/office/drawing/2014/chartex" xmlns:cx1="http://schemas.microsoft.com/office/drawing/2015/9/8/chartex" xmlns:cx2="http://schemas.microsoft.com/office/drawing/2015/10/21/chartex" xmlns:cx3="http://schemas.microsoft.com/office/drawing/2016/5/9/chartex" xmlns:cx4="http://schemas.microsoft.com/office/drawing/2016/5/10/chartex" xmlns:cx5="http://schemas.microsoft.com/office/drawing/2016/5/11/chartex" xmlns:cx6="http://schemas.microsoft.com/office/drawing/2016/5/12/chartex" xmlns:cx7="http://schemas.microsoft.com/office/drawing/2016/5/13/chartex" xmlns:cx8="http://schemas.microsoft.com/office/drawing/2016/5/14/chartex" xmlns:aink="http://schemas.microsoft.com/office/drawing/2016/ink" xmlns:am3d="http://schemas.microsoft.com/office/drawing/2017/model3d" xmlns:w16cex="http://schemas.microsoft.com/office/word/2018/wordml/cex" xmlns:w16cid="http://schemas.microsoft.com/office/word/2016/wordml/cid" xmlns:w16="http://schemas.microsoft.com/office/word/2018/wordml" xmlns:w16sdtdh="http://schemas.microsoft.com/office/word/2020/wordml/sdtdatahash" xmlns:w16se="http://schemas.microsoft.com/office/word/2015/wordml/symex" mc:Ignorable="w14 w15 wp14">
+<w:document xmlns:a="http://schemas.openxmlformats.org/drawingml/2006/main" xmlns:mc="http://schemas.openxmlformats.org/markup-compatibility/2006" xmlns:pic="http://schemas.openxmlformats.org/drawingml/2006/picture" xmlns:r="http://schemas.openxmlformats.org/officeDocument/2006/relationships" xmlns:w="http://schemas.openxmlformats.org/wordprocessingml/2006/main" xmlns:wp="http://schemas.openxmlformats.org/drawingml/2006/wordprocessingDrawing" xmlns:w14="http://schemas.microsoft.com/office/word/2010/wordml" xmlns:w15="http://schemas.microsoft.com/office/word/2012/wordml" xmlns:wp14="http://schemas.microsoft.com/office/word/2010/wordprocessingDrawing" mc:Ignorable="w14 w15 wp14">
   <w:body>
     <w:p>
       <w:pPr>
@@ -9,7 +9,7 @@
       </w:pPr>
       <w:r>
         <w:rPr>
-          <w:rFonts w:ascii="Arial" w:cs="Arial" w:eastAsia="Arial" w:hAnsi="Arial"/>
+          <w:rFonts w:ascii="Arial" w:cs="Arial" w:eastAsia="Microsoft YaHei" w:hAnsi="Arial"/>
           <w:b/>
           <w:bCs/>
           <w:color w:val="000000"/>
@@ -26,7 +26,7 @@
       </w:pPr>
       <w:r>
         <w:rPr>
-          <w:rFonts w:ascii="Arial" w:cs="Arial" w:eastAsia="Arial" w:hAnsi="Arial"/>
+          <w:rFonts w:ascii="Arial" w:cs="Arial" w:eastAsia="Microsoft YaHei" w:hAnsi="Arial"/>
           <w:b/>
           <w:bCs/>
           <w:color w:val="000000"/>
@@ -72,7 +72,7 @@
             </w:pPr>
             <w:r>
               <w:rPr>
-                <w:rFonts w:ascii="Arial" w:cs="Arial" w:eastAsia="Arial" w:hAnsi="Arial"/>
+                <w:rFonts w:ascii="Arial" w:cs="Arial" w:eastAsia="Microsoft YaHei" w:hAnsi="Arial"/>
                 <w:b/>
                 <w:bCs/>
                 <w:color w:val="FFFFFF"/>
@@ -102,7 +102,7 @@
             </w:pPr>
             <w:r>
               <w:rPr>
-                <w:rFonts w:ascii="Arial" w:cs="Arial" w:eastAsia="Arial" w:hAnsi="Arial"/>
+                <w:rFonts w:ascii="Arial" w:cs="Arial" w:eastAsia="Microsoft YaHei" w:hAnsi="Arial"/>
                 <w:b/>
                 <w:bCs/>
                 <w:color w:val="FFFFFF"/>
@@ -133,7 +133,7 @@
             </w:pPr>
             <w:r>
               <w:rPr>
-                <w:rFonts w:ascii="Arial" w:cs="Arial" w:eastAsia="Arial" w:hAnsi="Arial"/>
+                <w:rFonts w:ascii="Arial" w:cs="Arial" w:eastAsia="SimSun" w:hAnsi="Arial"/>
                 <w:sz w:val="20"/>
                 <w:szCs w:val="20"/>
               </w:rPr>
@@ -159,7 +159,7 @@
             </w:pPr>
             <w:r>
               <w:rPr>
-                <w:rFonts w:ascii="Arial" w:cs="Arial" w:eastAsia="Arial" w:hAnsi="Arial"/>
+                <w:rFonts w:ascii="Arial" w:cs="Arial" w:eastAsia="SimSun" w:hAnsi="Arial"/>
                 <w:sz w:val="20"/>
                 <w:szCs w:val="20"/>
               </w:rPr>
@@ -187,7 +187,7 @@
             </w:pPr>
             <w:r>
               <w:rPr>
-                <w:rFonts w:ascii="Arial" w:cs="Arial" w:eastAsia="Arial" w:hAnsi="Arial"/>
+                <w:rFonts w:ascii="Arial" w:cs="Arial" w:eastAsia="SimSun" w:hAnsi="Arial"/>
                 <w:sz w:val="20"/>
                 <w:szCs w:val="20"/>
               </w:rPr>
@@ -213,7 +213,7 @@
             </w:pPr>
             <w:r>
               <w:rPr>
-                <w:rFonts w:ascii="Arial" w:cs="Arial" w:eastAsia="Arial" w:hAnsi="Arial"/>
+                <w:rFonts w:ascii="Arial" w:cs="Arial" w:eastAsia="SimSun" w:hAnsi="Arial"/>
                 <w:sz w:val="20"/>
                 <w:szCs w:val="20"/>
               </w:rPr>
@@ -241,7 +241,7 @@
             </w:pPr>
             <w:r>
               <w:rPr>
-                <w:rFonts w:ascii="Arial" w:cs="Arial" w:eastAsia="Arial" w:hAnsi="Arial"/>
+                <w:rFonts w:ascii="Arial" w:cs="Arial" w:eastAsia="SimSun" w:hAnsi="Arial"/>
                 <w:sz w:val="20"/>
                 <w:szCs w:val="20"/>
               </w:rPr>
@@ -267,7 +267,7 @@
             </w:pPr>
             <w:r>
               <w:rPr>
-                <w:rFonts w:ascii="Arial" w:cs="Arial" w:eastAsia="Arial" w:hAnsi="Arial"/>
+                <w:rFonts w:ascii="Arial" w:cs="Arial" w:eastAsia="SimSun" w:hAnsi="Arial"/>
                 <w:sz w:val="20"/>
                 <w:szCs w:val="20"/>
               </w:rPr>
@@ -295,7 +295,7 @@
             </w:pPr>
             <w:r>
               <w:rPr>
-                <w:rFonts w:ascii="Arial" w:cs="Arial" w:eastAsia="Arial" w:hAnsi="Arial"/>
+                <w:rFonts w:ascii="Arial" w:cs="Arial" w:eastAsia="SimSun" w:hAnsi="Arial"/>
                 <w:sz w:val="20"/>
                 <w:szCs w:val="20"/>
               </w:rPr>
@@ -321,7 +321,7 @@
             </w:pPr>
             <w:r>
               <w:rPr>
-                <w:rFonts w:ascii="Arial" w:cs="Arial" w:eastAsia="Arial" w:hAnsi="Arial"/>
+                <w:rFonts w:ascii="Arial" w:cs="Arial" w:eastAsia="SimSun" w:hAnsi="Arial"/>
                 <w:sz w:val="20"/>
                 <w:szCs w:val="20"/>
               </w:rPr>
@@ -349,7 +349,7 @@
             </w:pPr>
             <w:r>
               <w:rPr>
-                <w:rFonts w:ascii="Arial" w:cs="Arial" w:eastAsia="Arial" w:hAnsi="Arial"/>
+                <w:rFonts w:ascii="Arial" w:cs="Arial" w:eastAsia="SimSun" w:hAnsi="Arial"/>
                 <w:sz w:val="20"/>
                 <w:szCs w:val="20"/>
               </w:rPr>
@@ -375,7 +375,7 @@
             </w:pPr>
             <w:r>
               <w:rPr>
-                <w:rFonts w:ascii="Arial" w:cs="Arial" w:eastAsia="Arial" w:hAnsi="Arial"/>
+                <w:rFonts w:ascii="Arial" w:cs="Arial" w:eastAsia="SimSun" w:hAnsi="Arial"/>
                 <w:sz w:val="20"/>
                 <w:szCs w:val="20"/>
               </w:rPr>
@@ -397,7 +397,7 @@
       </w:pPr>
       <w:r>
         <w:rPr>
-          <w:rFonts w:ascii="Arial" w:cs="Arial" w:eastAsia="Arial" w:hAnsi="Arial"/>
+          <w:rFonts w:ascii="Arial" w:cs="Arial" w:eastAsia="Microsoft YaHei" w:hAnsi="Arial"/>
           <w:b/>
           <w:bCs/>
           <w:color w:val="000000"/>
@@ -409,12 +409,12 @@
     </w:p>
     <w:p>
       <w:pPr>
-        <w:spacing w:after="120" w:line="360"/>
-        <w:ind w:firstLine="480"/>
-      </w:pPr>
-      <w:r>
-        <w:rPr>
-          <w:rFonts w:ascii="Arial" w:cs="Arial" w:eastAsia="Arial" w:hAnsi="Arial"/>
+        <w:spacing w:after="120" w:line="360" w:lineRule="auto"/>
+        <w:ind w:firstLine="480"/>
+      </w:pPr>
+      <w:r>
+        <w:rPr>
+          <w:rFonts w:ascii="Arial" w:cs="Arial" w:eastAsia="SimSun" w:hAnsi="Arial"/>
           <w:sz w:val="24"/>
           <w:szCs w:val="24"/>
         </w:rPr>
@@ -428,7 +428,7 @@
       </w:pPr>
       <w:r>
         <w:rPr>
-          <w:rFonts w:ascii="Arial" w:cs="Arial" w:eastAsia="Arial" w:hAnsi="Arial"/>
+          <w:rFonts w:ascii="Arial" w:cs="Arial" w:eastAsia="Microsoft YaHei" w:hAnsi="Arial"/>
           <w:b/>
           <w:bCs/>
           <w:color w:val="000000"/>
@@ -440,12 +440,12 @@
     </w:p>
     <w:p>
       <w:pPr>
-        <w:spacing w:after="120" w:line="360"/>
-        <w:ind w:firstLine="480"/>
-      </w:pPr>
-      <w:r>
-        <w:rPr>
-          <w:rFonts w:ascii="Arial" w:cs="Arial" w:eastAsia="Arial" w:hAnsi="Arial"/>
+        <w:spacing w:after="120" w:line="360" w:lineRule="auto"/>
+        <w:ind w:firstLine="480"/>
+      </w:pPr>
+      <w:r>
+        <w:rPr>
+          <w:rFonts w:ascii="Arial" w:cs="Arial" w:eastAsia="SimSun" w:hAnsi="Arial"/>
           <w:sz w:val="24"/>
           <w:szCs w:val="24"/>
         </w:rPr>
@@ -454,12 +454,12 @@
     </w:p>
     <w:p>
       <w:pPr>
-        <w:spacing w:after="120" w:line="360"/>
-        <w:ind w:firstLine="480"/>
-      </w:pPr>
-      <w:r>
-        <w:rPr>
-          <w:rFonts w:ascii="Arial" w:cs="Arial" w:eastAsia="Arial" w:hAnsi="Arial"/>
+        <w:spacing w:after="120" w:line="360" w:lineRule="auto"/>
+        <w:ind w:firstLine="480"/>
+      </w:pPr>
+      <w:r>
+        <w:rPr>
+          <w:rFonts w:ascii="Arial" w:cs="Arial" w:eastAsia="SimSun" w:hAnsi="Arial"/>
           <w:sz w:val="24"/>
           <w:szCs w:val="24"/>
         </w:rPr>
@@ -468,12 +468,12 @@
     </w:p>
     <w:p>
       <w:pPr>
-        <w:spacing w:after="120" w:line="360"/>
-        <w:ind w:firstLine="480"/>
-      </w:pPr>
-      <w:r>
-        <w:rPr>
-          <w:rFonts w:ascii="Arial" w:cs="Arial" w:eastAsia="Arial" w:hAnsi="Arial"/>
+        <w:spacing w:after="120" w:line="360" w:lineRule="auto"/>
+        <w:ind w:firstLine="480"/>
+      </w:pPr>
+      <w:r>
+        <w:rPr>
+          <w:rFonts w:ascii="Arial" w:cs="Arial" w:eastAsia="SimSun" w:hAnsi="Arial"/>
           <w:sz w:val="24"/>
           <w:szCs w:val="24"/>
         </w:rPr>
@@ -482,12 +482,12 @@
     </w:p>
     <w:p>
       <w:pPr>
-        <w:spacing w:after="120" w:line="360"/>
-        <w:ind w:firstLine="480"/>
-      </w:pPr>
-      <w:r>
-        <w:rPr>
-          <w:rFonts w:ascii="Arial" w:cs="Arial" w:eastAsia="Arial" w:hAnsi="Arial"/>
+        <w:spacing w:after="120" w:line="360" w:lineRule="auto"/>
+        <w:ind w:firstLine="480"/>
+      </w:pPr>
+      <w:r>
+        <w:rPr>
+          <w:rFonts w:ascii="Arial" w:cs="Arial" w:eastAsia="SimSun" w:hAnsi="Arial"/>
           <w:sz w:val="24"/>
           <w:szCs w:val="24"/>
         </w:rPr>
@@ -496,12 +496,12 @@
     </w:p>
     <w:p>
       <w:pPr>
-        <w:spacing w:after="120" w:line="360"/>
-        <w:ind w:firstLine="480"/>
-      </w:pPr>
-      <w:r>
-        <w:rPr>
-          <w:rFonts w:ascii="Arial" w:cs="Arial" w:eastAsia="Arial" w:hAnsi="Arial"/>
+        <w:spacing w:after="120" w:line="360" w:lineRule="auto"/>
+        <w:ind w:firstLine="480"/>
+      </w:pPr>
+      <w:r>
+        <w:rPr>
+          <w:rFonts w:ascii="Arial" w:cs="Arial" w:eastAsia="SimSun" w:hAnsi="Arial"/>
           <w:sz w:val="24"/>
           <w:szCs w:val="24"/>
         </w:rPr>
@@ -515,7 +515,7 @@
       </w:pPr>
       <w:r>
         <w:rPr>
-          <w:rFonts w:ascii="Arial" w:cs="Arial" w:eastAsia="Arial" w:hAnsi="Arial"/>
+          <w:rFonts w:ascii="Arial" w:cs="Arial" w:eastAsia="Microsoft YaHei" w:hAnsi="Arial"/>
           <w:b/>
           <w:bCs/>
           <w:color w:val="000000"/>
@@ -532,7 +532,7 @@
       </w:pPr>
       <w:r>
         <w:rPr>
-          <w:rFonts w:ascii="Arial" w:cs="Arial" w:eastAsia="Arial" w:hAnsi="Arial"/>
+          <w:rFonts w:ascii="Arial" w:cs="Arial" w:eastAsia="Microsoft YaHei" w:hAnsi="Arial"/>
           <w:b/>
           <w:bCs/>
           <w:color w:val="000000"/>
@@ -544,12 +544,12 @@
     </w:p>
     <w:p>
       <w:pPr>
-        <w:spacing w:after="120" w:line="360"/>
-        <w:ind w:firstLine="480"/>
-      </w:pPr>
-      <w:r>
-        <w:rPr>
-          <w:rFonts w:ascii="Arial" w:cs="Arial" w:eastAsia="Arial" w:hAnsi="Arial"/>
+        <w:spacing w:after="120" w:line="360" w:lineRule="auto"/>
+        <w:ind w:firstLine="480"/>
+      </w:pPr>
+      <w:r>
+        <w:rPr>
+          <w:rFonts w:ascii="Arial" w:cs="Arial" w:eastAsia="SimSun" w:hAnsi="Arial"/>
           <w:sz w:val="24"/>
           <w:szCs w:val="24"/>
         </w:rPr>
@@ -558,12 +558,12 @@
     </w:p>
     <w:p>
       <w:pPr>
-        <w:spacing w:after="120" w:line="360"/>
-        <w:ind w:firstLine="480"/>
-      </w:pPr>
-      <w:r>
-        <w:rPr>
-          <w:rFonts w:ascii="Arial" w:cs="Arial" w:eastAsia="Arial" w:hAnsi="Arial"/>
+        <w:spacing w:after="120" w:line="360" w:lineRule="auto"/>
+        <w:ind w:firstLine="480"/>
+      </w:pPr>
+      <w:r>
+        <w:rPr>
+          <w:rFonts w:ascii="Arial" w:cs="Arial" w:eastAsia="SimSun" w:hAnsi="Arial"/>
           <w:sz w:val="24"/>
           <w:szCs w:val="24"/>
         </w:rPr>
@@ -572,12 +572,12 @@
     </w:p>
     <w:p>
       <w:pPr>
-        <w:spacing w:after="120" w:line="360"/>
-        <w:ind w:firstLine="480"/>
-      </w:pPr>
-      <w:r>
-        <w:rPr>
-          <w:rFonts w:ascii="Arial" w:cs="Arial" w:eastAsia="Arial" w:hAnsi="Arial"/>
+        <w:spacing w:after="120" w:line="360" w:lineRule="auto"/>
+        <w:ind w:firstLine="480"/>
+      </w:pPr>
+      <w:r>
+        <w:rPr>
+          <w:rFonts w:ascii="Arial" w:cs="Arial" w:eastAsia="SimSun" w:hAnsi="Arial"/>
           <w:sz w:val="24"/>
           <w:szCs w:val="24"/>
         </w:rPr>
@@ -586,12 +586,12 @@
     </w:p>
     <w:p>
       <w:pPr>
-        <w:spacing w:after="120" w:line="360"/>
-        <w:ind w:firstLine="480"/>
-      </w:pPr>
-      <w:r>
-        <w:rPr>
-          <w:rFonts w:ascii="Arial" w:cs="Arial" w:eastAsia="Arial" w:hAnsi="Arial"/>
+        <w:spacing w:after="120" w:line="360" w:lineRule="auto"/>
+        <w:ind w:firstLine="480"/>
+      </w:pPr>
+      <w:r>
+        <w:rPr>
+          <w:rFonts w:ascii="Arial" w:cs="Arial" w:eastAsia="SimSun" w:hAnsi="Arial"/>
           <w:sz w:val="24"/>
           <w:szCs w:val="24"/>
         </w:rPr>
@@ -600,12 +600,12 @@
     </w:p>
     <w:p>
       <w:pPr>
-        <w:spacing w:after="120" w:line="360"/>
-        <w:ind w:firstLine="480"/>
-      </w:pPr>
-      <w:r>
-        <w:rPr>
-          <w:rFonts w:ascii="Arial" w:cs="Arial" w:eastAsia="Arial" w:hAnsi="Arial"/>
+        <w:spacing w:after="120" w:line="360" w:lineRule="auto"/>
+        <w:ind w:firstLine="480"/>
+      </w:pPr>
+      <w:r>
+        <w:rPr>
+          <w:rFonts w:ascii="Arial" w:cs="Arial" w:eastAsia="SimSun" w:hAnsi="Arial"/>
           <w:sz w:val="24"/>
           <w:szCs w:val="24"/>
         </w:rPr>
@@ -619,7 +619,7 @@
       </w:pPr>
       <w:r>
         <w:rPr>
-          <w:rFonts w:ascii="Arial" w:cs="Arial" w:eastAsia="Arial" w:hAnsi="Arial"/>
+          <w:rFonts w:ascii="Arial" w:cs="Arial" w:eastAsia="Microsoft YaHei" w:hAnsi="Arial"/>
           <w:b/>
           <w:bCs/>
           <w:color w:val="000000"/>
@@ -631,12 +631,12 @@
     </w:p>
     <w:p>
       <w:pPr>
-        <w:spacing w:after="120" w:line="360"/>
-        <w:ind w:firstLine="480"/>
-      </w:pPr>
-      <w:r>
-        <w:rPr>
-          <w:rFonts w:ascii="Arial" w:cs="Arial" w:eastAsia="Arial" w:hAnsi="Arial"/>
+        <w:spacing w:after="120" w:line="360" w:lineRule="auto"/>
+        <w:ind w:firstLine="480"/>
+      </w:pPr>
+      <w:r>
+        <w:rPr>
+          <w:rFonts w:ascii="Arial" w:cs="Arial" w:eastAsia="SimSun" w:hAnsi="Arial"/>
           <w:sz w:val="24"/>
           <w:szCs w:val="24"/>
         </w:rPr>
@@ -680,7 +680,7 @@
             </w:pPr>
             <w:r>
               <w:rPr>
-                <w:rFonts w:ascii="Arial" w:cs="Arial" w:eastAsia="Arial" w:hAnsi="Arial"/>
+                <w:rFonts w:ascii="Arial" w:cs="Arial" w:eastAsia="Microsoft YaHei" w:hAnsi="Arial"/>
                 <w:b/>
                 <w:bCs/>
                 <w:color w:val="FFFFFF"/>
@@ -710,7 +710,7 @@
             </w:pPr>
             <w:r>
               <w:rPr>
-                <w:rFonts w:ascii="Arial" w:cs="Arial" w:eastAsia="Arial" w:hAnsi="Arial"/>
+                <w:rFonts w:ascii="Arial" w:cs="Arial" w:eastAsia="Microsoft YaHei" w:hAnsi="Arial"/>
                 <w:b/>
                 <w:bCs/>
                 <w:color w:val="FFFFFF"/>
@@ -740,7 +740,7 @@
             </w:pPr>
             <w:r>
               <w:rPr>
-                <w:rFonts w:ascii="Arial" w:cs="Arial" w:eastAsia="Arial" w:hAnsi="Arial"/>
+                <w:rFonts w:ascii="Arial" w:cs="Arial" w:eastAsia="Microsoft YaHei" w:hAnsi="Arial"/>
                 <w:b/>
                 <w:bCs/>
                 <w:color w:val="FFFFFF"/>
@@ -771,7 +771,7 @@
             </w:pPr>
             <w:r>
               <w:rPr>
-                <w:rFonts w:ascii="Arial" w:cs="Arial" w:eastAsia="Arial" w:hAnsi="Arial"/>
+                <w:rFonts w:ascii="Arial" w:cs="Arial" w:eastAsia="SimSun" w:hAnsi="Arial"/>
                 <w:sz w:val="20"/>
                 <w:szCs w:val="20"/>
               </w:rPr>
@@ -797,7 +797,7 @@
             </w:pPr>
             <w:r>
               <w:rPr>
-                <w:rFonts w:ascii="Arial" w:cs="Arial" w:eastAsia="Arial" w:hAnsi="Arial"/>
+                <w:rFonts w:ascii="Arial" w:cs="Arial" w:eastAsia="SimSun" w:hAnsi="Arial"/>
                 <w:sz w:val="20"/>
                 <w:szCs w:val="20"/>
               </w:rPr>
@@ -823,7 +823,7 @@
             </w:pPr>
             <w:r>
               <w:rPr>
-                <w:rFonts w:ascii="Arial" w:cs="Arial" w:eastAsia="Arial" w:hAnsi="Arial"/>
+                <w:rFonts w:ascii="Arial" w:cs="Arial" w:eastAsia="SimSun" w:hAnsi="Arial"/>
                 <w:sz w:val="20"/>
                 <w:szCs w:val="20"/>
               </w:rPr>
@@ -851,7 +851,7 @@
             </w:pPr>
             <w:r>
               <w:rPr>
-                <w:rFonts w:ascii="Arial" w:cs="Arial" w:eastAsia="Arial" w:hAnsi="Arial"/>
+                <w:rFonts w:ascii="Arial" w:cs="Arial" w:eastAsia="SimSun" w:hAnsi="Arial"/>
                 <w:sz w:val="20"/>
                 <w:szCs w:val="20"/>
               </w:rPr>
@@ -877,7 +877,7 @@
             </w:pPr>
             <w:r>
               <w:rPr>
-                <w:rFonts w:ascii="Arial" w:cs="Arial" w:eastAsia="Arial" w:hAnsi="Arial"/>
+                <w:rFonts w:ascii="Arial" w:cs="Arial" w:eastAsia="SimSun" w:hAnsi="Arial"/>
                 <w:sz w:val="20"/>
                 <w:szCs w:val="20"/>
               </w:rPr>
@@ -903,7 +903,7 @@
             </w:pPr>
             <w:r>
               <w:rPr>
-                <w:rFonts w:ascii="Arial" w:cs="Arial" w:eastAsia="Arial" w:hAnsi="Arial"/>
+                <w:rFonts w:ascii="Arial" w:cs="Arial" w:eastAsia="SimSun" w:hAnsi="Arial"/>
                 <w:sz w:val="20"/>
                 <w:szCs w:val="20"/>
               </w:rPr>
@@ -931,7 +931,7 @@
             </w:pPr>
             <w:r>
               <w:rPr>
-                <w:rFonts w:ascii="Arial" w:cs="Arial" w:eastAsia="Arial" w:hAnsi="Arial"/>
+                <w:rFonts w:ascii="Arial" w:cs="Arial" w:eastAsia="SimSun" w:hAnsi="Arial"/>
                 <w:sz w:val="20"/>
                 <w:szCs w:val="20"/>
               </w:rPr>
@@ -957,7 +957,7 @@
             </w:pPr>
             <w:r>
               <w:rPr>
-                <w:rFonts w:ascii="Arial" w:cs="Arial" w:eastAsia="Arial" w:hAnsi="Arial"/>
+                <w:rFonts w:ascii="Arial" w:cs="Arial" w:eastAsia="SimSun" w:hAnsi="Arial"/>
                 <w:sz w:val="20"/>
                 <w:szCs w:val="20"/>
               </w:rPr>
@@ -983,7 +983,7 @@
             </w:pPr>
             <w:r>
               <w:rPr>
-                <w:rFonts w:ascii="Arial" w:cs="Arial" w:eastAsia="Arial" w:hAnsi="Arial"/>
+                <w:rFonts w:ascii="Arial" w:cs="Arial" w:eastAsia="SimSun" w:hAnsi="Arial"/>
                 <w:sz w:val="20"/>
                 <w:szCs w:val="20"/>
               </w:rPr>
@@ -1011,7 +1011,7 @@
             </w:pPr>
             <w:r>
               <w:rPr>
-                <w:rFonts w:ascii="Arial" w:cs="Arial" w:eastAsia="Arial" w:hAnsi="Arial"/>
+                <w:rFonts w:ascii="Arial" w:cs="Arial" w:eastAsia="SimSun" w:hAnsi="Arial"/>
                 <w:sz w:val="20"/>
                 <w:szCs w:val="20"/>
               </w:rPr>
@@ -1037,7 +1037,7 @@
             </w:pPr>
             <w:r>
               <w:rPr>
-                <w:rFonts w:ascii="Arial" w:cs="Arial" w:eastAsia="Arial" w:hAnsi="Arial"/>
+                <w:rFonts w:ascii="Arial" w:cs="Arial" w:eastAsia="SimSun" w:hAnsi="Arial"/>
                 <w:sz w:val="20"/>
                 <w:szCs w:val="20"/>
               </w:rPr>
@@ -1063,7 +1063,7 @@
             </w:pPr>
             <w:r>
               <w:rPr>
-                <w:rFonts w:ascii="Arial" w:cs="Arial" w:eastAsia="Arial" w:hAnsi="Arial"/>
+                <w:rFonts w:ascii="Arial" w:cs="Arial" w:eastAsia="SimSun" w:hAnsi="Arial"/>
                 <w:sz w:val="20"/>
                 <w:szCs w:val="20"/>
               </w:rPr>
@@ -1091,7 +1091,7 @@
             </w:pPr>
             <w:r>
               <w:rPr>
-                <w:rFonts w:ascii="Arial" w:cs="Arial" w:eastAsia="Arial" w:hAnsi="Arial"/>
+                <w:rFonts w:ascii="Arial" w:cs="Arial" w:eastAsia="SimSun" w:hAnsi="Arial"/>
                 <w:sz w:val="20"/>
                 <w:szCs w:val="20"/>
               </w:rPr>
@@ -1117,7 +1117,7 @@
             </w:pPr>
             <w:r>
               <w:rPr>
-                <w:rFonts w:ascii="Arial" w:cs="Arial" w:eastAsia="Arial" w:hAnsi="Arial"/>
+                <w:rFonts w:ascii="Arial" w:cs="Arial" w:eastAsia="SimSun" w:hAnsi="Arial"/>
                 <w:sz w:val="20"/>
                 <w:szCs w:val="20"/>
               </w:rPr>
@@ -1143,7 +1143,7 @@
             </w:pPr>
             <w:r>
               <w:rPr>
-                <w:rFonts w:ascii="Arial" w:cs="Arial" w:eastAsia="Arial" w:hAnsi="Arial"/>
+                <w:rFonts w:ascii="Arial" w:cs="Arial" w:eastAsia="SimSun" w:hAnsi="Arial"/>
                 <w:sz w:val="20"/>
                 <w:szCs w:val="20"/>
               </w:rPr>
@@ -1160,12 +1160,12 @@
     </w:p>
     <w:p>
       <w:pPr>
-        <w:spacing w:after="120" w:line="360"/>
-        <w:ind w:firstLine="480"/>
-      </w:pPr>
-      <w:r>
-        <w:rPr>
-          <w:rFonts w:ascii="Arial" w:cs="Arial" w:eastAsia="Arial" w:hAnsi="Arial"/>
+        <w:spacing w:after="120" w:line="360" w:lineRule="auto"/>
+        <w:ind w:firstLine="480"/>
+      </w:pPr>
+      <w:r>
+        <w:rPr>
+          <w:rFonts w:ascii="Arial" w:cs="Arial" w:eastAsia="SimSun" w:hAnsi="Arial"/>
           <w:b/>
           <w:bCs/>
           <w:sz w:val="24"/>
@@ -1176,12 +1176,12 @@
     </w:p>
     <w:p>
       <w:pPr>
-        <w:spacing w:after="120" w:line="360"/>
-        <w:ind w:firstLine="480"/>
-      </w:pPr>
-      <w:r>
-        <w:rPr>
-          <w:rFonts w:ascii="Arial" w:cs="Arial" w:eastAsia="Arial" w:hAnsi="Arial"/>
+        <w:spacing w:after="120" w:line="360" w:lineRule="auto"/>
+        <w:ind w:firstLine="480"/>
+      </w:pPr>
+      <w:r>
+        <w:rPr>
+          <w:rFonts w:ascii="Arial" w:cs="Arial" w:eastAsia="SimSun" w:hAnsi="Arial"/>
           <w:sz w:val="24"/>
           <w:szCs w:val="24"/>
         </w:rPr>
@@ -1190,12 +1190,12 @@
     </w:p>
     <w:p>
       <w:pPr>
-        <w:spacing w:after="120" w:line="360"/>
-        <w:ind w:firstLine="480"/>
-      </w:pPr>
-      <w:r>
-        <w:rPr>
-          <w:rFonts w:ascii="Arial" w:cs="Arial" w:eastAsia="Arial" w:hAnsi="Arial"/>
+        <w:spacing w:after="120" w:line="360" w:lineRule="auto"/>
+        <w:ind w:firstLine="480"/>
+      </w:pPr>
+      <w:r>
+        <w:rPr>
+          <w:rFonts w:ascii="Arial" w:cs="Arial" w:eastAsia="SimSun" w:hAnsi="Arial"/>
           <w:sz w:val="24"/>
           <w:szCs w:val="24"/>
         </w:rPr>
@@ -1204,12 +1204,12 @@
     </w:p>
     <w:p>
       <w:pPr>
-        <w:spacing w:after="120" w:line="360"/>
-        <w:ind w:firstLine="480"/>
-      </w:pPr>
-      <w:r>
-        <w:rPr>
-          <w:rFonts w:ascii="Arial" w:cs="Arial" w:eastAsia="Arial" w:hAnsi="Arial"/>
+        <w:spacing w:after="120" w:line="360" w:lineRule="auto"/>
+        <w:ind w:firstLine="480"/>
+      </w:pPr>
+      <w:r>
+        <w:rPr>
+          <w:rFonts w:ascii="Arial" w:cs="Arial" w:eastAsia="SimSun" w:hAnsi="Arial"/>
           <w:sz w:val="24"/>
           <w:szCs w:val="24"/>
         </w:rPr>
@@ -1218,12 +1218,12 @@
     </w:p>
     <w:p>
       <w:pPr>
-        <w:spacing w:after="120" w:line="360"/>
-        <w:ind w:firstLine="480"/>
-      </w:pPr>
-      <w:r>
-        <w:rPr>
-          <w:rFonts w:ascii="Arial" w:cs="Arial" w:eastAsia="Arial" w:hAnsi="Arial"/>
+        <w:spacing w:after="120" w:line="360" w:lineRule="auto"/>
+        <w:ind w:firstLine="480"/>
+      </w:pPr>
+      <w:r>
+        <w:rPr>
+          <w:rFonts w:ascii="Arial" w:cs="Arial" w:eastAsia="SimSun" w:hAnsi="Arial"/>
           <w:sz w:val="24"/>
           <w:szCs w:val="24"/>
         </w:rPr>
@@ -1232,12 +1232,12 @@
     </w:p>
     <w:p>
       <w:pPr>
-        <w:spacing w:after="120" w:line="360"/>
-        <w:ind w:firstLine="480"/>
-      </w:pPr>
-      <w:r>
-        <w:rPr>
-          <w:rFonts w:ascii="Arial" w:cs="Arial" w:eastAsia="Arial" w:hAnsi="Arial"/>
+        <w:spacing w:after="120" w:line="360" w:lineRule="auto"/>
+        <w:ind w:firstLine="480"/>
+      </w:pPr>
+      <w:r>
+        <w:rPr>
+          <w:rFonts w:ascii="Arial" w:cs="Arial" w:eastAsia="SimSun" w:hAnsi="Arial"/>
           <w:sz w:val="24"/>
           <w:szCs w:val="24"/>
         </w:rPr>
@@ -1246,12 +1246,12 @@
     </w:p>
     <w:p>
       <w:pPr>
-        <w:spacing w:after="120" w:line="360"/>
-        <w:ind w:firstLine="480"/>
-      </w:pPr>
-      <w:r>
-        <w:rPr>
-          <w:rFonts w:ascii="Arial" w:cs="Arial" w:eastAsia="Arial" w:hAnsi="Arial"/>
+        <w:spacing w:after="120" w:line="360" w:lineRule="auto"/>
+        <w:ind w:firstLine="480"/>
+      </w:pPr>
+      <w:r>
+        <w:rPr>
+          <w:rFonts w:ascii="Arial" w:cs="Arial" w:eastAsia="SimSun" w:hAnsi="Arial"/>
           <w:sz w:val="24"/>
           <w:szCs w:val="24"/>
         </w:rPr>
@@ -1260,12 +1260,12 @@
     </w:p>
     <w:p>
       <w:pPr>
-        <w:spacing w:after="120" w:line="360"/>
-        <w:ind w:firstLine="480"/>
-      </w:pPr>
-      <w:r>
-        <w:rPr>
-          <w:rFonts w:ascii="Arial" w:cs="Arial" w:eastAsia="Arial" w:hAnsi="Arial"/>
+        <w:spacing w:after="120" w:line="360" w:lineRule="auto"/>
+        <w:ind w:firstLine="480"/>
+      </w:pPr>
+      <w:r>
+        <w:rPr>
+          <w:rFonts w:ascii="Arial" w:cs="Arial" w:eastAsia="SimSun" w:hAnsi="Arial"/>
           <w:sz w:val="24"/>
           <w:szCs w:val="24"/>
         </w:rPr>
@@ -1274,12 +1274,12 @@
     </w:p>
     <w:p>
       <w:pPr>
-        <w:spacing w:after="120" w:line="360"/>
-        <w:ind w:firstLine="480"/>
-      </w:pPr>
-      <w:r>
-        <w:rPr>
-          <w:rFonts w:ascii="Arial" w:cs="Arial" w:eastAsia="Arial" w:hAnsi="Arial"/>
+        <w:spacing w:after="120" w:line="360" w:lineRule="auto"/>
+        <w:ind w:firstLine="480"/>
+      </w:pPr>
+      <w:r>
+        <w:rPr>
+          <w:rFonts w:ascii="Arial" w:cs="Arial" w:eastAsia="SimSun" w:hAnsi="Arial"/>
           <w:sz w:val="24"/>
           <w:szCs w:val="24"/>
         </w:rPr>
@@ -1288,12 +1288,12 @@
     </w:p>
     <w:p>
       <w:pPr>
-        <w:spacing w:after="120" w:line="360"/>
-        <w:ind w:firstLine="480"/>
-      </w:pPr>
-      <w:r>
-        <w:rPr>
-          <w:rFonts w:ascii="Arial" w:cs="Arial" w:eastAsia="Arial" w:hAnsi="Arial"/>
+        <w:spacing w:after="120" w:line="360" w:lineRule="auto"/>
+        <w:ind w:firstLine="480"/>
+      </w:pPr>
+      <w:r>
+        <w:rPr>
+          <w:rFonts w:ascii="Arial" w:cs="Arial" w:eastAsia="SimSun" w:hAnsi="Arial"/>
           <w:sz w:val="24"/>
           <w:szCs w:val="24"/>
         </w:rPr>
@@ -1302,12 +1302,12 @@
     </w:p>
     <w:p>
       <w:pPr>
-        <w:spacing w:after="120" w:line="360"/>
-        <w:ind w:firstLine="480"/>
-      </w:pPr>
-      <w:r>
-        <w:rPr>
-          <w:rFonts w:ascii="Arial" w:cs="Arial" w:eastAsia="Arial" w:hAnsi="Arial"/>
+        <w:spacing w:after="120" w:line="360" w:lineRule="auto"/>
+        <w:ind w:firstLine="480"/>
+      </w:pPr>
+      <w:r>
+        <w:rPr>
+          <w:rFonts w:ascii="Arial" w:cs="Arial" w:eastAsia="SimSun" w:hAnsi="Arial"/>
           <w:b/>
           <w:bCs/>
           <w:sz w:val="24"/>
@@ -1318,12 +1318,12 @@
     </w:p>
     <w:p>
       <w:pPr>
-        <w:spacing w:after="120" w:line="360"/>
-        <w:ind w:firstLine="480"/>
-      </w:pPr>
-      <w:r>
-        <w:rPr>
-          <w:rFonts w:ascii="Arial" w:cs="Arial" w:eastAsia="Arial" w:hAnsi="Arial"/>
+        <w:spacing w:after="120" w:line="360" w:lineRule="auto"/>
+        <w:ind w:firstLine="480"/>
+      </w:pPr>
+      <w:r>
+        <w:rPr>
+          <w:rFonts w:ascii="Arial" w:cs="Arial" w:eastAsia="SimSun" w:hAnsi="Arial"/>
           <w:sz w:val="24"/>
           <w:szCs w:val="24"/>
         </w:rPr>
@@ -1332,12 +1332,12 @@
     </w:p>
     <w:p>
       <w:pPr>
-        <w:spacing w:after="120" w:line="360"/>
-        <w:ind w:firstLine="480"/>
-      </w:pPr>
-      <w:r>
-        <w:rPr>
-          <w:rFonts w:ascii="Arial" w:cs="Arial" w:eastAsia="Arial" w:hAnsi="Arial"/>
+        <w:spacing w:after="120" w:line="360" w:lineRule="auto"/>
+        <w:ind w:firstLine="480"/>
+      </w:pPr>
+      <w:r>
+        <w:rPr>
+          <w:rFonts w:ascii="Arial" w:cs="Arial" w:eastAsia="SimSun" w:hAnsi="Arial"/>
           <w:sz w:val="24"/>
           <w:szCs w:val="24"/>
         </w:rPr>
@@ -1346,12 +1346,12 @@
     </w:p>
     <w:p>
       <w:pPr>
-        <w:spacing w:after="120" w:line="360"/>
-        <w:ind w:firstLine="480"/>
-      </w:pPr>
-      <w:r>
-        <w:rPr>
-          <w:rFonts w:ascii="Arial" w:cs="Arial" w:eastAsia="Arial" w:hAnsi="Arial"/>
+        <w:spacing w:after="120" w:line="360" w:lineRule="auto"/>
+        <w:ind w:firstLine="480"/>
+      </w:pPr>
+      <w:r>
+        <w:rPr>
+          <w:rFonts w:ascii="Arial" w:cs="Arial" w:eastAsia="SimSun" w:hAnsi="Arial"/>
           <w:sz w:val="24"/>
           <w:szCs w:val="24"/>
         </w:rPr>
@@ -1360,12 +1360,12 @@
     </w:p>
     <w:p>
       <w:pPr>
-        <w:spacing w:after="120" w:line="360"/>
-        <w:ind w:firstLine="480"/>
-      </w:pPr>
-      <w:r>
-        <w:rPr>
-          <w:rFonts w:ascii="Arial" w:cs="Arial" w:eastAsia="Arial" w:hAnsi="Arial"/>
+        <w:spacing w:after="120" w:line="360" w:lineRule="auto"/>
+        <w:ind w:firstLine="480"/>
+      </w:pPr>
+      <w:r>
+        <w:rPr>
+          <w:rFonts w:ascii="Arial" w:cs="Arial" w:eastAsia="SimSun" w:hAnsi="Arial"/>
           <w:sz w:val="24"/>
           <w:szCs w:val="24"/>
         </w:rPr>
@@ -1374,12 +1374,12 @@
     </w:p>
     <w:p>
       <w:pPr>
-        <w:spacing w:after="120" w:line="360"/>
-        <w:ind w:firstLine="480"/>
-      </w:pPr>
-      <w:r>
-        <w:rPr>
-          <w:rFonts w:ascii="Arial" w:cs="Arial" w:eastAsia="Arial" w:hAnsi="Arial"/>
+        <w:spacing w:after="120" w:line="360" w:lineRule="auto"/>
+        <w:ind w:firstLine="480"/>
+      </w:pPr>
+      <w:r>
+        <w:rPr>
+          <w:rFonts w:ascii="Arial" w:cs="Arial" w:eastAsia="SimSun" w:hAnsi="Arial"/>
           <w:sz w:val="24"/>
           <w:szCs w:val="24"/>
         </w:rPr>
@@ -1388,12 +1388,12 @@
     </w:p>
     <w:p>
       <w:pPr>
-        <w:spacing w:after="120" w:line="360"/>
-        <w:ind w:firstLine="480"/>
-      </w:pPr>
-      <w:r>
-        <w:rPr>
-          <w:rFonts w:ascii="Arial" w:cs="Arial" w:eastAsia="Arial" w:hAnsi="Arial"/>
+        <w:spacing w:after="120" w:line="360" w:lineRule="auto"/>
+        <w:ind w:firstLine="480"/>
+      </w:pPr>
+      <w:r>
+        <w:rPr>
+          <w:rFonts w:ascii="Arial" w:cs="Arial" w:eastAsia="SimSun" w:hAnsi="Arial"/>
           <w:sz w:val="24"/>
           <w:szCs w:val="24"/>
         </w:rPr>
@@ -1402,12 +1402,12 @@
     </w:p>
     <w:p>
       <w:pPr>
-        <w:spacing w:after="120" w:line="360"/>
-        <w:ind w:firstLine="480"/>
-      </w:pPr>
-      <w:r>
-        <w:rPr>
-          <w:rFonts w:ascii="Arial" w:cs="Arial" w:eastAsia="Arial" w:hAnsi="Arial"/>
+        <w:spacing w:after="120" w:line="360" w:lineRule="auto"/>
+        <w:ind w:firstLine="480"/>
+      </w:pPr>
+      <w:r>
+        <w:rPr>
+          <w:rFonts w:ascii="Arial" w:cs="Arial" w:eastAsia="SimSun" w:hAnsi="Arial"/>
           <w:sz w:val="24"/>
           <w:szCs w:val="24"/>
         </w:rPr>
@@ -1416,12 +1416,12 @@
     </w:p>
     <w:p>
       <w:pPr>
-        <w:spacing w:after="120" w:line="360"/>
-        <w:ind w:firstLine="480"/>
-      </w:pPr>
-      <w:r>
-        <w:rPr>
-          <w:rFonts w:ascii="Arial" w:cs="Arial" w:eastAsia="Arial" w:hAnsi="Arial"/>
+        <w:spacing w:after="120" w:line="360" w:lineRule="auto"/>
+        <w:ind w:firstLine="480"/>
+      </w:pPr>
+      <w:r>
+        <w:rPr>
+          <w:rFonts w:ascii="Arial" w:cs="Arial" w:eastAsia="SimSun" w:hAnsi="Arial"/>
           <w:sz w:val="24"/>
           <w:szCs w:val="24"/>
         </w:rPr>
@@ -1430,12 +1430,12 @@
     </w:p>
     <w:p>
       <w:pPr>
-        <w:spacing w:after="120" w:line="360"/>
-        <w:ind w:firstLine="480"/>
-      </w:pPr>
-      <w:r>
-        <w:rPr>
-          <w:rFonts w:ascii="Arial" w:cs="Arial" w:eastAsia="Arial" w:hAnsi="Arial"/>
+        <w:spacing w:after="120" w:line="360" w:lineRule="auto"/>
+        <w:ind w:firstLine="480"/>
+      </w:pPr>
+      <w:r>
+        <w:rPr>
+          <w:rFonts w:ascii="Arial" w:cs="Arial" w:eastAsia="SimSun" w:hAnsi="Arial"/>
           <w:sz w:val="24"/>
           <w:szCs w:val="24"/>
         </w:rPr>
@@ -1444,12 +1444,12 @@
     </w:p>
     <w:p>
       <w:pPr>
-        <w:spacing w:after="120" w:line="360"/>
-        <w:ind w:firstLine="480"/>
-      </w:pPr>
-      <w:r>
-        <w:rPr>
-          <w:rFonts w:ascii="Arial" w:cs="Arial" w:eastAsia="Arial" w:hAnsi="Arial"/>
+        <w:spacing w:after="120" w:line="360" w:lineRule="auto"/>
+        <w:ind w:firstLine="480"/>
+      </w:pPr>
+      <w:r>
+        <w:rPr>
+          <w:rFonts w:ascii="Arial" w:cs="Arial" w:eastAsia="SimSun" w:hAnsi="Arial"/>
           <w:sz w:val="24"/>
           <w:szCs w:val="24"/>
         </w:rPr>
@@ -1494,7 +1494,7 @@
             </w:pPr>
             <w:r>
               <w:rPr>
-                <w:rFonts w:ascii="Arial" w:cs="Arial" w:eastAsia="Arial" w:hAnsi="Arial"/>
+                <w:rFonts w:ascii="Arial" w:cs="Arial" w:eastAsia="Microsoft YaHei" w:hAnsi="Arial"/>
                 <w:b/>
                 <w:bCs/>
                 <w:color w:val="FFFFFF"/>
@@ -1524,7 +1524,7 @@
             </w:pPr>
             <w:r>
               <w:rPr>
-                <w:rFonts w:ascii="Arial" w:cs="Arial" w:eastAsia="Arial" w:hAnsi="Arial"/>
+                <w:rFonts w:ascii="Arial" w:cs="Arial" w:eastAsia="Microsoft YaHei" w:hAnsi="Arial"/>
                 <w:b/>
                 <w:bCs/>
                 <w:color w:val="FFFFFF"/>
@@ -1554,7 +1554,7 @@
             </w:pPr>
             <w:r>
               <w:rPr>
-                <w:rFonts w:ascii="Arial" w:cs="Arial" w:eastAsia="Arial" w:hAnsi="Arial"/>
+                <w:rFonts w:ascii="Arial" w:cs="Arial" w:eastAsia="Microsoft YaHei" w:hAnsi="Arial"/>
                 <w:b/>
                 <w:bCs/>
                 <w:color w:val="FFFFFF"/>
@@ -1584,7 +1584,7 @@
             </w:pPr>
             <w:r>
               <w:rPr>
-                <w:rFonts w:ascii="Arial" w:cs="Arial" w:eastAsia="Arial" w:hAnsi="Arial"/>
+                <w:rFonts w:ascii="Arial" w:cs="Arial" w:eastAsia="Microsoft YaHei" w:hAnsi="Arial"/>
                 <w:b/>
                 <w:bCs/>
                 <w:color w:val="FFFFFF"/>
@@ -1615,7 +1615,7 @@
             </w:pPr>
             <w:r>
               <w:rPr>
-                <w:rFonts w:ascii="Arial" w:cs="Arial" w:eastAsia="Arial" w:hAnsi="Arial"/>
+                <w:rFonts w:ascii="Arial" w:cs="Arial" w:eastAsia="SimSun" w:hAnsi="Arial"/>
                 <w:sz w:val="20"/>
                 <w:szCs w:val="20"/>
               </w:rPr>
@@ -1641,7 +1641,7 @@
             </w:pPr>
             <w:r>
               <w:rPr>
-                <w:rFonts w:ascii="Arial" w:cs="Arial" w:eastAsia="Arial" w:hAnsi="Arial"/>
+                <w:rFonts w:ascii="Arial" w:cs="Arial" w:eastAsia="SimSun" w:hAnsi="Arial"/>
                 <w:sz w:val="20"/>
                 <w:szCs w:val="20"/>
               </w:rPr>
@@ -1667,7 +1667,7 @@
             </w:pPr>
             <w:r>
               <w:rPr>
-                <w:rFonts w:ascii="Arial" w:cs="Arial" w:eastAsia="Arial" w:hAnsi="Arial"/>
+                <w:rFonts w:ascii="Arial" w:cs="Arial" w:eastAsia="SimSun" w:hAnsi="Arial"/>
                 <w:sz w:val="20"/>
                 <w:szCs w:val="20"/>
               </w:rPr>
@@ -1693,7 +1693,7 @@
             </w:pPr>
             <w:r>
               <w:rPr>
-                <w:rFonts w:ascii="Arial" w:cs="Arial" w:eastAsia="Arial" w:hAnsi="Arial"/>
+                <w:rFonts w:ascii="Arial" w:cs="Arial" w:eastAsia="SimSun" w:hAnsi="Arial"/>
                 <w:sz w:val="20"/>
                 <w:szCs w:val="20"/>
               </w:rPr>
@@ -1721,7 +1721,7 @@
             </w:pPr>
             <w:r>
               <w:rPr>
-                <w:rFonts w:ascii="Arial" w:cs="Arial" w:eastAsia="Arial" w:hAnsi="Arial"/>
+                <w:rFonts w:ascii="Arial" w:cs="Arial" w:eastAsia="SimSun" w:hAnsi="Arial"/>
                 <w:sz w:val="20"/>
                 <w:szCs w:val="20"/>
               </w:rPr>
@@ -1747,7 +1747,7 @@
             </w:pPr>
             <w:r>
               <w:rPr>
-                <w:rFonts w:ascii="Arial" w:cs="Arial" w:eastAsia="Arial" w:hAnsi="Arial"/>
+                <w:rFonts w:ascii="Arial" w:cs="Arial" w:eastAsia="SimSun" w:hAnsi="Arial"/>
                 <w:sz w:val="20"/>
                 <w:szCs w:val="20"/>
               </w:rPr>
@@ -1773,7 +1773,7 @@
             </w:pPr>
             <w:r>
               <w:rPr>
-                <w:rFonts w:ascii="Arial" w:cs="Arial" w:eastAsia="Arial" w:hAnsi="Arial"/>
+                <w:rFonts w:ascii="Arial" w:cs="Arial" w:eastAsia="SimSun" w:hAnsi="Arial"/>
                 <w:sz w:val="20"/>
                 <w:szCs w:val="20"/>
               </w:rPr>
@@ -1799,7 +1799,7 @@
             </w:pPr>
             <w:r>
               <w:rPr>
-                <w:rFonts w:ascii="Arial" w:cs="Arial" w:eastAsia="Arial" w:hAnsi="Arial"/>
+                <w:rFonts w:ascii="Arial" w:cs="Arial" w:eastAsia="SimSun" w:hAnsi="Arial"/>
                 <w:sz w:val="20"/>
                 <w:szCs w:val="20"/>
               </w:rPr>
@@ -1827,7 +1827,7 @@
             </w:pPr>
             <w:r>
               <w:rPr>
-                <w:rFonts w:ascii="Arial" w:cs="Arial" w:eastAsia="Arial" w:hAnsi="Arial"/>
+                <w:rFonts w:ascii="Arial" w:cs="Arial" w:eastAsia="SimSun" w:hAnsi="Arial"/>
                 <w:sz w:val="20"/>
                 <w:szCs w:val="20"/>
               </w:rPr>
@@ -1853,7 +1853,7 @@
             </w:pPr>
             <w:r>
               <w:rPr>
-                <w:rFonts w:ascii="Arial" w:cs="Arial" w:eastAsia="Arial" w:hAnsi="Arial"/>
+                <w:rFonts w:ascii="Arial" w:cs="Arial" w:eastAsia="SimSun" w:hAnsi="Arial"/>
                 <w:sz w:val="20"/>
                 <w:szCs w:val="20"/>
               </w:rPr>
@@ -1879,7 +1879,7 @@
             </w:pPr>
             <w:r>
               <w:rPr>
-                <w:rFonts w:ascii="Arial" w:cs="Arial" w:eastAsia="Arial" w:hAnsi="Arial"/>
+                <w:rFonts w:ascii="Arial" w:cs="Arial" w:eastAsia="SimSun" w:hAnsi="Arial"/>
                 <w:sz w:val="20"/>
                 <w:szCs w:val="20"/>
               </w:rPr>
@@ -1905,7 +1905,7 @@
             </w:pPr>
             <w:r>
               <w:rPr>
-                <w:rFonts w:ascii="Arial" w:cs="Arial" w:eastAsia="Arial" w:hAnsi="Arial"/>
+                <w:rFonts w:ascii="Arial" w:cs="Arial" w:eastAsia="SimSun" w:hAnsi="Arial"/>
                 <w:sz w:val="20"/>
                 <w:szCs w:val="20"/>
               </w:rPr>
@@ -1933,7 +1933,7 @@
             </w:pPr>
             <w:r>
               <w:rPr>
-                <w:rFonts w:ascii="Arial" w:cs="Arial" w:eastAsia="Arial" w:hAnsi="Arial"/>
+                <w:rFonts w:ascii="Arial" w:cs="Arial" w:eastAsia="SimSun" w:hAnsi="Arial"/>
                 <w:sz w:val="20"/>
                 <w:szCs w:val="20"/>
               </w:rPr>
@@ -1959,7 +1959,7 @@
             </w:pPr>
             <w:r>
               <w:rPr>
-                <w:rFonts w:ascii="Arial" w:cs="Arial" w:eastAsia="Arial" w:hAnsi="Arial"/>
+                <w:rFonts w:ascii="Arial" w:cs="Arial" w:eastAsia="SimSun" w:hAnsi="Arial"/>
                 <w:sz w:val="20"/>
                 <w:szCs w:val="20"/>
               </w:rPr>
@@ -1985,7 +1985,7 @@
             </w:pPr>
             <w:r>
               <w:rPr>
-                <w:rFonts w:ascii="Arial" w:cs="Arial" w:eastAsia="Arial" w:hAnsi="Arial"/>
+                <w:rFonts w:ascii="Arial" w:cs="Arial" w:eastAsia="SimSun" w:hAnsi="Arial"/>
                 <w:sz w:val="20"/>
                 <w:szCs w:val="20"/>
               </w:rPr>
@@ -2011,7 +2011,7 @@
             </w:pPr>
             <w:r>
               <w:rPr>
-                <w:rFonts w:ascii="Arial" w:cs="Arial" w:eastAsia="Arial" w:hAnsi="Arial"/>
+                <w:rFonts w:ascii="Arial" w:cs="Arial" w:eastAsia="SimSun" w:hAnsi="Arial"/>
                 <w:sz w:val="20"/>
                 <w:szCs w:val="20"/>
               </w:rPr>
@@ -2039,7 +2039,7 @@
             </w:pPr>
             <w:r>
               <w:rPr>
-                <w:rFonts w:ascii="Arial" w:cs="Arial" w:eastAsia="Arial" w:hAnsi="Arial"/>
+                <w:rFonts w:ascii="Arial" w:cs="Arial" w:eastAsia="SimSun" w:hAnsi="Arial"/>
                 <w:sz w:val="20"/>
                 <w:szCs w:val="20"/>
               </w:rPr>
@@ -2065,7 +2065,7 @@
             </w:pPr>
             <w:r>
               <w:rPr>
-                <w:rFonts w:ascii="Arial" w:cs="Arial" w:eastAsia="Arial" w:hAnsi="Arial"/>
+                <w:rFonts w:ascii="Arial" w:cs="Arial" w:eastAsia="SimSun" w:hAnsi="Arial"/>
                 <w:sz w:val="20"/>
                 <w:szCs w:val="20"/>
               </w:rPr>
@@ -2091,7 +2091,7 @@
             </w:pPr>
             <w:r>
               <w:rPr>
-                <w:rFonts w:ascii="Arial" w:cs="Arial" w:eastAsia="Arial" w:hAnsi="Arial"/>
+                <w:rFonts w:ascii="Arial" w:cs="Arial" w:eastAsia="SimSun" w:hAnsi="Arial"/>
                 <w:sz w:val="20"/>
                 <w:szCs w:val="20"/>
               </w:rPr>
@@ -2117,7 +2117,7 @@
             </w:pPr>
             <w:r>
               <w:rPr>
-                <w:rFonts w:ascii="Arial" w:cs="Arial" w:eastAsia="Arial" w:hAnsi="Arial"/>
+                <w:rFonts w:ascii="Arial" w:cs="Arial" w:eastAsia="SimSun" w:hAnsi="Arial"/>
                 <w:sz w:val="20"/>
                 <w:szCs w:val="20"/>
               </w:rPr>
@@ -2145,7 +2145,7 @@
             </w:pPr>
             <w:r>
               <w:rPr>
-                <w:rFonts w:ascii="Arial" w:cs="Arial" w:eastAsia="Arial" w:hAnsi="Arial"/>
+                <w:rFonts w:ascii="Arial" w:cs="Arial" w:eastAsia="SimSun" w:hAnsi="Arial"/>
                 <w:sz w:val="20"/>
                 <w:szCs w:val="20"/>
               </w:rPr>
@@ -2171,7 +2171,7 @@
             </w:pPr>
             <w:r>
               <w:rPr>
-                <w:rFonts w:ascii="Arial" w:cs="Arial" w:eastAsia="Arial" w:hAnsi="Arial"/>
+                <w:rFonts w:ascii="Arial" w:cs="Arial" w:eastAsia="SimSun" w:hAnsi="Arial"/>
                 <w:sz w:val="20"/>
                 <w:szCs w:val="20"/>
               </w:rPr>
@@ -2197,7 +2197,7 @@
             </w:pPr>
             <w:r>
               <w:rPr>
-                <w:rFonts w:ascii="Arial" w:cs="Arial" w:eastAsia="Arial" w:hAnsi="Arial"/>
+                <w:rFonts w:ascii="Arial" w:cs="Arial" w:eastAsia="SimSun" w:hAnsi="Arial"/>
                 <w:sz w:val="20"/>
                 <w:szCs w:val="20"/>
               </w:rPr>
@@ -2223,7 +2223,7 @@
             </w:pPr>
             <w:r>
               <w:rPr>
-                <w:rFonts w:ascii="Arial" w:cs="Arial" w:eastAsia="Arial" w:hAnsi="Arial"/>
+                <w:rFonts w:ascii="Arial" w:cs="Arial" w:eastAsia="SimSun" w:hAnsi="Arial"/>
                 <w:sz w:val="20"/>
                 <w:szCs w:val="20"/>
               </w:rPr>
@@ -2240,12 +2240,12 @@
     </w:p>
     <w:p>
       <w:pPr>
-        <w:spacing w:after="120" w:line="360"/>
-        <w:ind w:firstLine="480"/>
-      </w:pPr>
-      <w:r>
-        <w:rPr>
-          <w:rFonts w:ascii="Arial" w:cs="Arial" w:eastAsia="Arial" w:hAnsi="Arial"/>
+        <w:spacing w:after="120" w:line="360" w:lineRule="auto"/>
+        <w:ind w:firstLine="480"/>
+      </w:pPr>
+      <w:r>
+        <w:rPr>
+          <w:rFonts w:ascii="Arial" w:cs="Arial" w:eastAsia="SimSun" w:hAnsi="Arial"/>
           <w:b/>
           <w:bCs/>
           <w:sz w:val="24"/>
@@ -2256,12 +2256,12 @@
     </w:p>
     <w:p>
       <w:pPr>
-        <w:spacing w:after="120" w:line="360"/>
-        <w:ind w:firstLine="480"/>
-      </w:pPr>
-      <w:r>
-        <w:rPr>
-          <w:rFonts w:ascii="Arial" w:cs="Arial" w:eastAsia="Arial" w:hAnsi="Arial"/>
+        <w:spacing w:after="120" w:line="360" w:lineRule="auto"/>
+        <w:ind w:firstLine="480"/>
+      </w:pPr>
+      <w:r>
+        <w:rPr>
+          <w:rFonts w:ascii="Arial" w:cs="Arial" w:eastAsia="SimSun" w:hAnsi="Arial"/>
           <w:sz w:val="24"/>
           <w:szCs w:val="24"/>
         </w:rPr>
@@ -2270,12 +2270,12 @@
     </w:p>
     <w:p>
       <w:pPr>
-        <w:spacing w:after="120" w:line="360"/>
-        <w:ind w:firstLine="480"/>
-      </w:pPr>
-      <w:r>
-        <w:rPr>
-          <w:rFonts w:ascii="Arial" w:cs="Arial" w:eastAsia="Arial" w:hAnsi="Arial"/>
+        <w:spacing w:after="120" w:line="360" w:lineRule="auto"/>
+        <w:ind w:firstLine="480"/>
+      </w:pPr>
+      <w:r>
+        <w:rPr>
+          <w:rFonts w:ascii="Arial" w:cs="Arial" w:eastAsia="SimSun" w:hAnsi="Arial"/>
           <w:sz w:val="24"/>
           <w:szCs w:val="24"/>
         </w:rPr>
@@ -2284,12 +2284,12 @@
     </w:p>
     <w:p>
       <w:pPr>
-        <w:spacing w:after="120" w:line="360"/>
-        <w:ind w:firstLine="480"/>
-      </w:pPr>
-      <w:r>
-        <w:rPr>
-          <w:rFonts w:ascii="Arial" w:cs="Arial" w:eastAsia="Arial" w:hAnsi="Arial"/>
+        <w:spacing w:after="120" w:line="360" w:lineRule="auto"/>
+        <w:ind w:firstLine="480"/>
+      </w:pPr>
+      <w:r>
+        <w:rPr>
+          <w:rFonts w:ascii="Arial" w:cs="Arial" w:eastAsia="SimSun" w:hAnsi="Arial"/>
           <w:sz w:val="24"/>
           <w:szCs w:val="24"/>
         </w:rPr>
@@ -2298,12 +2298,12 @@
     </w:p>
     <w:p>
       <w:pPr>
-        <w:spacing w:after="120" w:line="360"/>
-        <w:ind w:firstLine="480"/>
-      </w:pPr>
-      <w:r>
-        <w:rPr>
-          <w:rFonts w:ascii="Arial" w:cs="Arial" w:eastAsia="Arial" w:hAnsi="Arial"/>
+        <w:spacing w:after="120" w:line="360" w:lineRule="auto"/>
+        <w:ind w:firstLine="480"/>
+      </w:pPr>
+      <w:r>
+        <w:rPr>
+          <w:rFonts w:ascii="Arial" w:cs="Arial" w:eastAsia="SimSun" w:hAnsi="Arial"/>
           <w:sz w:val="24"/>
           <w:szCs w:val="24"/>
         </w:rPr>
@@ -2312,12 +2312,12 @@
     </w:p>
     <w:p>
       <w:pPr>
-        <w:spacing w:after="120" w:line="360"/>
-        <w:ind w:firstLine="480"/>
-      </w:pPr>
-      <w:r>
-        <w:rPr>
-          <w:rFonts w:ascii="Arial" w:cs="Arial" w:eastAsia="Arial" w:hAnsi="Arial"/>
+        <w:spacing w:after="120" w:line="360" w:lineRule="auto"/>
+        <w:ind w:firstLine="480"/>
+      </w:pPr>
+      <w:r>
+        <w:rPr>
+          <w:rFonts w:ascii="Arial" w:cs="Arial" w:eastAsia="SimSun" w:hAnsi="Arial"/>
           <w:sz w:val="24"/>
           <w:szCs w:val="24"/>
         </w:rPr>
@@ -2326,12 +2326,12 @@
     </w:p>
     <w:p>
       <w:pPr>
-        <w:spacing w:after="120" w:line="360"/>
-        <w:ind w:firstLine="480"/>
-      </w:pPr>
-      <w:r>
-        <w:rPr>
-          <w:rFonts w:ascii="Arial" w:cs="Arial" w:eastAsia="Arial" w:hAnsi="Arial"/>
+        <w:spacing w:after="120" w:line="360" w:lineRule="auto"/>
+        <w:ind w:firstLine="480"/>
+      </w:pPr>
+      <w:r>
+        <w:rPr>
+          <w:rFonts w:ascii="Arial" w:cs="Arial" w:eastAsia="SimSun" w:hAnsi="Arial"/>
           <w:b/>
           <w:bCs/>
           <w:sz w:val="24"/>
@@ -2342,12 +2342,12 @@
     </w:p>
     <w:p>
       <w:pPr>
-        <w:spacing w:after="120" w:line="360"/>
-        <w:ind w:firstLine="480"/>
-      </w:pPr>
-      <w:r>
-        <w:rPr>
-          <w:rFonts w:ascii="Arial" w:cs="Arial" w:eastAsia="Arial" w:hAnsi="Arial"/>
+        <w:spacing w:after="120" w:line="360" w:lineRule="auto"/>
+        <w:ind w:firstLine="480"/>
+      </w:pPr>
+      <w:r>
+        <w:rPr>
+          <w:rFonts w:ascii="Arial" w:cs="Arial" w:eastAsia="SimSun" w:hAnsi="Arial"/>
           <w:sz w:val="24"/>
           <w:szCs w:val="24"/>
         </w:rPr>
@@ -2356,12 +2356,12 @@
     </w:p>
     <w:p>
       <w:pPr>
-        <w:spacing w:after="120" w:line="360"/>
-        <w:ind w:firstLine="480"/>
-      </w:pPr>
-      <w:r>
-        <w:rPr>
-          <w:rFonts w:ascii="Arial" w:cs="Arial" w:eastAsia="Arial" w:hAnsi="Arial"/>
+        <w:spacing w:after="120" w:line="360" w:lineRule="auto"/>
+        <w:ind w:firstLine="480"/>
+      </w:pPr>
+      <w:r>
+        <w:rPr>
+          <w:rFonts w:ascii="Arial" w:cs="Arial" w:eastAsia="SimSun" w:hAnsi="Arial"/>
           <w:sz w:val="24"/>
           <w:szCs w:val="24"/>
         </w:rPr>
@@ -2370,12 +2370,12 @@
     </w:p>
     <w:p>
       <w:pPr>
-        <w:spacing w:after="120" w:line="360"/>
-        <w:ind w:firstLine="480"/>
-      </w:pPr>
-      <w:r>
-        <w:rPr>
-          <w:rFonts w:ascii="Arial" w:cs="Arial" w:eastAsia="Arial" w:hAnsi="Arial"/>
+        <w:spacing w:after="120" w:line="360" w:lineRule="auto"/>
+        <w:ind w:firstLine="480"/>
+      </w:pPr>
+      <w:r>
+        <w:rPr>
+          <w:rFonts w:ascii="Arial" w:cs="Arial" w:eastAsia="SimSun" w:hAnsi="Arial"/>
           <w:sz w:val="24"/>
           <w:szCs w:val="24"/>
         </w:rPr>
@@ -2384,12 +2384,12 @@
     </w:p>
     <w:p>
       <w:pPr>
-        <w:spacing w:after="120" w:line="360"/>
-        <w:ind w:firstLine="480"/>
-      </w:pPr>
-      <w:r>
-        <w:rPr>
-          <w:rFonts w:ascii="Arial" w:cs="Arial" w:eastAsia="Arial" w:hAnsi="Arial"/>
+        <w:spacing w:after="120" w:line="360" w:lineRule="auto"/>
+        <w:ind w:firstLine="480"/>
+      </w:pPr>
+      <w:r>
+        <w:rPr>
+          <w:rFonts w:ascii="Arial" w:cs="Arial" w:eastAsia="SimSun" w:hAnsi="Arial"/>
           <w:sz w:val="24"/>
           <w:szCs w:val="24"/>
         </w:rPr>
@@ -2398,12 +2398,12 @@
     </w:p>
     <w:p>
       <w:pPr>
-        <w:spacing w:after="120" w:line="360"/>
-        <w:ind w:firstLine="480"/>
-      </w:pPr>
-      <w:r>
-        <w:rPr>
-          <w:rFonts w:ascii="Arial" w:cs="Arial" w:eastAsia="Arial" w:hAnsi="Arial"/>
+        <w:spacing w:after="120" w:line="360" w:lineRule="auto"/>
+        <w:ind w:firstLine="480"/>
+      </w:pPr>
+      <w:r>
+        <w:rPr>
+          <w:rFonts w:ascii="Arial" w:cs="Arial" w:eastAsia="SimSun" w:hAnsi="Arial"/>
           <w:sz w:val="24"/>
           <w:szCs w:val="24"/>
         </w:rPr>
@@ -2412,12 +2412,12 @@
     </w:p>
     <w:p>
       <w:pPr>
-        <w:spacing w:after="120" w:line="360"/>
-        <w:ind w:firstLine="480"/>
-      </w:pPr>
-      <w:r>
-        <w:rPr>
-          <w:rFonts w:ascii="Arial" w:cs="Arial" w:eastAsia="Arial" w:hAnsi="Arial"/>
+        <w:spacing w:after="120" w:line="360" w:lineRule="auto"/>
+        <w:ind w:firstLine="480"/>
+      </w:pPr>
+      <w:r>
+        <w:rPr>
+          <w:rFonts w:ascii="Arial" w:cs="Arial" w:eastAsia="SimSun" w:hAnsi="Arial"/>
           <w:sz w:val="24"/>
           <w:szCs w:val="24"/>
         </w:rPr>
@@ -2426,12 +2426,12 @@
     </w:p>
     <w:p>
       <w:pPr>
-        <w:spacing w:after="120" w:line="360"/>
-        <w:ind w:firstLine="480"/>
-      </w:pPr>
-      <w:r>
-        <w:rPr>
-          <w:rFonts w:ascii="Arial" w:cs="Arial" w:eastAsia="Arial" w:hAnsi="Arial"/>
+        <w:spacing w:after="120" w:line="360" w:lineRule="auto"/>
+        <w:ind w:firstLine="480"/>
+      </w:pPr>
+      <w:r>
+        <w:rPr>
+          <w:rFonts w:ascii="Arial" w:cs="Arial" w:eastAsia="SimSun" w:hAnsi="Arial"/>
           <w:sz w:val="24"/>
           <w:szCs w:val="24"/>
         </w:rPr>
@@ -2440,12 +2440,12 @@
     </w:p>
     <w:p>
       <w:pPr>
-        <w:spacing w:after="120" w:line="360"/>
-        <w:ind w:firstLine="480"/>
-      </w:pPr>
-      <w:r>
-        <w:rPr>
-          <w:rFonts w:ascii="Arial" w:cs="Arial" w:eastAsia="Arial" w:hAnsi="Arial"/>
+        <w:spacing w:after="120" w:line="360" w:lineRule="auto"/>
+        <w:ind w:firstLine="480"/>
+      </w:pPr>
+      <w:r>
+        <w:rPr>
+          <w:rFonts w:ascii="Arial" w:cs="Arial" w:eastAsia="SimSun" w:hAnsi="Arial"/>
           <w:sz w:val="24"/>
           <w:szCs w:val="24"/>
         </w:rPr>
@@ -2454,12 +2454,12 @@
     </w:p>
     <w:p>
       <w:pPr>
-        <w:spacing w:after="120" w:line="360"/>
-        <w:ind w:firstLine="480"/>
-      </w:pPr>
-      <w:r>
-        <w:rPr>
-          <w:rFonts w:ascii="Arial" w:cs="Arial" w:eastAsia="Arial" w:hAnsi="Arial"/>
+        <w:spacing w:after="120" w:line="360" w:lineRule="auto"/>
+        <w:ind w:firstLine="480"/>
+      </w:pPr>
+      <w:r>
+        <w:rPr>
+          <w:rFonts w:ascii="Arial" w:cs="Arial" w:eastAsia="SimSun" w:hAnsi="Arial"/>
           <w:sz w:val="24"/>
           <w:szCs w:val="24"/>
         </w:rPr>
@@ -2504,7 +2504,7 @@
             </w:pPr>
             <w:r>
               <w:rPr>
-                <w:rFonts w:ascii="Arial" w:cs="Arial" w:eastAsia="Arial" w:hAnsi="Arial"/>
+                <w:rFonts w:ascii="Arial" w:cs="Arial" w:eastAsia="Microsoft YaHei" w:hAnsi="Arial"/>
                 <w:b/>
                 <w:bCs/>
                 <w:color w:val="FFFFFF"/>
@@ -2534,7 +2534,7 @@
             </w:pPr>
             <w:r>
               <w:rPr>
-                <w:rFonts w:ascii="Arial" w:cs="Arial" w:eastAsia="Arial" w:hAnsi="Arial"/>
+                <w:rFonts w:ascii="Arial" w:cs="Arial" w:eastAsia="Microsoft YaHei" w:hAnsi="Arial"/>
                 <w:b/>
                 <w:bCs/>
                 <w:color w:val="FFFFFF"/>
@@ -2564,7 +2564,7 @@
             </w:pPr>
             <w:r>
               <w:rPr>
-                <w:rFonts w:ascii="Arial" w:cs="Arial" w:eastAsia="Arial" w:hAnsi="Arial"/>
+                <w:rFonts w:ascii="Arial" w:cs="Arial" w:eastAsia="Microsoft YaHei" w:hAnsi="Arial"/>
                 <w:b/>
                 <w:bCs/>
                 <w:color w:val="FFFFFF"/>
@@ -2594,7 +2594,7 @@
             </w:pPr>
             <w:r>
               <w:rPr>
-                <w:rFonts w:ascii="Arial" w:cs="Arial" w:eastAsia="Arial" w:hAnsi="Arial"/>
+                <w:rFonts w:ascii="Arial" w:cs="Arial" w:eastAsia="Microsoft YaHei" w:hAnsi="Arial"/>
                 <w:b/>
                 <w:bCs/>
                 <w:color w:val="FFFFFF"/>
@@ -2625,7 +2625,7 @@
             </w:pPr>
             <w:r>
               <w:rPr>
-                <w:rFonts w:ascii="Arial" w:cs="Arial" w:eastAsia="Arial" w:hAnsi="Arial"/>
+                <w:rFonts w:ascii="Arial" w:cs="Arial" w:eastAsia="SimSun" w:hAnsi="Arial"/>
                 <w:sz w:val="20"/>
                 <w:szCs w:val="20"/>
               </w:rPr>
@@ -2651,7 +2651,7 @@
             </w:pPr>
             <w:r>
               <w:rPr>
-                <w:rFonts w:ascii="Arial" w:cs="Arial" w:eastAsia="Arial" w:hAnsi="Arial"/>
+                <w:rFonts w:ascii="Arial" w:cs="Arial" w:eastAsia="SimSun" w:hAnsi="Arial"/>
                 <w:sz w:val="20"/>
                 <w:szCs w:val="20"/>
               </w:rPr>
@@ -2677,7 +2677,7 @@
             </w:pPr>
             <w:r>
               <w:rPr>
-                <w:rFonts w:ascii="Arial" w:cs="Arial" w:eastAsia="Arial" w:hAnsi="Arial"/>
+                <w:rFonts w:ascii="Arial" w:cs="Arial" w:eastAsia="SimSun" w:hAnsi="Arial"/>
                 <w:sz w:val="20"/>
                 <w:szCs w:val="20"/>
               </w:rPr>
@@ -2703,7 +2703,7 @@
             </w:pPr>
             <w:r>
               <w:rPr>
-                <w:rFonts w:ascii="Arial" w:cs="Arial" w:eastAsia="Arial" w:hAnsi="Arial"/>
+                <w:rFonts w:ascii="Arial" w:cs="Arial" w:eastAsia="SimSun" w:hAnsi="Arial"/>
                 <w:sz w:val="20"/>
                 <w:szCs w:val="20"/>
               </w:rPr>
@@ -2731,7 +2731,7 @@
             </w:pPr>
             <w:r>
               <w:rPr>
-                <w:rFonts w:ascii="Arial" w:cs="Arial" w:eastAsia="Arial" w:hAnsi="Arial"/>
+                <w:rFonts w:ascii="Arial" w:cs="Arial" w:eastAsia="SimSun" w:hAnsi="Arial"/>
                 <w:sz w:val="20"/>
                 <w:szCs w:val="20"/>
               </w:rPr>
@@ -2757,7 +2757,7 @@
             </w:pPr>
             <w:r>
               <w:rPr>
-                <w:rFonts w:ascii="Arial" w:cs="Arial" w:eastAsia="Arial" w:hAnsi="Arial"/>
+                <w:rFonts w:ascii="Arial" w:cs="Arial" w:eastAsia="SimSun" w:hAnsi="Arial"/>
                 <w:sz w:val="20"/>
                 <w:szCs w:val="20"/>
               </w:rPr>
@@ -2783,7 +2783,7 @@
             </w:pPr>
             <w:r>
               <w:rPr>
-                <w:rFonts w:ascii="Arial" w:cs="Arial" w:eastAsia="Arial" w:hAnsi="Arial"/>
+                <w:rFonts w:ascii="Arial" w:cs="Arial" w:eastAsia="SimSun" w:hAnsi="Arial"/>
                 <w:sz w:val="20"/>
                 <w:szCs w:val="20"/>
               </w:rPr>
@@ -2809,7 +2809,7 @@
             </w:pPr>
             <w:r>
               <w:rPr>
-                <w:rFonts w:ascii="Arial" w:cs="Arial" w:eastAsia="Arial" w:hAnsi="Arial"/>
+                <w:rFonts w:ascii="Arial" w:cs="Arial" w:eastAsia="SimSun" w:hAnsi="Arial"/>
                 <w:sz w:val="20"/>
                 <w:szCs w:val="20"/>
               </w:rPr>
@@ -2837,7 +2837,7 @@
             </w:pPr>
             <w:r>
               <w:rPr>
-                <w:rFonts w:ascii="Arial" w:cs="Arial" w:eastAsia="Arial" w:hAnsi="Arial"/>
+                <w:rFonts w:ascii="Arial" w:cs="Arial" w:eastAsia="SimSun" w:hAnsi="Arial"/>
                 <w:sz w:val="20"/>
                 <w:szCs w:val="20"/>
               </w:rPr>
@@ -2863,7 +2863,7 @@
             </w:pPr>
             <w:r>
               <w:rPr>
-                <w:rFonts w:ascii="Arial" w:cs="Arial" w:eastAsia="Arial" w:hAnsi="Arial"/>
+                <w:rFonts w:ascii="Arial" w:cs="Arial" w:eastAsia="SimSun" w:hAnsi="Arial"/>
                 <w:sz w:val="20"/>
                 <w:szCs w:val="20"/>
               </w:rPr>
@@ -2889,7 +2889,7 @@
             </w:pPr>
             <w:r>
               <w:rPr>
-                <w:rFonts w:ascii="Arial" w:cs="Arial" w:eastAsia="Arial" w:hAnsi="Arial"/>
+                <w:rFonts w:ascii="Arial" w:cs="Arial" w:eastAsia="SimSun" w:hAnsi="Arial"/>
                 <w:sz w:val="20"/>
                 <w:szCs w:val="20"/>
               </w:rPr>
@@ -2915,7 +2915,7 @@
             </w:pPr>
             <w:r>
               <w:rPr>
-                <w:rFonts w:ascii="Arial" w:cs="Arial" w:eastAsia="Arial" w:hAnsi="Arial"/>
+                <w:rFonts w:ascii="Arial" w:cs="Arial" w:eastAsia="SimSun" w:hAnsi="Arial"/>
                 <w:sz w:val="20"/>
                 <w:szCs w:val="20"/>
               </w:rPr>
@@ -2943,7 +2943,7 @@
             </w:pPr>
             <w:r>
               <w:rPr>
-                <w:rFonts w:ascii="Arial" w:cs="Arial" w:eastAsia="Arial" w:hAnsi="Arial"/>
+                <w:rFonts w:ascii="Arial" w:cs="Arial" w:eastAsia="SimSun" w:hAnsi="Arial"/>
                 <w:sz w:val="20"/>
                 <w:szCs w:val="20"/>
               </w:rPr>
@@ -2969,7 +2969,7 @@
             </w:pPr>
             <w:r>
               <w:rPr>
-                <w:rFonts w:ascii="Arial" w:cs="Arial" w:eastAsia="Arial" w:hAnsi="Arial"/>
+                <w:rFonts w:ascii="Arial" w:cs="Arial" w:eastAsia="SimSun" w:hAnsi="Arial"/>
                 <w:sz w:val="20"/>
                 <w:szCs w:val="20"/>
               </w:rPr>
@@ -2995,7 +2995,7 @@
             </w:pPr>
             <w:r>
               <w:rPr>
-                <w:rFonts w:ascii="Arial" w:cs="Arial" w:eastAsia="Arial" w:hAnsi="Arial"/>
+                <w:rFonts w:ascii="Arial" w:cs="Arial" w:eastAsia="SimSun" w:hAnsi="Arial"/>
                 <w:sz w:val="20"/>
                 <w:szCs w:val="20"/>
               </w:rPr>
@@ -3021,7 +3021,7 @@
             </w:pPr>
             <w:r>
               <w:rPr>
-                <w:rFonts w:ascii="Arial" w:cs="Arial" w:eastAsia="Arial" w:hAnsi="Arial"/>
+                <w:rFonts w:ascii="Arial" w:cs="Arial" w:eastAsia="SimSun" w:hAnsi="Arial"/>
                 <w:sz w:val="20"/>
                 <w:szCs w:val="20"/>
               </w:rPr>
@@ -3049,7 +3049,7 @@
             </w:pPr>
             <w:r>
               <w:rPr>
-                <w:rFonts w:ascii="Arial" w:cs="Arial" w:eastAsia="Arial" w:hAnsi="Arial"/>
+                <w:rFonts w:ascii="Arial" w:cs="Arial" w:eastAsia="SimSun" w:hAnsi="Arial"/>
                 <w:sz w:val="20"/>
                 <w:szCs w:val="20"/>
               </w:rPr>
@@ -3075,7 +3075,7 @@
             </w:pPr>
             <w:r>
               <w:rPr>
-                <w:rFonts w:ascii="Arial" w:cs="Arial" w:eastAsia="Arial" w:hAnsi="Arial"/>
+                <w:rFonts w:ascii="Arial" w:cs="Arial" w:eastAsia="SimSun" w:hAnsi="Arial"/>
                 <w:sz w:val="20"/>
                 <w:szCs w:val="20"/>
               </w:rPr>
@@ -3101,7 +3101,7 @@
             </w:pPr>
             <w:r>
               <w:rPr>
-                <w:rFonts w:ascii="Arial" w:cs="Arial" w:eastAsia="Arial" w:hAnsi="Arial"/>
+                <w:rFonts w:ascii="Arial" w:cs="Arial" w:eastAsia="SimSun" w:hAnsi="Arial"/>
                 <w:sz w:val="20"/>
                 <w:szCs w:val="20"/>
               </w:rPr>
@@ -3127,7 +3127,7 @@
             </w:pPr>
             <w:r>
               <w:rPr>
-                <w:rFonts w:ascii="Arial" w:cs="Arial" w:eastAsia="Arial" w:hAnsi="Arial"/>
+                <w:rFonts w:ascii="Arial" w:cs="Arial" w:eastAsia="SimSun" w:hAnsi="Arial"/>
                 <w:sz w:val="20"/>
                 <w:szCs w:val="20"/>
               </w:rPr>
@@ -3155,7 +3155,7 @@
             </w:pPr>
             <w:r>
               <w:rPr>
-                <w:rFonts w:ascii="Arial" w:cs="Arial" w:eastAsia="Arial" w:hAnsi="Arial"/>
+                <w:rFonts w:ascii="Arial" w:cs="Arial" w:eastAsia="SimSun" w:hAnsi="Arial"/>
                 <w:sz w:val="20"/>
                 <w:szCs w:val="20"/>
               </w:rPr>
@@ -3181,7 +3181,7 @@
             </w:pPr>
             <w:r>
               <w:rPr>
-                <w:rFonts w:ascii="Arial" w:cs="Arial" w:eastAsia="Arial" w:hAnsi="Arial"/>
+                <w:rFonts w:ascii="Arial" w:cs="Arial" w:eastAsia="SimSun" w:hAnsi="Arial"/>
                 <w:sz w:val="20"/>
                 <w:szCs w:val="20"/>
               </w:rPr>
@@ -3207,7 +3207,7 @@
             </w:pPr>
             <w:r>
               <w:rPr>
-                <w:rFonts w:ascii="Arial" w:cs="Arial" w:eastAsia="Arial" w:hAnsi="Arial"/>
+                <w:rFonts w:ascii="Arial" w:cs="Arial" w:eastAsia="SimSun" w:hAnsi="Arial"/>
                 <w:sz w:val="20"/>
                 <w:szCs w:val="20"/>
               </w:rPr>
@@ -3233,7 +3233,7 @@
             </w:pPr>
             <w:r>
               <w:rPr>
-                <w:rFonts w:ascii="Arial" w:cs="Arial" w:eastAsia="Arial" w:hAnsi="Arial"/>
+                <w:rFonts w:ascii="Arial" w:cs="Arial" w:eastAsia="SimSun" w:hAnsi="Arial"/>
                 <w:sz w:val="20"/>
                 <w:szCs w:val="20"/>
               </w:rPr>
@@ -3250,12 +3250,12 @@
     </w:p>
     <w:p>
       <w:pPr>
-        <w:spacing w:after="120" w:line="360"/>
-        <w:ind w:firstLine="480"/>
-      </w:pPr>
-      <w:r>
-        <w:rPr>
-          <w:rFonts w:ascii="Arial" w:cs="Arial" w:eastAsia="Arial" w:hAnsi="Arial"/>
+        <w:spacing w:after="120" w:line="360" w:lineRule="auto"/>
+        <w:ind w:firstLine="480"/>
+      </w:pPr>
+      <w:r>
+        <w:rPr>
+          <w:rFonts w:ascii="Arial" w:cs="Arial" w:eastAsia="SimSun" w:hAnsi="Arial"/>
           <w:b/>
           <w:bCs/>
           <w:sz w:val="24"/>
@@ -3266,12 +3266,12 @@
     </w:p>
     <w:p>
       <w:pPr>
-        <w:spacing w:after="120" w:line="360"/>
-        <w:ind w:firstLine="480"/>
-      </w:pPr>
-      <w:r>
-        <w:rPr>
-          <w:rFonts w:ascii="Arial" w:cs="Arial" w:eastAsia="Arial" w:hAnsi="Arial"/>
+        <w:spacing w:after="120" w:line="360" w:lineRule="auto"/>
+        <w:ind w:firstLine="480"/>
+      </w:pPr>
+      <w:r>
+        <w:rPr>
+          <w:rFonts w:ascii="Arial" w:cs="Arial" w:eastAsia="SimSun" w:hAnsi="Arial"/>
           <w:sz w:val="24"/>
           <w:szCs w:val="24"/>
         </w:rPr>
@@ -3280,12 +3280,12 @@
     </w:p>
     <w:p>
       <w:pPr>
-        <w:spacing w:after="120" w:line="360"/>
-        <w:ind w:firstLine="480"/>
-      </w:pPr>
-      <w:r>
-        <w:rPr>
-          <w:rFonts w:ascii="Arial" w:cs="Arial" w:eastAsia="Arial" w:hAnsi="Arial"/>
+        <w:spacing w:after="120" w:line="360" w:lineRule="auto"/>
+        <w:ind w:firstLine="480"/>
+      </w:pPr>
+      <w:r>
+        <w:rPr>
+          <w:rFonts w:ascii="Arial" w:cs="Arial" w:eastAsia="SimSun" w:hAnsi="Arial"/>
           <w:sz w:val="24"/>
           <w:szCs w:val="24"/>
         </w:rPr>
@@ -3294,12 +3294,12 @@
     </w:p>
     <w:p>
       <w:pPr>
-        <w:spacing w:after="120" w:line="360"/>
-        <w:ind w:firstLine="480"/>
-      </w:pPr>
-      <w:r>
-        <w:rPr>
-          <w:rFonts w:ascii="Arial" w:cs="Arial" w:eastAsia="Arial" w:hAnsi="Arial"/>
+        <w:spacing w:after="120" w:line="360" w:lineRule="auto"/>
+        <w:ind w:firstLine="480"/>
+      </w:pPr>
+      <w:r>
+        <w:rPr>
+          <w:rFonts w:ascii="Arial" w:cs="Arial" w:eastAsia="SimSun" w:hAnsi="Arial"/>
           <w:sz w:val="24"/>
           <w:szCs w:val="24"/>
         </w:rPr>
@@ -3308,12 +3308,12 @@
     </w:p>
     <w:p>
       <w:pPr>
-        <w:spacing w:after="120" w:line="360"/>
-        <w:ind w:firstLine="480"/>
-      </w:pPr>
-      <w:r>
-        <w:rPr>
-          <w:rFonts w:ascii="Arial" w:cs="Arial" w:eastAsia="Arial" w:hAnsi="Arial"/>
+        <w:spacing w:after="120" w:line="360" w:lineRule="auto"/>
+        <w:ind w:firstLine="480"/>
+      </w:pPr>
+      <w:r>
+        <w:rPr>
+          <w:rFonts w:ascii="Arial" w:cs="Arial" w:eastAsia="SimSun" w:hAnsi="Arial"/>
           <w:sz w:val="24"/>
           <w:szCs w:val="24"/>
         </w:rPr>
@@ -3327,7 +3327,7 @@
       </w:pPr>
       <w:r>
         <w:rPr>
-          <w:rFonts w:ascii="Arial" w:cs="Arial" w:eastAsia="Arial" w:hAnsi="Arial"/>
+          <w:rFonts w:ascii="Arial" w:cs="Arial" w:eastAsia="Microsoft YaHei" w:hAnsi="Arial"/>
           <w:b/>
           <w:bCs/>
           <w:color w:val="000000"/>
@@ -3344,7 +3344,7 @@
       </w:pPr>
       <w:r>
         <w:rPr>
-          <w:rFonts w:ascii="Arial" w:cs="Arial" w:eastAsia="Arial" w:hAnsi="Arial"/>
+          <w:rFonts w:ascii="Arial" w:cs="Arial" w:eastAsia="Microsoft YaHei" w:hAnsi="Arial"/>
           <w:b/>
           <w:bCs/>
           <w:color w:val="000000"/>
@@ -3356,12 +3356,12 @@
     </w:p>
     <w:p>
       <w:pPr>
-        <w:spacing w:after="120" w:line="360"/>
-        <w:ind w:firstLine="480"/>
-      </w:pPr>
-      <w:r>
-        <w:rPr>
-          <w:rFonts w:ascii="Arial" w:cs="Arial" w:eastAsia="Arial" w:hAnsi="Arial"/>
+        <w:spacing w:after="120" w:line="360" w:lineRule="auto"/>
+        <w:ind w:firstLine="480"/>
+      </w:pPr>
+      <w:r>
+        <w:rPr>
+          <w:rFonts w:ascii="Arial" w:cs="Arial" w:eastAsia="SimSun" w:hAnsi="Arial"/>
           <w:sz w:val="24"/>
           <w:szCs w:val="24"/>
         </w:rPr>
@@ -3370,12 +3370,12 @@
     </w:p>
     <w:p>
       <w:pPr>
-        <w:spacing w:after="120" w:line="360"/>
-        <w:ind w:firstLine="480"/>
-      </w:pPr>
-      <w:r>
-        <w:rPr>
-          <w:rFonts w:ascii="Arial" w:cs="Arial" w:eastAsia="Arial" w:hAnsi="Arial"/>
+        <w:spacing w:after="120" w:line="360" w:lineRule="auto"/>
+        <w:ind w:firstLine="480"/>
+      </w:pPr>
+      <w:r>
+        <w:rPr>
+          <w:rFonts w:ascii="Arial" w:cs="Arial" w:eastAsia="SimSun" w:hAnsi="Arial"/>
           <w:sz w:val="24"/>
           <w:szCs w:val="24"/>
         </w:rPr>
@@ -3384,12 +3384,12 @@
     </w:p>
     <w:p>
       <w:pPr>
-        <w:spacing w:after="120" w:line="360"/>
-        <w:ind w:firstLine="480"/>
-      </w:pPr>
-      <w:r>
-        <w:rPr>
-          <w:rFonts w:ascii="Arial" w:cs="Arial" w:eastAsia="Arial" w:hAnsi="Arial"/>
+        <w:spacing w:after="120" w:line="360" w:lineRule="auto"/>
+        <w:ind w:firstLine="480"/>
+      </w:pPr>
+      <w:r>
+        <w:rPr>
+          <w:rFonts w:ascii="Arial" w:cs="Arial" w:eastAsia="SimSun" w:hAnsi="Arial"/>
           <w:sz w:val="24"/>
           <w:szCs w:val="24"/>
         </w:rPr>
@@ -3398,12 +3398,12 @@
     </w:p>
     <w:p>
       <w:pPr>
-        <w:spacing w:after="120" w:line="360"/>
-        <w:ind w:firstLine="480"/>
-      </w:pPr>
-      <w:r>
-        <w:rPr>
-          <w:rFonts w:ascii="Arial" w:cs="Arial" w:eastAsia="Arial" w:hAnsi="Arial"/>
+        <w:spacing w:after="120" w:line="360" w:lineRule="auto"/>
+        <w:ind w:firstLine="480"/>
+      </w:pPr>
+      <w:r>
+        <w:rPr>
+          <w:rFonts w:ascii="Arial" w:cs="Arial" w:eastAsia="SimSun" w:hAnsi="Arial"/>
           <w:sz w:val="24"/>
           <w:szCs w:val="24"/>
         </w:rPr>
@@ -3412,12 +3412,12 @@
     </w:p>
     <w:p>
       <w:pPr>
-        <w:spacing w:after="120" w:line="360"/>
-        <w:ind w:firstLine="480"/>
-      </w:pPr>
-      <w:r>
-        <w:rPr>
-          <w:rFonts w:ascii="Arial" w:cs="Arial" w:eastAsia="Arial" w:hAnsi="Arial"/>
+        <w:spacing w:after="120" w:line="360" w:lineRule="auto"/>
+        <w:ind w:firstLine="480"/>
+      </w:pPr>
+      <w:r>
+        <w:rPr>
+          <w:rFonts w:ascii="Arial" w:cs="Arial" w:eastAsia="SimSun" w:hAnsi="Arial"/>
           <w:sz w:val="24"/>
           <w:szCs w:val="24"/>
         </w:rPr>
@@ -3426,12 +3426,12 @@
     </w:p>
     <w:p>
       <w:pPr>
-        <w:spacing w:after="120" w:line="360"/>
-        <w:ind w:firstLine="480"/>
-      </w:pPr>
-      <w:r>
-        <w:rPr>
-          <w:rFonts w:ascii="Arial" w:cs="Arial" w:eastAsia="Arial" w:hAnsi="Arial"/>
+        <w:spacing w:after="120" w:line="360" w:lineRule="auto"/>
+        <w:ind w:firstLine="480"/>
+      </w:pPr>
+      <w:r>
+        <w:rPr>
+          <w:rFonts w:ascii="Arial" w:cs="Arial" w:eastAsia="SimSun" w:hAnsi="Arial"/>
           <w:sz w:val="24"/>
           <w:szCs w:val="24"/>
         </w:rPr>
@@ -3440,12 +3440,12 @@
     </w:p>
     <w:p>
       <w:pPr>
-        <w:spacing w:after="120" w:line="360"/>
-        <w:ind w:firstLine="480"/>
-      </w:pPr>
-      <w:r>
-        <w:rPr>
-          <w:rFonts w:ascii="Arial" w:cs="Arial" w:eastAsia="Arial" w:hAnsi="Arial"/>
+        <w:spacing w:after="120" w:line="360" w:lineRule="auto"/>
+        <w:ind w:firstLine="480"/>
+      </w:pPr>
+      <w:r>
+        <w:rPr>
+          <w:rFonts w:ascii="Arial" w:cs="Arial" w:eastAsia="SimSun" w:hAnsi="Arial"/>
           <w:sz w:val="24"/>
           <w:szCs w:val="24"/>
         </w:rPr>
@@ -3464,11 +3464,11 @@
             <wp:effectExtent t="0" r="0" b="0" l="0"/>
             <wp:docPr id="1" name="fig1_system_flow.png" descr="fig1_system_flow.png" title="fig1_system_flow.png"/>
             <wp:cNvGraphicFramePr>
-              <a:graphicFrameLocks xmlns:a="http://schemas.openxmlformats.org/drawingml/2006/main" noChangeAspect="1"/>
+              <a:graphicFrameLocks noChangeAspect="1"/>
             </wp:cNvGraphicFramePr>
-            <a:graphic xmlns:a="http://schemas.openxmlformats.org/drawingml/2006/main">
+            <a:graphic>
               <a:graphicData uri="http://schemas.openxmlformats.org/drawingml/2006/picture">
-                <pic:pic xmlns:pic="http://schemas.openxmlformats.org/drawingml/2006/picture">
+                <pic:pic>
                   <pic:nvPicPr>
                     <pic:cNvPr id="0" name="" descr=""/>
                     <pic:cNvPicPr>
@@ -3505,7 +3505,7 @@
       </w:pPr>
       <w:r>
         <w:rPr>
-          <w:rFonts w:ascii="Arial" w:cs="Arial" w:eastAsia="Arial" w:hAnsi="Arial"/>
+          <w:rFonts w:ascii="Arial" w:cs="Arial" w:eastAsia="Microsoft YaHei" w:hAnsi="Arial"/>
           <w:b/>
           <w:bCs/>
           <w:color w:val="000000"/>
@@ -3517,12 +3517,12 @@
     </w:p>
     <w:p>
       <w:pPr>
-        <w:spacing w:after="120" w:line="360"/>
-        <w:ind w:firstLine="480"/>
-      </w:pPr>
-      <w:r>
-        <w:rPr>
-          <w:rFonts w:ascii="Arial" w:cs="Arial" w:eastAsia="Arial" w:hAnsi="Arial"/>
+        <w:spacing w:after="120" w:line="360" w:lineRule="auto"/>
+        <w:ind w:firstLine="480"/>
+      </w:pPr>
+      <w:r>
+        <w:rPr>
+          <w:rFonts w:ascii="Arial" w:cs="Arial" w:eastAsia="SimSun" w:hAnsi="Arial"/>
           <w:sz w:val="24"/>
           <w:szCs w:val="24"/>
         </w:rPr>
@@ -3531,12 +3531,12 @@
     </w:p>
     <w:p>
       <w:pPr>
-        <w:spacing w:after="120" w:line="360"/>
-        <w:ind w:firstLine="480"/>
-      </w:pPr>
-      <w:r>
-        <w:rPr>
-          <w:rFonts w:ascii="Arial" w:cs="Arial" w:eastAsia="Arial" w:hAnsi="Arial"/>
+        <w:spacing w:after="120" w:line="360" w:lineRule="auto"/>
+        <w:ind w:firstLine="480"/>
+      </w:pPr>
+      <w:r>
+        <w:rPr>
+          <w:rFonts w:ascii="Arial" w:cs="Arial" w:eastAsia="SimSun" w:hAnsi="Arial"/>
           <w:sz w:val="24"/>
           <w:szCs w:val="24"/>
         </w:rPr>
@@ -3545,12 +3545,12 @@
     </w:p>
     <w:p>
       <w:pPr>
-        <w:spacing w:after="120" w:line="360"/>
-        <w:ind w:firstLine="480"/>
-      </w:pPr>
-      <w:r>
-        <w:rPr>
-          <w:rFonts w:ascii="Arial" w:cs="Arial" w:eastAsia="Arial" w:hAnsi="Arial"/>
+        <w:spacing w:after="120" w:line="360" w:lineRule="auto"/>
+        <w:ind w:firstLine="480"/>
+      </w:pPr>
+      <w:r>
+        <w:rPr>
+          <w:rFonts w:ascii="Arial" w:cs="Arial" w:eastAsia="SimSun" w:hAnsi="Arial"/>
           <w:sz w:val="24"/>
           <w:szCs w:val="24"/>
         </w:rPr>
@@ -3559,12 +3559,12 @@
     </w:p>
     <w:p>
       <w:pPr>
-        <w:spacing w:after="120" w:line="360"/>
-        <w:ind w:firstLine="480"/>
-      </w:pPr>
-      <w:r>
-        <w:rPr>
-          <w:rFonts w:ascii="Arial" w:cs="Arial" w:eastAsia="Arial" w:hAnsi="Arial"/>
+        <w:spacing w:after="120" w:line="360" w:lineRule="auto"/>
+        <w:ind w:firstLine="480"/>
+      </w:pPr>
+      <w:r>
+        <w:rPr>
+          <w:rFonts w:ascii="Arial" w:cs="Arial" w:eastAsia="SimSun" w:hAnsi="Arial"/>
           <w:sz w:val="24"/>
           <w:szCs w:val="24"/>
         </w:rPr>
@@ -3573,12 +3573,12 @@
     </w:p>
     <w:p>
       <w:pPr>
-        <w:spacing w:after="120" w:line="360"/>
-        <w:ind w:firstLine="480"/>
-      </w:pPr>
-      <w:r>
-        <w:rPr>
-          <w:rFonts w:ascii="Arial" w:cs="Arial" w:eastAsia="Arial" w:hAnsi="Arial"/>
+        <w:spacing w:after="120" w:line="360" w:lineRule="auto"/>
+        <w:ind w:firstLine="480"/>
+      </w:pPr>
+      <w:r>
+        <w:rPr>
+          <w:rFonts w:ascii="Arial" w:cs="Arial" w:eastAsia="SimSun" w:hAnsi="Arial"/>
           <w:sz w:val="24"/>
           <w:szCs w:val="24"/>
         </w:rPr>
@@ -3592,7 +3592,7 @@
       </w:pPr>
       <w:r>
         <w:rPr>
-          <w:rFonts w:ascii="Arial" w:cs="Arial" w:eastAsia="Arial" w:hAnsi="Arial"/>
+          <w:rFonts w:ascii="Arial" w:cs="Arial" w:eastAsia="Microsoft YaHei" w:hAnsi="Arial"/>
           <w:b/>
           <w:bCs/>
           <w:color w:val="000000"/>
@@ -3604,12 +3604,12 @@
     </w:p>
     <w:p>
       <w:pPr>
-        <w:spacing w:after="120" w:line="360"/>
-        <w:ind w:firstLine="480"/>
-      </w:pPr>
-      <w:r>
-        <w:rPr>
-          <w:rFonts w:ascii="Arial" w:cs="Arial" w:eastAsia="Arial" w:hAnsi="Arial"/>
+        <w:spacing w:after="120" w:line="360" w:lineRule="auto"/>
+        <w:ind w:firstLine="480"/>
+      </w:pPr>
+      <w:r>
+        <w:rPr>
+          <w:rFonts w:ascii="Arial" w:cs="Arial" w:eastAsia="SimSun" w:hAnsi="Arial"/>
           <w:sz w:val="24"/>
           <w:szCs w:val="24"/>
         </w:rPr>
@@ -3628,11 +3628,11 @@
             <wp:effectExtent t="0" r="0" b="0" l="0"/>
             <wp:docPr id="1" name="fig2_pattern_engine.png" descr="fig2_pattern_engine.png" title="fig2_pattern_engine.png"/>
             <wp:cNvGraphicFramePr>
-              <a:graphicFrameLocks xmlns:a="http://schemas.openxmlformats.org/drawingml/2006/main" noChangeAspect="1"/>
+              <a:graphicFrameLocks noChangeAspect="1"/>
             </wp:cNvGraphicFramePr>
-            <a:graphic xmlns:a="http://schemas.openxmlformats.org/drawingml/2006/main">
+            <a:graphic>
               <a:graphicData uri="http://schemas.openxmlformats.org/drawingml/2006/picture">
-                <pic:pic xmlns:pic="http://schemas.openxmlformats.org/drawingml/2006/picture">
+                <pic:pic>
                   <pic:nvPicPr>
                     <pic:cNvPr id="0" name="" descr=""/>
                     <pic:cNvPicPr>
@@ -3664,12 +3664,12 @@
     </w:p>
     <w:p>
       <w:pPr>
-        <w:spacing w:after="120" w:line="360"/>
-        <w:ind w:firstLine="480"/>
-      </w:pPr>
-      <w:r>
-        <w:rPr>
-          <w:rFonts w:ascii="Arial" w:cs="Arial" w:eastAsia="Arial" w:hAnsi="Arial"/>
+        <w:spacing w:after="120" w:line="360" w:lineRule="auto"/>
+        <w:ind w:firstLine="480"/>
+      </w:pPr>
+      <w:r>
+        <w:rPr>
+          <w:rFonts w:ascii="Arial" w:cs="Arial" w:eastAsia="SimSun" w:hAnsi="Arial"/>
           <w:sz w:val="24"/>
           <w:szCs w:val="24"/>
         </w:rPr>
@@ -3678,12 +3678,12 @@
     </w:p>
     <w:p>
       <w:pPr>
-        <w:spacing w:after="120" w:line="360"/>
-        <w:ind w:firstLine="480"/>
-      </w:pPr>
-      <w:r>
-        <w:rPr>
-          <w:rFonts w:ascii="Arial" w:cs="Arial" w:eastAsia="Arial" w:hAnsi="Arial"/>
+        <w:spacing w:after="120" w:line="360" w:lineRule="auto"/>
+        <w:ind w:firstLine="480"/>
+      </w:pPr>
+      <w:r>
+        <w:rPr>
+          <w:rFonts w:ascii="Arial" w:cs="Arial" w:eastAsia="SimSun" w:hAnsi="Arial"/>
           <w:sz w:val="24"/>
           <w:szCs w:val="24"/>
         </w:rPr>
@@ -3692,12 +3692,12 @@
     </w:p>
     <w:p>
       <w:pPr>
-        <w:spacing w:after="120" w:line="360"/>
-        <w:ind w:firstLine="480"/>
-      </w:pPr>
-      <w:r>
-        <w:rPr>
-          <w:rFonts w:ascii="Arial" w:cs="Arial" w:eastAsia="Arial" w:hAnsi="Arial"/>
+        <w:spacing w:after="120" w:line="360" w:lineRule="auto"/>
+        <w:ind w:firstLine="480"/>
+      </w:pPr>
+      <w:r>
+        <w:rPr>
+          <w:rFonts w:ascii="Arial" w:cs="Arial" w:eastAsia="SimSun" w:hAnsi="Arial"/>
           <w:sz w:val="24"/>
           <w:szCs w:val="24"/>
         </w:rPr>
@@ -3706,12 +3706,12 @@
     </w:p>
     <w:p>
       <w:pPr>
-        <w:spacing w:after="120" w:line="360"/>
-        <w:ind w:firstLine="480"/>
-      </w:pPr>
-      <w:r>
-        <w:rPr>
-          <w:rFonts w:ascii="Arial" w:cs="Arial" w:eastAsia="Arial" w:hAnsi="Arial"/>
+        <w:spacing w:after="120" w:line="360" w:lineRule="auto"/>
+        <w:ind w:firstLine="480"/>
+      </w:pPr>
+      <w:r>
+        <w:rPr>
+          <w:rFonts w:ascii="Arial" w:cs="Arial" w:eastAsia="SimSun" w:hAnsi="Arial"/>
           <w:sz w:val="24"/>
           <w:szCs w:val="24"/>
         </w:rPr>
@@ -3720,12 +3720,12 @@
     </w:p>
     <w:p>
       <w:pPr>
-        <w:spacing w:after="120" w:line="360"/>
-        <w:ind w:firstLine="480"/>
-      </w:pPr>
-      <w:r>
-        <w:rPr>
-          <w:rFonts w:ascii="Arial" w:cs="Arial" w:eastAsia="Arial" w:hAnsi="Arial"/>
+        <w:spacing w:after="120" w:line="360" w:lineRule="auto"/>
+        <w:ind w:firstLine="480"/>
+      </w:pPr>
+      <w:r>
+        <w:rPr>
+          <w:rFonts w:ascii="Arial" w:cs="Arial" w:eastAsia="SimSun" w:hAnsi="Arial"/>
           <w:sz w:val="24"/>
           <w:szCs w:val="24"/>
         </w:rPr>
@@ -3734,12 +3734,12 @@
     </w:p>
     <w:p>
       <w:pPr>
-        <w:spacing w:after="120" w:line="360"/>
-        <w:ind w:firstLine="480"/>
-      </w:pPr>
-      <w:r>
-        <w:rPr>
-          <w:rFonts w:ascii="Arial" w:cs="Arial" w:eastAsia="Arial" w:hAnsi="Arial"/>
+        <w:spacing w:after="120" w:line="360" w:lineRule="auto"/>
+        <w:ind w:firstLine="480"/>
+      </w:pPr>
+      <w:r>
+        <w:rPr>
+          <w:rFonts w:ascii="Arial" w:cs="Arial" w:eastAsia="SimSun" w:hAnsi="Arial"/>
           <w:sz w:val="24"/>
           <w:szCs w:val="24"/>
         </w:rPr>
@@ -3748,12 +3748,12 @@
     </w:p>
     <w:p>
       <w:pPr>
-        <w:spacing w:after="120" w:line="360"/>
-        <w:ind w:firstLine="480"/>
-      </w:pPr>
-      <w:r>
-        <w:rPr>
-          <w:rFonts w:ascii="Arial" w:cs="Arial" w:eastAsia="Arial" w:hAnsi="Arial"/>
+        <w:spacing w:after="120" w:line="360" w:lineRule="auto"/>
+        <w:ind w:firstLine="480"/>
+      </w:pPr>
+      <w:r>
+        <w:rPr>
+          <w:rFonts w:ascii="Arial" w:cs="Arial" w:eastAsia="SimSun" w:hAnsi="Arial"/>
           <w:sz w:val="24"/>
           <w:szCs w:val="24"/>
         </w:rPr>
@@ -3762,12 +3762,12 @@
     </w:p>
     <w:p>
       <w:pPr>
-        <w:spacing w:after="120" w:line="360"/>
-        <w:ind w:firstLine="480"/>
-      </w:pPr>
-      <w:r>
-        <w:rPr>
-          <w:rFonts w:ascii="Arial" w:cs="Arial" w:eastAsia="Arial" w:hAnsi="Arial"/>
+        <w:spacing w:after="120" w:line="360" w:lineRule="auto"/>
+        <w:ind w:firstLine="480"/>
+      </w:pPr>
+      <w:r>
+        <w:rPr>
+          <w:rFonts w:ascii="Arial" w:cs="Arial" w:eastAsia="SimSun" w:hAnsi="Arial"/>
           <w:sz w:val="24"/>
           <w:szCs w:val="24"/>
         </w:rPr>
@@ -3776,12 +3776,12 @@
     </w:p>
     <w:p>
       <w:pPr>
-        <w:spacing w:after="120" w:line="360"/>
-        <w:ind w:firstLine="480"/>
-      </w:pPr>
-      <w:r>
-        <w:rPr>
-          <w:rFonts w:ascii="Arial" w:cs="Arial" w:eastAsia="Arial" w:hAnsi="Arial"/>
+        <w:spacing w:after="120" w:line="360" w:lineRule="auto"/>
+        <w:ind w:firstLine="480"/>
+      </w:pPr>
+      <w:r>
+        <w:rPr>
+          <w:rFonts w:ascii="Arial" w:cs="Arial" w:eastAsia="SimSun" w:hAnsi="Arial"/>
           <w:sz w:val="24"/>
           <w:szCs w:val="24"/>
         </w:rPr>
@@ -3795,7 +3795,7 @@
       </w:pPr>
       <w:r>
         <w:rPr>
-          <w:rFonts w:ascii="Arial" w:cs="Arial" w:eastAsia="Arial" w:hAnsi="Arial"/>
+          <w:rFonts w:ascii="Arial" w:cs="Arial" w:eastAsia="Microsoft YaHei" w:hAnsi="Arial"/>
           <w:b/>
           <w:bCs/>
           <w:color w:val="000000"/>
@@ -3807,12 +3807,12 @@
     </w:p>
     <w:p>
       <w:pPr>
-        <w:spacing w:after="120" w:line="360"/>
-        <w:ind w:firstLine="480"/>
-      </w:pPr>
-      <w:r>
-        <w:rPr>
-          <w:rFonts w:ascii="Arial" w:cs="Arial" w:eastAsia="Arial" w:hAnsi="Arial"/>
+        <w:spacing w:after="120" w:line="360" w:lineRule="auto"/>
+        <w:ind w:firstLine="480"/>
+      </w:pPr>
+      <w:r>
+        <w:rPr>
+          <w:rFonts w:ascii="Arial" w:cs="Arial" w:eastAsia="SimSun" w:hAnsi="Arial"/>
           <w:sz w:val="24"/>
           <w:szCs w:val="24"/>
         </w:rPr>
@@ -3821,12 +3821,12 @@
     </w:p>
     <w:p>
       <w:pPr>
-        <w:spacing w:after="120" w:line="360"/>
-        <w:ind w:firstLine="480"/>
-      </w:pPr>
-      <w:r>
-        <w:rPr>
-          <w:rFonts w:ascii="Arial" w:cs="Arial" w:eastAsia="Arial" w:hAnsi="Arial"/>
+        <w:spacing w:after="120" w:line="360" w:lineRule="auto"/>
+        <w:ind w:firstLine="480"/>
+      </w:pPr>
+      <w:r>
+        <w:rPr>
+          <w:rFonts w:ascii="Arial" w:cs="Arial" w:eastAsia="SimSun" w:hAnsi="Arial"/>
           <w:sz w:val="24"/>
           <w:szCs w:val="24"/>
         </w:rPr>
@@ -3835,12 +3835,12 @@
     </w:p>
     <w:p>
       <w:pPr>
-        <w:spacing w:after="120" w:line="360"/>
-        <w:ind w:firstLine="480"/>
-      </w:pPr>
-      <w:r>
-        <w:rPr>
-          <w:rFonts w:ascii="Arial" w:cs="Arial" w:eastAsia="Arial" w:hAnsi="Arial"/>
+        <w:spacing w:after="120" w:line="360" w:lineRule="auto"/>
+        <w:ind w:firstLine="480"/>
+      </w:pPr>
+      <w:r>
+        <w:rPr>
+          <w:rFonts w:ascii="Arial" w:cs="Arial" w:eastAsia="SimSun" w:hAnsi="Arial"/>
           <w:sz w:val="24"/>
           <w:szCs w:val="24"/>
         </w:rPr>
@@ -3849,12 +3849,12 @@
     </w:p>
     <w:p>
       <w:pPr>
-        <w:spacing w:after="120" w:line="360"/>
-        <w:ind w:firstLine="480"/>
-      </w:pPr>
-      <w:r>
-        <w:rPr>
-          <w:rFonts w:ascii="Arial" w:cs="Arial" w:eastAsia="Arial" w:hAnsi="Arial"/>
+        <w:spacing w:after="120" w:line="360" w:lineRule="auto"/>
+        <w:ind w:firstLine="480"/>
+      </w:pPr>
+      <w:r>
+        <w:rPr>
+          <w:rFonts w:ascii="Arial" w:cs="Arial" w:eastAsia="SimSun" w:hAnsi="Arial"/>
           <w:sz w:val="24"/>
           <w:szCs w:val="24"/>
         </w:rPr>
@@ -3868,7 +3868,7 @@
       </w:pPr>
       <w:r>
         <w:rPr>
-          <w:rFonts w:ascii="Arial" w:cs="Arial" w:eastAsia="Arial" w:hAnsi="Arial"/>
+          <w:rFonts w:ascii="Arial" w:cs="Arial" w:eastAsia="Microsoft YaHei" w:hAnsi="Arial"/>
           <w:b/>
           <w:bCs/>
           <w:color w:val="000000"/>
@@ -3880,12 +3880,12 @@
     </w:p>
     <w:p>
       <w:pPr>
-        <w:spacing w:after="120" w:line="360"/>
-        <w:ind w:firstLine="480"/>
-      </w:pPr>
-      <w:r>
-        <w:rPr>
-          <w:rFonts w:ascii="Arial" w:cs="Arial" w:eastAsia="Arial" w:hAnsi="Arial"/>
+        <w:spacing w:after="120" w:line="360" w:lineRule="auto"/>
+        <w:ind w:firstLine="480"/>
+      </w:pPr>
+      <w:r>
+        <w:rPr>
+          <w:rFonts w:ascii="Arial" w:cs="Arial" w:eastAsia="SimSun" w:hAnsi="Arial"/>
           <w:sz w:val="24"/>
           <w:szCs w:val="24"/>
         </w:rPr>
@@ -3904,11 +3904,11 @@
             <wp:effectExtent t="0" r="0" b="0" l="0"/>
             <wp:docPr id="1" name="fig3_multilayer_verify.png" descr="fig3_multilayer_verify.png" title="fig3_multilayer_verify.png"/>
             <wp:cNvGraphicFramePr>
-              <a:graphicFrameLocks xmlns:a="http://schemas.openxmlformats.org/drawingml/2006/main" noChangeAspect="1"/>
+              <a:graphicFrameLocks noChangeAspect="1"/>
             </wp:cNvGraphicFramePr>
-            <a:graphic xmlns:a="http://schemas.openxmlformats.org/drawingml/2006/main">
+            <a:graphic>
               <a:graphicData uri="http://schemas.openxmlformats.org/drawingml/2006/picture">
-                <pic:pic xmlns:pic="http://schemas.openxmlformats.org/drawingml/2006/picture">
+                <pic:pic>
                   <pic:nvPicPr>
                     <pic:cNvPr id="0" name="" descr=""/>
                     <pic:cNvPicPr>
@@ -3940,12 +3940,12 @@
     </w:p>
     <w:p>
       <w:pPr>
-        <w:spacing w:after="120" w:line="360"/>
-        <w:ind w:firstLine="480"/>
-      </w:pPr>
-      <w:r>
-        <w:rPr>
-          <w:rFonts w:ascii="Arial" w:cs="Arial" w:eastAsia="Arial" w:hAnsi="Arial"/>
+        <w:spacing w:after="120" w:line="360" w:lineRule="auto"/>
+        <w:ind w:firstLine="480"/>
+      </w:pPr>
+      <w:r>
+        <w:rPr>
+          <w:rFonts w:ascii="Arial" w:cs="Arial" w:eastAsia="SimSun" w:hAnsi="Arial"/>
           <w:sz w:val="24"/>
           <w:szCs w:val="24"/>
         </w:rPr>
@@ -3954,12 +3954,12 @@
     </w:p>
     <w:p>
       <w:pPr>
-        <w:spacing w:after="120" w:line="360"/>
-        <w:ind w:firstLine="480"/>
-      </w:pPr>
-      <w:r>
-        <w:rPr>
-          <w:rFonts w:ascii="Arial" w:cs="Arial" w:eastAsia="Arial" w:hAnsi="Arial"/>
+        <w:spacing w:after="120" w:line="360" w:lineRule="auto"/>
+        <w:ind w:firstLine="480"/>
+      </w:pPr>
+      <w:r>
+        <w:rPr>
+          <w:rFonts w:ascii="Arial" w:cs="Arial" w:eastAsia="SimSun" w:hAnsi="Arial"/>
           <w:sz w:val="24"/>
           <w:szCs w:val="24"/>
         </w:rPr>
@@ -3968,12 +3968,12 @@
     </w:p>
     <w:p>
       <w:pPr>
-        <w:spacing w:after="120" w:line="360"/>
-        <w:ind w:firstLine="480"/>
-      </w:pPr>
-      <w:r>
-        <w:rPr>
-          <w:rFonts w:ascii="Arial" w:cs="Arial" w:eastAsia="Arial" w:hAnsi="Arial"/>
+        <w:spacing w:after="120" w:line="360" w:lineRule="auto"/>
+        <w:ind w:firstLine="480"/>
+      </w:pPr>
+      <w:r>
+        <w:rPr>
+          <w:rFonts w:ascii="Arial" w:cs="Arial" w:eastAsia="SimSun" w:hAnsi="Arial"/>
           <w:sz w:val="24"/>
           <w:szCs w:val="24"/>
         </w:rPr>
@@ -3982,12 +3982,12 @@
     </w:p>
     <w:p>
       <w:pPr>
-        <w:spacing w:after="120" w:line="360"/>
-        <w:ind w:firstLine="480"/>
-      </w:pPr>
-      <w:r>
-        <w:rPr>
-          <w:rFonts w:ascii="Arial" w:cs="Arial" w:eastAsia="Arial" w:hAnsi="Arial"/>
+        <w:spacing w:after="120" w:line="360" w:lineRule="auto"/>
+        <w:ind w:firstLine="480"/>
+      </w:pPr>
+      <w:r>
+        <w:rPr>
+          <w:rFonts w:ascii="Arial" w:cs="Arial" w:eastAsia="SimSun" w:hAnsi="Arial"/>
           <w:sz w:val="24"/>
           <w:szCs w:val="24"/>
         </w:rPr>
@@ -3996,12 +3996,12 @@
     </w:p>
     <w:p>
       <w:pPr>
-        <w:spacing w:after="120" w:line="360"/>
-        <w:ind w:firstLine="480"/>
-      </w:pPr>
-      <w:r>
-        <w:rPr>
-          <w:rFonts w:ascii="Arial" w:cs="Arial" w:eastAsia="Arial" w:hAnsi="Arial"/>
+        <w:spacing w:after="120" w:line="360" w:lineRule="auto"/>
+        <w:ind w:firstLine="480"/>
+      </w:pPr>
+      <w:r>
+        <w:rPr>
+          <w:rFonts w:ascii="Arial" w:cs="Arial" w:eastAsia="SimSun" w:hAnsi="Arial"/>
           <w:sz w:val="24"/>
           <w:szCs w:val="24"/>
         </w:rPr>
@@ -4010,12 +4010,12 @@
     </w:p>
     <w:p>
       <w:pPr>
-        <w:spacing w:after="120" w:line="360"/>
-        <w:ind w:firstLine="480"/>
-      </w:pPr>
-      <w:r>
-        <w:rPr>
-          <w:rFonts w:ascii="Arial" w:cs="Arial" w:eastAsia="Arial" w:hAnsi="Arial"/>
+        <w:spacing w:after="120" w:line="360" w:lineRule="auto"/>
+        <w:ind w:firstLine="480"/>
+      </w:pPr>
+      <w:r>
+        <w:rPr>
+          <w:rFonts w:ascii="Arial" w:cs="Arial" w:eastAsia="SimSun" w:hAnsi="Arial"/>
           <w:sz w:val="24"/>
           <w:szCs w:val="24"/>
         </w:rPr>
@@ -4029,7 +4029,7 @@
       </w:pPr>
       <w:r>
         <w:rPr>
-          <w:rFonts w:ascii="Arial" w:cs="Arial" w:eastAsia="Arial" w:hAnsi="Arial"/>
+          <w:rFonts w:ascii="Arial" w:cs="Arial" w:eastAsia="Microsoft YaHei" w:hAnsi="Arial"/>
           <w:b/>
           <w:bCs/>
           <w:color w:val="000000"/>
@@ -4041,12 +4041,12 @@
     </w:p>
     <w:p>
       <w:pPr>
-        <w:spacing w:after="120" w:line="360"/>
-        <w:ind w:firstLine="480"/>
-      </w:pPr>
-      <w:r>
-        <w:rPr>
-          <w:rFonts w:ascii="Arial" w:cs="Arial" w:eastAsia="Arial" w:hAnsi="Arial"/>
+        <w:spacing w:after="120" w:line="360" w:lineRule="auto"/>
+        <w:ind w:firstLine="480"/>
+      </w:pPr>
+      <w:r>
+        <w:rPr>
+          <w:rFonts w:ascii="Arial" w:cs="Arial" w:eastAsia="SimSun" w:hAnsi="Arial"/>
           <w:sz w:val="24"/>
           <w:szCs w:val="24"/>
         </w:rPr>
@@ -4065,11 +4065,11 @@
             <wp:effectExtent t="0" r="0" b="0" l="0"/>
             <wp:docPr id="1" name="fig4_comparison_engine.png" descr="fig4_comparison_engine.png" title="fig4_comparison_engine.png"/>
             <wp:cNvGraphicFramePr>
-              <a:graphicFrameLocks xmlns:a="http://schemas.openxmlformats.org/drawingml/2006/main" noChangeAspect="1"/>
+              <a:graphicFrameLocks noChangeAspect="1"/>
             </wp:cNvGraphicFramePr>
-            <a:graphic xmlns:a="http://schemas.openxmlformats.org/drawingml/2006/main">
+            <a:graphic>
               <a:graphicData uri="http://schemas.openxmlformats.org/drawingml/2006/picture">
-                <pic:pic xmlns:pic="http://schemas.openxmlformats.org/drawingml/2006/picture">
+                <pic:pic>
                   <pic:nvPicPr>
                     <pic:cNvPr id="0" name="" descr=""/>
                     <pic:cNvPicPr>
@@ -4101,12 +4101,12 @@
     </w:p>
     <w:p>
       <w:pPr>
-        <w:spacing w:after="120" w:line="360"/>
-        <w:ind w:firstLine="480"/>
-      </w:pPr>
-      <w:r>
-        <w:rPr>
-          <w:rFonts w:ascii="Arial" w:cs="Arial" w:eastAsia="Arial" w:hAnsi="Arial"/>
+        <w:spacing w:after="120" w:line="360" w:lineRule="auto"/>
+        <w:ind w:firstLine="480"/>
+      </w:pPr>
+      <w:r>
+        <w:rPr>
+          <w:rFonts w:ascii="Arial" w:cs="Arial" w:eastAsia="SimSun" w:hAnsi="Arial"/>
           <w:sz w:val="24"/>
           <w:szCs w:val="24"/>
         </w:rPr>
@@ -4115,12 +4115,12 @@
     </w:p>
     <w:p>
       <w:pPr>
-        <w:spacing w:after="120" w:line="360"/>
-        <w:ind w:firstLine="480"/>
-      </w:pPr>
-      <w:r>
-        <w:rPr>
-          <w:rFonts w:ascii="Arial" w:cs="Arial" w:eastAsia="Arial" w:hAnsi="Arial"/>
+        <w:spacing w:after="120" w:line="360" w:lineRule="auto"/>
+        <w:ind w:firstLine="480"/>
+      </w:pPr>
+      <w:r>
+        <w:rPr>
+          <w:rFonts w:ascii="Arial" w:cs="Arial" w:eastAsia="SimSun" w:hAnsi="Arial"/>
           <w:sz w:val="24"/>
           <w:szCs w:val="24"/>
         </w:rPr>
@@ -4129,12 +4129,12 @@
     </w:p>
     <w:p>
       <w:pPr>
-        <w:spacing w:after="120" w:line="360"/>
-        <w:ind w:firstLine="480"/>
-      </w:pPr>
-      <w:r>
-        <w:rPr>
-          <w:rFonts w:ascii="Arial" w:cs="Arial" w:eastAsia="Arial" w:hAnsi="Arial"/>
+        <w:spacing w:after="120" w:line="360" w:lineRule="auto"/>
+        <w:ind w:firstLine="480"/>
+      </w:pPr>
+      <w:r>
+        <w:rPr>
+          <w:rFonts w:ascii="Arial" w:cs="Arial" w:eastAsia="SimSun" w:hAnsi="Arial"/>
           <w:sz w:val="24"/>
           <w:szCs w:val="24"/>
         </w:rPr>
@@ -4143,12 +4143,12 @@
     </w:p>
     <w:p>
       <w:pPr>
-        <w:spacing w:after="120" w:line="360"/>
-        <w:ind w:firstLine="480"/>
-      </w:pPr>
-      <w:r>
-        <w:rPr>
-          <w:rFonts w:ascii="Arial" w:cs="Arial" w:eastAsia="Arial" w:hAnsi="Arial"/>
+        <w:spacing w:after="120" w:line="360" w:lineRule="auto"/>
+        <w:ind w:firstLine="480"/>
+      </w:pPr>
+      <w:r>
+        <w:rPr>
+          <w:rFonts w:ascii="Arial" w:cs="Arial" w:eastAsia="SimSun" w:hAnsi="Arial"/>
           <w:sz w:val="24"/>
           <w:szCs w:val="24"/>
         </w:rPr>
@@ -4157,12 +4157,12 @@
     </w:p>
     <w:p>
       <w:pPr>
-        <w:spacing w:after="120" w:line="360"/>
-        <w:ind w:firstLine="480"/>
-      </w:pPr>
-      <w:r>
-        <w:rPr>
-          <w:rFonts w:ascii="Arial" w:cs="Arial" w:eastAsia="Arial" w:hAnsi="Arial"/>
+        <w:spacing w:after="120" w:line="360" w:lineRule="auto"/>
+        <w:ind w:firstLine="480"/>
+      </w:pPr>
+      <w:r>
+        <w:rPr>
+          <w:rFonts w:ascii="Arial" w:cs="Arial" w:eastAsia="SimSun" w:hAnsi="Arial"/>
           <w:sz w:val="24"/>
           <w:szCs w:val="24"/>
         </w:rPr>
@@ -4171,12 +4171,12 @@
     </w:p>
     <w:p>
       <w:pPr>
-        <w:spacing w:after="120" w:line="360"/>
-        <w:ind w:firstLine="480"/>
-      </w:pPr>
-      <w:r>
-        <w:rPr>
-          <w:rFonts w:ascii="Arial" w:cs="Arial" w:eastAsia="Arial" w:hAnsi="Arial"/>
+        <w:spacing w:after="120" w:line="360" w:lineRule="auto"/>
+        <w:ind w:firstLine="480"/>
+      </w:pPr>
+      <w:r>
+        <w:rPr>
+          <w:rFonts w:ascii="Arial" w:cs="Arial" w:eastAsia="SimSun" w:hAnsi="Arial"/>
           <w:sz w:val="24"/>
           <w:szCs w:val="24"/>
         </w:rPr>
@@ -4190,7 +4190,7 @@
       </w:pPr>
       <w:r>
         <w:rPr>
-          <w:rFonts w:ascii="Arial" w:cs="Arial" w:eastAsia="Arial" w:hAnsi="Arial"/>
+          <w:rFonts w:ascii="Arial" w:cs="Arial" w:eastAsia="Microsoft YaHei" w:hAnsi="Arial"/>
           <w:b/>
           <w:bCs/>
           <w:color w:val="000000"/>
@@ -4202,12 +4202,12 @@
     </w:p>
     <w:p>
       <w:pPr>
-        <w:spacing w:after="120" w:line="360"/>
-        <w:ind w:firstLine="480"/>
-      </w:pPr>
-      <w:r>
-        <w:rPr>
-          <w:rFonts w:ascii="Arial" w:cs="Arial" w:eastAsia="Arial" w:hAnsi="Arial"/>
+        <w:spacing w:after="120" w:line="360" w:lineRule="auto"/>
+        <w:ind w:firstLine="480"/>
+      </w:pPr>
+      <w:r>
+        <w:rPr>
+          <w:rFonts w:ascii="Arial" w:cs="Arial" w:eastAsia="SimSun" w:hAnsi="Arial"/>
           <w:sz w:val="24"/>
           <w:szCs w:val="24"/>
         </w:rPr>
@@ -4216,12 +4216,12 @@
     </w:p>
     <w:p>
       <w:pPr>
-        <w:spacing w:after="120" w:line="360"/>
-        <w:ind w:firstLine="480"/>
-      </w:pPr>
-      <w:r>
-        <w:rPr>
-          <w:rFonts w:ascii="Arial" w:cs="Arial" w:eastAsia="Arial" w:hAnsi="Arial"/>
+        <w:spacing w:after="120" w:line="360" w:lineRule="auto"/>
+        <w:ind w:firstLine="480"/>
+      </w:pPr>
+      <w:r>
+        <w:rPr>
+          <w:rFonts w:ascii="Arial" w:cs="Arial" w:eastAsia="SimSun" w:hAnsi="Arial"/>
           <w:sz w:val="24"/>
           <w:szCs w:val="24"/>
         </w:rPr>
@@ -4230,12 +4230,12 @@
     </w:p>
     <w:p>
       <w:pPr>
-        <w:spacing w:after="120" w:line="360"/>
-        <w:ind w:firstLine="480"/>
-      </w:pPr>
-      <w:r>
-        <w:rPr>
-          <w:rFonts w:ascii="Arial" w:cs="Arial" w:eastAsia="Arial" w:hAnsi="Arial"/>
+        <w:spacing w:after="120" w:line="360" w:lineRule="auto"/>
+        <w:ind w:firstLine="480"/>
+      </w:pPr>
+      <w:r>
+        <w:rPr>
+          <w:rFonts w:ascii="Arial" w:cs="Arial" w:eastAsia="SimSun" w:hAnsi="Arial"/>
           <w:sz w:val="24"/>
           <w:szCs w:val="24"/>
         </w:rPr>
@@ -4244,12 +4244,12 @@
     </w:p>
     <w:p>
       <w:pPr>
-        <w:spacing w:after="120" w:line="360"/>
-        <w:ind w:firstLine="480"/>
-      </w:pPr>
-      <w:r>
-        <w:rPr>
-          <w:rFonts w:ascii="Arial" w:cs="Arial" w:eastAsia="Arial" w:hAnsi="Arial"/>
+        <w:spacing w:after="120" w:line="360" w:lineRule="auto"/>
+        <w:ind w:firstLine="480"/>
+      </w:pPr>
+      <w:r>
+        <w:rPr>
+          <w:rFonts w:ascii="Arial" w:cs="Arial" w:eastAsia="SimSun" w:hAnsi="Arial"/>
           <w:sz w:val="24"/>
           <w:szCs w:val="24"/>
         </w:rPr>
@@ -4258,12 +4258,12 @@
     </w:p>
     <w:p>
       <w:pPr>
-        <w:spacing w:after="120" w:line="360"/>
-        <w:ind w:firstLine="480"/>
-      </w:pPr>
-      <w:r>
-        <w:rPr>
-          <w:rFonts w:ascii="Arial" w:cs="Arial" w:eastAsia="Arial" w:hAnsi="Arial"/>
+        <w:spacing w:after="120" w:line="360" w:lineRule="auto"/>
+        <w:ind w:firstLine="480"/>
+      </w:pPr>
+      <w:r>
+        <w:rPr>
+          <w:rFonts w:ascii="Arial" w:cs="Arial" w:eastAsia="SimSun" w:hAnsi="Arial"/>
           <w:sz w:val="24"/>
           <w:szCs w:val="24"/>
         </w:rPr>
@@ -4420,13 +4420,13 @@
 </file>
 
 <file path=word/numbering.xml><?xml version="1.0" encoding="utf-8"?>
-<w:numbering xmlns:wpc="http://schemas.microsoft.com/office/word/2010/wordprocessingCanvas" xmlns:mc="http://schemas.openxmlformats.org/markup-compatibility/2006" xmlns:o="urn:schemas-microsoft-com:office:office" xmlns:r="http://schemas.openxmlformats.org/officeDocument/2006/relationships" xmlns:m="http://schemas.openxmlformats.org/officeDocument/2006/math" xmlns:v="urn:schemas-microsoft-com:vml" xmlns:wp14="http://schemas.microsoft.com/office/word/2010/wordprocessingDrawing" xmlns:wp="http://schemas.openxmlformats.org/drawingml/2006/wordprocessingDrawing" xmlns:w10="urn:schemas-microsoft-com:office:word" xmlns:w="http://schemas.openxmlformats.org/wordprocessingml/2006/main" xmlns:w14="http://schemas.microsoft.com/office/word/2010/wordml" xmlns:w15="http://schemas.microsoft.com/office/word/2012/wordml" xmlns:wpg="http://schemas.microsoft.com/office/word/2010/wordprocessingGroup" xmlns:wpi="http://schemas.microsoft.com/office/word/2010/wordprocessingInk" xmlns:wne="http://schemas.microsoft.com/office/word/2006/wordml" xmlns:wps="http://schemas.microsoft.com/office/word/2010/wordprocessingShape" mc:Ignorable="w14 w15 wp14">
+<w:numbering xmlns:mc="http://schemas.openxmlformats.org/markup-compatibility/2006" xmlns:w="http://schemas.openxmlformats.org/wordprocessingml/2006/main" xmlns:w15="http://schemas.microsoft.com/office/word/2012/wordml" xmlns:w14="http://schemas.microsoft.com/office/word/2010/wordml" xmlns:wp14="http://schemas.microsoft.com/office/word/2010/wordprocessingDrawing" mc:Ignorable="w14 w15 wp14">
   <w:abstractNum w:abstractNumId="1" w15:restartNumberingAfterBreak="0">
     <w:multiLevelType w:val="hybridMultilevel"/>
     <w:lvl w:ilvl="0" w15:tentative="1">
       <w:start w:val="1"/>
-      <w:numFmt w:val="bullet"/>
-      <w:lvlText w:val="●"/>
+      <w:numFmt w:val="decimal"/>
+      <w:lvlText w:val="%1."/>
       <w:lvlJc w:val="left"/>
       <w:pPr>
         <w:ind w:left="720" w:hanging="360"/>
@@ -4434,8 +4434,8 @@
     </w:lvl>
     <w:lvl w:ilvl="1" w15:tentative="1">
       <w:start w:val="1"/>
-      <w:numFmt w:val="bullet"/>
-      <w:lvlText w:val="○"/>
+      <w:numFmt w:val="decimal"/>
+      <w:lvlText w:val="%1."/>
       <w:lvlJc w:val="left"/>
       <w:pPr>
         <w:ind w:left="1440" w:hanging="360"/>
@@ -4443,8 +4443,8 @@
     </w:lvl>
     <w:lvl w:ilvl="2" w15:tentative="1">
       <w:start w:val="1"/>
-      <w:numFmt w:val="bullet"/>
-      <w:lvlText w:val="■"/>
+      <w:numFmt w:val="decimal"/>
+      <w:lvlText w:val="%1."/>
       <w:lvlJc w:val="left"/>
       <w:pPr>
         <w:ind w:left="2160" w:hanging="360"/>
@@ -4452,8 +4452,8 @@
     </w:lvl>
     <w:lvl w:ilvl="3" w15:tentative="1">
       <w:start w:val="1"/>
-      <w:numFmt w:val="bullet"/>
-      <w:lvlText w:val="●"/>
+      <w:numFmt w:val="decimal"/>
+      <w:lvlText w:val="%1."/>
       <w:lvlJc w:val="left"/>
       <w:pPr>
         <w:ind w:left="2880" w:hanging="360"/>
@@ -4461,8 +4461,8 @@
     </w:lvl>
     <w:lvl w:ilvl="4" w15:tentative="1">
       <w:start w:val="1"/>
-      <w:numFmt w:val="bullet"/>
-      <w:lvlText w:val="○"/>
+      <w:numFmt w:val="decimal"/>
+      <w:lvlText w:val="%1."/>
       <w:lvlJc w:val="left"/>
       <w:pPr>
         <w:ind w:left="3600" w:hanging="360"/>
@@ -4470,8 +4470,8 @@
     </w:lvl>
     <w:lvl w:ilvl="5" w15:tentative="1">
       <w:start w:val="1"/>
-      <w:numFmt w:val="bullet"/>
-      <w:lvlText w:val="■"/>
+      <w:numFmt w:val="decimal"/>
+      <w:lvlText w:val="%1."/>
       <w:lvlJc w:val="left"/>
       <w:pPr>
         <w:ind w:left="4320" w:hanging="360"/>
@@ -4479,8 +4479,8 @@
     </w:lvl>
     <w:lvl w:ilvl="6" w15:tentative="1">
       <w:start w:val="1"/>
-      <w:numFmt w:val="bullet"/>
-      <w:lvlText w:val="●"/>
+      <w:numFmt w:val="decimal"/>
+      <w:lvlText w:val="%1."/>
       <w:lvlJc w:val="left"/>
       <w:pPr>
         <w:ind w:left="5040" w:hanging="360"/>
@@ -4488,8 +4488,8 @@
     </w:lvl>
     <w:lvl w:ilvl="7" w15:tentative="1">
       <w:start w:val="1"/>
-      <w:numFmt w:val="bullet"/>
-      <w:lvlText w:val="●"/>
+      <w:numFmt w:val="decimal"/>
+      <w:lvlText w:val="%1."/>
       <w:lvlJc w:val="left"/>
       <w:pPr>
         <w:ind w:left="5760" w:hanging="360"/>
@@ -4497,8 +4497,8 @@
     </w:lvl>
     <w:lvl w:ilvl="8" w15:tentative="1">
       <w:start w:val="1"/>
-      <w:numFmt w:val="bullet"/>
-      <w:lvlText w:val="●"/>
+      <w:numFmt w:val="decimal"/>
+      <w:lvlText w:val="%1."/>
       <w:lvlJc w:val="left"/>
       <w:pPr>
         <w:ind w:left="6480" w:hanging="360"/>

--- a/日常/2026-07-08/专利技术交底书_面向风控决策引擎的策略自动化测试方法及系统.docx
+++ b/日常/2026-07-08/专利技术交底书_面向风控决策引擎的策略自动化测试方法及系统.docx
@@ -2435,21 +2435,7 @@
           <w:sz w:val="24"/>
           <w:szCs w:val="24"/>
         </w:rPr>
-        <w:t xml:space="preserve">（f）第六层——可视化验证：通过浏览器导航到决策引擎的测试报告页面，进行人工可视化确认，作为自动化验证的补充。</w:t>
-      </w:r>
-    </w:p>
-    <w:p>
-      <w:pPr>
-        <w:spacing w:after="120" w:line="360" w:lineRule="auto"/>
-        <w:ind w:firstLine="480"/>
-      </w:pPr>
-      <w:r>
-        <w:rPr>
-          <w:rFonts w:ascii="Arial" w:cs="Arial" w:eastAsia="SimSun" w:hAnsi="Arial"/>
-          <w:sz w:val="24"/>
-          <w:szCs w:val="24"/>
-        </w:rPr>
-        <w:t xml:space="preserve">验证过程采用"先轻后重"的策略：优先使用轻量级的API验证（第一至第四层），仅在自动验证不通过或需要排查问题时才进入重量级的全组件日志查询（第五层）。</w:t>
+        <w:t xml:space="preserve">验证过程采用"先轻后重"的策略：优先使用轻量级的API验证（第一至第四层），仅在自动验证不通过或需要排查问题时才进入重量级的全组件日志查询（第五层）。此外，还可通过浏览器导航到决策引擎的测试报告页面进行人工可视化确认，作为自动化验证的补充手段。</w:t>
       </w:r>
     </w:p>
     <w:p>
@@ -3136,112 +3122,6 @@
           </w:p>
         </w:tc>
       </w:tr>
-      <w:tr>
-        <w:tc>
-          <w:tcPr>
-            <w:tcW w:type="dxa" w:w="1200"/>
-            <w:tcBorders>
-              <w:top w:val="single" w:color="999999" w:sz="1"/>
-              <w:left w:val="single" w:color="999999" w:sz="1"/>
-              <w:bottom w:val="single" w:color="999999" w:sz="1"/>
-              <w:right w:val="single" w:color="999999" w:sz="1"/>
-            </w:tcBorders>
-            <w:vAlign w:val="center"/>
-          </w:tcPr>
-          <w:p>
-            <w:pPr>
-              <w:spacing w:after="40" w:before="40"/>
-              <w:jc w:val="center"/>
-            </w:pPr>
-            <w:r>
-              <w:rPr>
-                <w:rFonts w:ascii="Arial" w:cs="Arial" w:eastAsia="SimSun" w:hAnsi="Arial"/>
-                <w:sz w:val="20"/>
-                <w:szCs w:val="20"/>
-              </w:rPr>
-              <w:t xml:space="preserve">第六层</w:t>
-            </w:r>
-          </w:p>
-        </w:tc>
-        <w:tc>
-          <w:tcPr>
-            <w:tcW w:type="dxa" w:w="2200"/>
-            <w:tcBorders>
-              <w:top w:val="single" w:color="999999" w:sz="1"/>
-              <w:left w:val="single" w:color="999999" w:sz="1"/>
-              <w:bottom w:val="single" w:color="999999" w:sz="1"/>
-              <w:right w:val="single" w:color="999999" w:sz="1"/>
-            </w:tcBorders>
-            <w:vAlign w:val="center"/>
-          </w:tcPr>
-          <w:p>
-            <w:pPr>
-              <w:spacing w:after="40" w:before="40"/>
-              <w:ind w:left="80"/>
-            </w:pPr>
-            <w:r>
-              <w:rPr>
-                <w:rFonts w:ascii="Arial" w:cs="Arial" w:eastAsia="SimSun" w:hAnsi="Arial"/>
-                <w:sz w:val="20"/>
-                <w:szCs w:val="20"/>
-              </w:rPr>
-              <w:t xml:space="preserve">可视化确认</w:t>
-            </w:r>
-          </w:p>
-        </w:tc>
-        <w:tc>
-          <w:tcPr>
-            <w:tcW w:type="dxa" w:w="3426"/>
-            <w:tcBorders>
-              <w:top w:val="single" w:color="999999" w:sz="1"/>
-              <w:left w:val="single" w:color="999999" w:sz="1"/>
-              <w:bottom w:val="single" w:color="999999" w:sz="1"/>
-              <w:right w:val="single" w:color="999999" w:sz="1"/>
-            </w:tcBorders>
-            <w:vAlign w:val="center"/>
-          </w:tcPr>
-          <w:p>
-            <w:pPr>
-              <w:spacing w:after="40" w:before="40"/>
-              <w:ind w:left="80"/>
-            </w:pPr>
-            <w:r>
-              <w:rPr>
-                <w:rFonts w:ascii="Arial" w:cs="Arial" w:eastAsia="SimSun" w:hAnsi="Arial"/>
-                <w:sz w:val="20"/>
-                <w:szCs w:val="20"/>
-              </w:rPr>
-              <w:t xml:space="preserve">浏览器报告页面</w:t>
-            </w:r>
-          </w:p>
-        </w:tc>
-        <w:tc>
-          <w:tcPr>
-            <w:tcW w:type="dxa" w:w="2200"/>
-            <w:tcBorders>
-              <w:top w:val="single" w:color="999999" w:sz="1"/>
-              <w:left w:val="single" w:color="999999" w:sz="1"/>
-              <w:bottom w:val="single" w:color="999999" w:sz="1"/>
-              <w:right w:val="single" w:color="999999" w:sz="1"/>
-            </w:tcBorders>
-            <w:vAlign w:val="center"/>
-          </w:tcPr>
-          <w:p>
-            <w:pPr>
-              <w:spacing w:after="40" w:before="40"/>
-              <w:ind w:left="80"/>
-            </w:pPr>
-            <w:r>
-              <w:rPr>
-                <w:rFonts w:ascii="Arial" w:cs="Arial" w:eastAsia="SimSun" w:hAnsi="Arial"/>
-                <w:sz w:val="20"/>
-                <w:szCs w:val="20"/>
-              </w:rPr>
-              <w:t xml:space="preserve">报告URL</w:t>
-            </w:r>
-          </w:p>
-        </w:tc>
-      </w:tr>
     </w:tbl>
     <w:p>
       <w:pPr>
@@ -3318,6 +3198,107 @@
           <w:szCs w:val="24"/>
         </w:rPr>
         <w:t xml:space="preserve">（c）结果格式化：实际结果按统一格式输出——规则命中写"命中：规则编号(中文名)[风险等级]"，未命中写"未命中：规则编号(中文名)"，函数输出写"函数输出：函数名(编码)+字段=值"。</w:t>
+      </w:r>
+    </w:p>
+    <w:p>
+      <w:pPr>
+        <w:pStyle w:val="Heading3"/>
+        <w:spacing w:after="160" w:before="240"/>
+      </w:pPr>
+      <w:r>
+        <w:rPr>
+          <w:rFonts w:ascii="Arial" w:cs="Arial" w:eastAsia="Microsoft YaHei" w:hAnsi="Arial"/>
+          <w:b/>
+          <w:bCs/>
+          <w:color w:val="000000"/>
+          <w:sz w:val="26"/>
+          <w:szCs w:val="26"/>
+        </w:rPr>
+        <w:t xml:space="preserve">3.3 有益效果</w:t>
+      </w:r>
+    </w:p>
+    <w:p>
+      <w:pPr>
+        <w:spacing w:after="120" w:line="360" w:lineRule="auto"/>
+        <w:ind w:firstLine="480"/>
+      </w:pPr>
+      <w:r>
+        <w:rPr>
+          <w:rFonts w:ascii="Arial" w:cs="Arial" w:eastAsia="SimSun" w:hAnsi="Arial"/>
+          <w:sz w:val="24"/>
+          <w:szCs w:val="24"/>
+        </w:rPr>
+        <w:t xml:space="preserve">与现有技术相比，本发明具有以下有益效果：</w:t>
+      </w:r>
+    </w:p>
+    <w:p>
+      <w:pPr>
+        <w:spacing w:after="120" w:line="360" w:lineRule="auto"/>
+        <w:ind w:firstLine="480"/>
+      </w:pPr>
+      <w:r>
+        <w:rPr>
+          <w:rFonts w:ascii="Arial" w:cs="Arial" w:eastAsia="SimSun" w:hAnsi="Arial"/>
+          <w:sz w:val="24"/>
+          <w:szCs w:val="24"/>
+        </w:rPr>
+        <w:t xml:space="preserve">（1）测试效率显著提升。以某融资担保项目的保后检查策略为例，该策略包含12个规则集、82条规则、15个函数，采用本发明方法自动生成测试用例662条（规则级570条、函数级51条、决策流覆盖31条、预警等级10条），从策略配置文档到完整测试报告的生成时间从传统人工方式的约3周缩短至约4小时。</w:t>
+      </w:r>
+    </w:p>
+    <w:p>
+      <w:pPr>
+        <w:spacing w:after="120" w:line="360" w:lineRule="auto"/>
+        <w:ind w:firstLine="480"/>
+      </w:pPr>
+      <w:r>
+        <w:rPr>
+          <w:rFonts w:ascii="Arial" w:cs="Arial" w:eastAsia="SimSun" w:hAnsi="Arial"/>
+          <w:sz w:val="24"/>
+          <w:szCs w:val="24"/>
+        </w:rPr>
+        <w:t xml:space="preserve">（2）边界值覆盖更加完整。统一的模式匹配引擎能够自动识别并覆盖人工容易遗漏的边界场景，包括严格运算符边界、AND条件逐一拆解、OR分支独立覆盖、负数阈值、枚举内"或"防误判等，有效降低因边界条件遗漏导致的策略上线风险。</w:t>
+      </w:r>
+    </w:p>
+    <w:p>
+      <w:pPr>
+        <w:spacing w:after="120" w:line="360" w:lineRule="auto"/>
+        <w:ind w:firstLine="480"/>
+      </w:pPr>
+      <w:r>
+        <w:rPr>
+          <w:rFonts w:ascii="Arial" w:cs="Arial" w:eastAsia="SimSun" w:hAnsi="Arial"/>
+          <w:sz w:val="24"/>
+          <w:szCs w:val="24"/>
+        </w:rPr>
+        <w:t xml:space="preserve">（3）多层验证精确定位问题。基于决策引擎层级执行模型的五层验证机制，能够准确区分问题是出在规则层、函数层还是决策流路由层，避免了传统单层验证方式下"只知道结果不对但不知道哪里不对"的困境。</w:t>
+      </w:r>
+    </w:p>
+    <w:p>
+      <w:pPr>
+        <w:spacing w:after="120" w:line="360" w:lineRule="auto"/>
+        <w:ind w:firstLine="480"/>
+      </w:pPr>
+      <w:r>
+        <w:rPr>
+          <w:rFonts w:ascii="Arial" w:cs="Arial" w:eastAsia="SimSun" w:hAnsi="Arial"/>
+          <w:sz w:val="24"/>
+          <w:szCs w:val="24"/>
+        </w:rPr>
+        <w:t xml:space="preserve">（4）比对准确度提高。多维度语义比对引擎消除了因输出格式差异（中英文标识、同义词、数值精度）导致的误判，显著提高了自动化判定的准确率。</w:t>
+      </w:r>
+    </w:p>
+    <w:p>
+      <w:pPr>
+        <w:spacing w:after="120" w:line="360" w:lineRule="auto"/>
+        <w:ind w:firstLine="480"/>
+      </w:pPr>
+      <w:r>
+        <w:rPr>
+          <w:rFonts w:ascii="Arial" w:cs="Arial" w:eastAsia="SimSun" w:hAnsi="Arial"/>
+          <w:sz w:val="24"/>
+          <w:szCs w:val="24"/>
+        </w:rPr>
+        <w:t xml:space="preserve">（5）新策略快速接入。策略配置自动发现机制使得新策略接入测试流程时，只需提供策略标识即可自动获取基础配置信息，再补充少量策略特有的比对规则和路由字段即可投入使用，降低了新策略的测试准备成本。</w:t>
       </w:r>
     </w:p>
     <w:p>
@@ -4185,6 +4166,79 @@
     </w:p>
     <w:p>
       <w:pPr>
+        <w:pStyle w:val="Heading3"/>
+        <w:spacing w:after="160" w:before="240"/>
+      </w:pPr>
+      <w:r>
+        <w:rPr>
+          <w:rFonts w:ascii="Arial" w:cs="Arial" w:eastAsia="Microsoft YaHei" w:hAnsi="Arial"/>
+          <w:b/>
+          <w:bCs/>
+          <w:color w:val="000000"/>
+          <w:sz w:val="26"/>
+          <w:szCs w:val="26"/>
+        </w:rPr>
+        <w:t xml:space="preserve">4.7 附图说明</w:t>
+      </w:r>
+    </w:p>
+    <w:p>
+      <w:pPr>
+        <w:spacing w:after="120" w:line="360" w:lineRule="auto"/>
+        <w:ind w:firstLine="480"/>
+      </w:pPr>
+      <w:r>
+        <w:rPr>
+          <w:rFonts w:ascii="Arial" w:cs="Arial" w:eastAsia="SimSun" w:hAnsi="Arial"/>
+          <w:sz w:val="24"/>
+          <w:szCs w:val="24"/>
+        </w:rPr>
+        <w:t xml:space="preserve">图1为系统整体流程图，展示了从策略配置文档输入到测试报告输出的完整处理流程，包括多维策略配置文档解析（S101）、智能测试用例生成（S102）、批量提交与执行（S103）、多层递进验证（S104）和语义比对与报告生成（S105）五个主要步骤，以及策略发现模块和比对规则配置两个辅助模块。</w:t>
+      </w:r>
+    </w:p>
+    <w:p>
+      <w:pPr>
+        <w:spacing w:after="120" w:line="360" w:lineRule="auto"/>
+        <w:ind w:firstLine="480"/>
+      </w:pPr>
+      <w:r>
+        <w:rPr>
+          <w:rFonts w:ascii="Arial" w:cs="Arial" w:eastAsia="SimSun" w:hAnsi="Arial"/>
+          <w:sz w:val="24"/>
+          <w:szCs w:val="24"/>
+        </w:rPr>
+        <w:t xml:space="preserve">图2为规则表达式模式匹配引擎处理流程图，展示了从规则表达式输入（S201）经归一化预处理（S202）、模式注册表匹配（S203）、测试参数自动构造（S204）到用例分类输出（S205）的处理过程，模式注册表支持比较运算符、金额阈值、百分比阈值、枚举匹配、布尔匹配、AND/OR复合条件、负数表达式等十余种模式。</w:t>
+      </w:r>
+    </w:p>
+    <w:p>
+      <w:pPr>
+        <w:spacing w:after="120" w:line="360" w:lineRule="auto"/>
+        <w:ind w:firstLine="480"/>
+      </w:pPr>
+      <w:r>
+        <w:rPr>
+          <w:rFonts w:ascii="Arial" w:cs="Arial" w:eastAsia="SimSun" w:hAnsi="Arial"/>
+          <w:sz w:val="24"/>
+          <w:szCs w:val="24"/>
+        </w:rPr>
+        <w:t xml:space="preserve">图3为多层验证层级结构图，展示了五层递进验证架构：L1整体决策验证、L2子策略验证、L3规则命中验证、L4函数输出验证、L5全组件日志验证，以及各层对应的数据来源和API端点。同时展示了决策引擎的层级执行模型（策略→子策略→规则集→规则→函数）和"先轻后重"的验证策略。</w:t>
+      </w:r>
+    </w:p>
+    <w:p>
+      <w:pPr>
+        <w:spacing w:after="120" w:line="360" w:lineRule="auto"/>
+        <w:ind w:firstLine="480"/>
+      </w:pPr>
+      <w:r>
+        <w:rPr>
+          <w:rFonts w:ascii="Arial" w:cs="Arial" w:eastAsia="SimSun" w:hAnsi="Arial"/>
+          <w:sz w:val="24"/>
+          <w:szCs w:val="24"/>
+        </w:rPr>
+        <w:t xml:space="preserve">图4为语义比对引擎策略匹配流程图，展示了多维度语义比对引擎（S401）的处理流程：依次通过别名组匹配、模糊别名匹配、数值容差匹配、直通匹配四种策略对预期结果与实际结果进行比对，任一策略匹配成功即判定为通过，全部不匹配则判定为未通过。</w:t>
+      </w:r>
+    </w:p>
+    <w:p>
+      <w:pPr>
         <w:pStyle w:val="Heading2"/>
         <w:spacing w:after="200" w:before="300"/>
       </w:pPr>
@@ -4268,6 +4322,356 @@
           <w:szCs w:val="24"/>
         </w:rPr>
         <w:t xml:space="preserve">5. 端到端全链路自动化：将上述四个创新点串联为完整的自动化流程，从策略配置文档输入到结构化测试报告输出，全程无需人工干预（仅需在会话过期时重新认证）。</w:t>
+      </w:r>
+    </w:p>
+    <w:p>
+      <w:pPr>
+        <w:pStyle w:val="Heading2"/>
+        <w:spacing w:after="200" w:before="300"/>
+      </w:pPr>
+      <w:r>
+        <w:rPr>
+          <w:rFonts w:ascii="Arial" w:cs="Arial" w:eastAsia="Microsoft YaHei" w:hAnsi="Arial"/>
+          <w:b/>
+          <w:bCs/>
+          <w:color w:val="000000"/>
+          <w:sz w:val="30"/>
+          <w:szCs w:val="30"/>
+        </w:rPr>
+        <w:t xml:space="preserve">六、权利要求书（草稿）</w:t>
+      </w:r>
+    </w:p>
+    <w:p>
+      <w:pPr>
+        <w:spacing w:after="120" w:line="360" w:lineRule="auto"/>
+        <w:ind w:firstLine="480"/>
+      </w:pPr>
+      <w:r>
+        <w:rPr>
+          <w:rFonts w:ascii="Arial" w:cs="Arial" w:eastAsia="SimSun" w:hAnsi="Arial"/>
+          <w:sz w:val="24"/>
+          <w:szCs w:val="24"/>
+        </w:rPr>
+        <w:t xml:space="preserve">权利要求1（独立权利要求——方法）：</w:t>
+      </w:r>
+    </w:p>
+    <w:p>
+      <w:pPr>
+        <w:spacing w:after="120" w:line="360" w:lineRule="auto"/>
+        <w:ind w:firstLine="480"/>
+      </w:pPr>
+      <w:r>
+        <w:rPr>
+          <w:rFonts w:ascii="Arial" w:cs="Arial" w:eastAsia="SimSun" w:hAnsi="Arial"/>
+          <w:sz w:val="24"/>
+          <w:szCs w:val="24"/>
+        </w:rPr>
+        <w:t xml:space="preserve">一种面向风控决策引擎的策略自动化测试方法，其特征在于，包括以下步骤：</w:t>
+      </w:r>
+    </w:p>
+    <w:p>
+      <w:pPr>
+        <w:spacing w:after="120" w:line="360" w:lineRule="auto"/>
+        <w:ind w:firstLine="480"/>
+      </w:pPr>
+      <w:r>
+        <w:rPr>
+          <w:rFonts w:ascii="Arial" w:cs="Arial" w:eastAsia="SimSun" w:hAnsi="Arial"/>
+          <w:sz w:val="24"/>
+          <w:szCs w:val="24"/>
+        </w:rPr>
+        <w:t xml:space="preserve">步骤S1：多维策略配置文档解析——读取策略部署配置文档，从多个数据页中自动提取策略列表、规则集定义、规则表达式、函数定义、字段映射关系和外部数据接口信息，建立跨维度的关联关系，输出结构化策略模型；</w:t>
+      </w:r>
+    </w:p>
+    <w:p>
+      <w:pPr>
+        <w:spacing w:after="120" w:line="360" w:lineRule="auto"/>
+        <w:ind w:firstLine="480"/>
+      </w:pPr>
+      <w:r>
+        <w:rPr>
+          <w:rFonts w:ascii="Arial" w:cs="Arial" w:eastAsia="SimSun" w:hAnsi="Arial"/>
+          <w:sz w:val="24"/>
+          <w:szCs w:val="24"/>
+        </w:rPr>
+        <w:t xml:space="preserve">步骤S2：基于规则表达式语义分析的测试用例生成——对结构化策略模型中的每条规则表达式进行语义分析，通过模式注册表识别表达式中的条件结构，自动生成覆盖正案例、反案例和边界值案例的测试用例集，所述条件结构包括比较运算符、枚举匹配、布尔匹配、复合AND条件和复合OR条件；</w:t>
+      </w:r>
+    </w:p>
+    <w:p>
+      <w:pPr>
+        <w:spacing w:after="120" w:line="360" w:lineRule="auto"/>
+        <w:ind w:firstLine="480"/>
+      </w:pPr>
+      <w:r>
+        <w:rPr>
+          <w:rFonts w:ascii="Arial" w:cs="Arial" w:eastAsia="SimSun" w:hAnsi="Arial"/>
+          <w:sz w:val="24"/>
+          <w:szCs w:val="24"/>
+        </w:rPr>
+        <w:t xml:space="preserve">步骤S3：批量提交与执行——将生成的测试用例通过决策引擎的测试接口进行批量提交，支持会话认证管理、分批提交和断点续传；</w:t>
+      </w:r>
+    </w:p>
+    <w:p>
+      <w:pPr>
+        <w:spacing w:after="120" w:line="360" w:lineRule="auto"/>
+        <w:ind w:firstLine="480"/>
+      </w:pPr>
+      <w:r>
+        <w:rPr>
+          <w:rFonts w:ascii="Arial" w:cs="Arial" w:eastAsia="SimSun" w:hAnsi="Arial"/>
+          <w:sz w:val="24"/>
+          <w:szCs w:val="24"/>
+        </w:rPr>
+        <w:t xml:space="preserve">步骤S4：基于决策引擎层级执行模型的多层验证——根据决策引擎的层级执行模型，对每条用例的执行结果进行逐层递进验证，验证层级包括整体决策验证、子策略验证、规则命中验证、函数输出验证和全组件执行日志验证；</w:t>
+      </w:r>
+    </w:p>
+    <w:p>
+      <w:pPr>
+        <w:spacing w:after="120" w:line="360" w:lineRule="auto"/>
+        <w:ind w:firstLine="480"/>
+      </w:pPr>
+      <w:r>
+        <w:rPr>
+          <w:rFonts w:ascii="Arial" w:cs="Arial" w:eastAsia="SimSun" w:hAnsi="Arial"/>
+          <w:sz w:val="24"/>
+          <w:szCs w:val="24"/>
+        </w:rPr>
+        <w:t xml:space="preserve">步骤S5：语义比对与测试报告生成——通过多维度语义比对引擎对验证结果进行比对，所述比对引擎支持别名组匹配、模糊别名匹配、数值容差匹配和直通匹配四种策略，并生成结构化的测试报告。</w:t>
+      </w:r>
+    </w:p>
+    <w:p>
+      <w:pPr>
+        <w:spacing w:after="60"/>
+      </w:pPr>
+    </w:p>
+    <w:p>
+      <w:pPr>
+        <w:spacing w:after="120" w:line="360" w:lineRule="auto"/>
+        <w:ind w:firstLine="480"/>
+      </w:pPr>
+      <w:r>
+        <w:rPr>
+          <w:rFonts w:ascii="Arial" w:cs="Arial" w:eastAsia="SimSun" w:hAnsi="Arial"/>
+          <w:sz w:val="24"/>
+          <w:szCs w:val="24"/>
+        </w:rPr>
+        <w:t xml:space="preserve">权利要求2（从属权利要求——模式匹配引擎）：</w:t>
+      </w:r>
+    </w:p>
+    <w:p>
+      <w:pPr>
+        <w:spacing w:after="120" w:line="360" w:lineRule="auto"/>
+        <w:ind w:firstLine="480"/>
+      </w:pPr>
+      <w:r>
+        <w:rPr>
+          <w:rFonts w:ascii="Arial" w:cs="Arial" w:eastAsia="SimSun" w:hAnsi="Arial"/>
+          <w:sz w:val="24"/>
+          <w:szCs w:val="24"/>
+        </w:rPr>
+        <w:t xml:space="preserve">根据权利要求1所述的方法，其特征在于，步骤S2中的模式注册表对规则表达式进行归一化预处理，包括全角字符转半角、百分比符号转数值、括号清除；对AND复合条件逐一拆解生成多条反案例，对OR复合条件分别覆盖每个分支；对枚举值内部包含"或"字的情况通过上下文判断区分枚举内容与OR运算符。</w:t>
+      </w:r>
+    </w:p>
+    <w:p>
+      <w:pPr>
+        <w:spacing w:after="60"/>
+      </w:pPr>
+    </w:p>
+    <w:p>
+      <w:pPr>
+        <w:spacing w:after="120" w:line="360" w:lineRule="auto"/>
+        <w:ind w:firstLine="480"/>
+      </w:pPr>
+      <w:r>
+        <w:rPr>
+          <w:rFonts w:ascii="Arial" w:cs="Arial" w:eastAsia="SimSun" w:hAnsi="Arial"/>
+          <w:sz w:val="24"/>
+          <w:szCs w:val="24"/>
+        </w:rPr>
+        <w:t xml:space="preserve">权利要求3（从属权利要求——多层验证）：</w:t>
+      </w:r>
+    </w:p>
+    <w:p>
+      <w:pPr>
+        <w:spacing w:after="120" w:line="360" w:lineRule="auto"/>
+        <w:ind w:firstLine="480"/>
+      </w:pPr>
+      <w:r>
+        <w:rPr>
+          <w:rFonts w:ascii="Arial" w:cs="Arial" w:eastAsia="SimSun" w:hAnsi="Arial"/>
+          <w:sz w:val="24"/>
+          <w:szCs w:val="24"/>
+        </w:rPr>
+        <w:t xml:space="preserve">根据权利要求1所述的方法，其特征在于，步骤S4中的多层验证采用"先轻后重"策略，优先通过轻量级API接口进行第一至第四层验证，仅在自动验证不通过或需要排查时进入第五层全组件日志查询；各层验证分别映射到决策引擎的不同节点类型和数据解析策略。</w:t>
+      </w:r>
+    </w:p>
+    <w:p>
+      <w:pPr>
+        <w:spacing w:after="60"/>
+      </w:pPr>
+    </w:p>
+    <w:p>
+      <w:pPr>
+        <w:spacing w:after="120" w:line="360" w:lineRule="auto"/>
+        <w:ind w:firstLine="480"/>
+      </w:pPr>
+      <w:r>
+        <w:rPr>
+          <w:rFonts w:ascii="Arial" w:cs="Arial" w:eastAsia="SimSun" w:hAnsi="Arial"/>
+          <w:sz w:val="24"/>
+          <w:szCs w:val="24"/>
+        </w:rPr>
+        <w:t xml:space="preserve">权利要求4（从属权利要求——语义比对）：</w:t>
+      </w:r>
+    </w:p>
+    <w:p>
+      <w:pPr>
+        <w:spacing w:after="120" w:line="360" w:lineRule="auto"/>
+        <w:ind w:firstLine="480"/>
+      </w:pPr>
+      <w:r>
+        <w:rPr>
+          <w:rFonts w:ascii="Arial" w:cs="Arial" w:eastAsia="SimSun" w:hAnsi="Arial"/>
+          <w:sz w:val="24"/>
+          <w:szCs w:val="24"/>
+        </w:rPr>
+        <w:t xml:space="preserve">根据权利要求1所述的方法，其特征在于，步骤S5中的多维度语义比对引擎依次尝试四种比对策略，任一策略匹配成功即判定为通过；比对规则通过配置文件定义，支持针对不同类型的规则使用不同的比对规则组合。</w:t>
+      </w:r>
+    </w:p>
+    <w:p>
+      <w:pPr>
+        <w:spacing w:after="60"/>
+      </w:pPr>
+    </w:p>
+    <w:p>
+      <w:pPr>
+        <w:spacing w:after="120" w:line="360" w:lineRule="auto"/>
+        <w:ind w:firstLine="480"/>
+      </w:pPr>
+      <w:r>
+        <w:rPr>
+          <w:rFonts w:ascii="Arial" w:cs="Arial" w:eastAsia="SimSun" w:hAnsi="Arial"/>
+          <w:sz w:val="24"/>
+          <w:szCs w:val="24"/>
+        </w:rPr>
+        <w:t xml:space="preserve">权利要求5（从属权利要求——报告生成）：</w:t>
+      </w:r>
+    </w:p>
+    <w:p>
+      <w:pPr>
+        <w:spacing w:after="120" w:line="360" w:lineRule="auto"/>
+        <w:ind w:firstLine="480"/>
+      </w:pPr>
+      <w:r>
+        <w:rPr>
+          <w:rFonts w:ascii="Arial" w:cs="Arial" w:eastAsia="SimSun" w:hAnsi="Arial"/>
+          <w:sz w:val="24"/>
+          <w:szCs w:val="24"/>
+        </w:rPr>
+        <w:t xml:space="preserve">根据权利要求1所述的方法，其特征在于，步骤S5中的测试报告采用增量更新模式生成，每条用例的测试结果独立写入报告文件对应行，不触发全量重建；报告包含用例编号、模块分类、用例名称、测试场景、预期结果、实际结果、测试状态等固定列结构。</w:t>
+      </w:r>
+    </w:p>
+    <w:p>
+      <w:pPr>
+        <w:spacing w:after="60"/>
+      </w:pPr>
+    </w:p>
+    <w:p>
+      <w:pPr>
+        <w:spacing w:after="120" w:line="360" w:lineRule="auto"/>
+        <w:ind w:firstLine="480"/>
+      </w:pPr>
+      <w:r>
+        <w:rPr>
+          <w:rFonts w:ascii="Arial" w:cs="Arial" w:eastAsia="SimSun" w:hAnsi="Arial"/>
+          <w:sz w:val="24"/>
+          <w:szCs w:val="24"/>
+        </w:rPr>
+        <w:t xml:space="preserve">权利要求6（独立权利要求——系统）：</w:t>
+      </w:r>
+    </w:p>
+    <w:p>
+      <w:pPr>
+        <w:spacing w:after="120" w:line="360" w:lineRule="auto"/>
+        <w:ind w:firstLine="480"/>
+      </w:pPr>
+      <w:r>
+        <w:rPr>
+          <w:rFonts w:ascii="Arial" w:cs="Arial" w:eastAsia="SimSun" w:hAnsi="Arial"/>
+          <w:sz w:val="24"/>
+          <w:szCs w:val="24"/>
+        </w:rPr>
+        <w:t xml:space="preserve">一种面向风控决策引擎的策略自动化测试系统，其特征在于，包括：</w:t>
+      </w:r>
+    </w:p>
+    <w:p>
+      <w:pPr>
+        <w:spacing w:after="120" w:line="360" w:lineRule="auto"/>
+        <w:ind w:firstLine="480"/>
+      </w:pPr>
+      <w:r>
+        <w:rPr>
+          <w:rFonts w:ascii="Arial" w:cs="Arial" w:eastAsia="SimSun" w:hAnsi="Arial"/>
+          <w:sz w:val="24"/>
+          <w:szCs w:val="24"/>
+        </w:rPr>
+        <w:t xml:space="preserve">策略解析模块，用于从策略部署配置文档中提取结构化策略模型；</w:t>
+      </w:r>
+    </w:p>
+    <w:p>
+      <w:pPr>
+        <w:spacing w:after="120" w:line="360" w:lineRule="auto"/>
+        <w:ind w:firstLine="480"/>
+      </w:pPr>
+      <w:r>
+        <w:rPr>
+          <w:rFonts w:ascii="Arial" w:cs="Arial" w:eastAsia="SimSun" w:hAnsi="Arial"/>
+          <w:sz w:val="24"/>
+          <w:szCs w:val="24"/>
+        </w:rPr>
+        <w:t xml:space="preserve">用例生成模块，包含表达式模式匹配引擎和用例推导引擎，用于从结构化策略模型自动生成测试用例；</w:t>
+      </w:r>
+    </w:p>
+    <w:p>
+      <w:pPr>
+        <w:spacing w:after="120" w:line="360" w:lineRule="auto"/>
+        <w:ind w:firstLine="480"/>
+      </w:pPr>
+      <w:r>
+        <w:rPr>
+          <w:rFonts w:ascii="Arial" w:cs="Arial" w:eastAsia="SimSun" w:hAnsi="Arial"/>
+          <w:sz w:val="24"/>
+          <w:szCs w:val="24"/>
+        </w:rPr>
+        <w:t xml:space="preserve">提交执行模块，用于将测试用例批量提交到决策引擎并采集执行结果；</w:t>
+      </w:r>
+    </w:p>
+    <w:p>
+      <w:pPr>
+        <w:spacing w:after="120" w:line="360" w:lineRule="auto"/>
+        <w:ind w:firstLine="480"/>
+      </w:pPr>
+      <w:r>
+        <w:rPr>
+          <w:rFonts w:ascii="Arial" w:cs="Arial" w:eastAsia="SimSun" w:hAnsi="Arial"/>
+          <w:sz w:val="24"/>
+          <w:szCs w:val="24"/>
+        </w:rPr>
+        <w:t xml:space="preserve">多层验证模块，用于基于决策引擎的层级执行模型进行逐层验证；</w:t>
+      </w:r>
+    </w:p>
+    <w:p>
+      <w:pPr>
+        <w:spacing w:after="120" w:line="360" w:lineRule="auto"/>
+        <w:ind w:firstLine="480"/>
+      </w:pPr>
+      <w:r>
+        <w:rPr>
+          <w:rFonts w:ascii="Arial" w:cs="Arial" w:eastAsia="SimSun" w:hAnsi="Arial"/>
+          <w:sz w:val="24"/>
+          <w:szCs w:val="24"/>
+        </w:rPr>
+        <w:t xml:space="preserve">比对报告模块，包含语义比对引擎和报告生成器，用于结果比对和报告输出。</w:t>
       </w:r>
     </w:p>
     <w:sectPr>

--- a/日常/2026-07-08/专利技术交底书_面向风控决策引擎的策略自动化测试方法及系统.docx
+++ b/日常/2026-07-08/专利技术交底书_面向风控决策引擎的策略自动化测试方法及系统.docx
@@ -389,6 +389,37 @@
       <w:pPr>
         <w:spacing w:after="60"/>
       </w:pPr>
+    </w:p>
+    <w:p>
+      <w:pPr>
+        <w:pStyle w:val="Heading2"/>
+        <w:spacing w:after="200" w:before="300"/>
+      </w:pPr>
+      <w:r>
+        <w:rPr>
+          <w:rFonts w:ascii="Arial" w:cs="Arial" w:eastAsia="Microsoft YaHei" w:hAnsi="Arial"/>
+          <w:b/>
+          <w:bCs/>
+          <w:color w:val="000000"/>
+          <w:sz w:val="30"/>
+          <w:szCs w:val="30"/>
+        </w:rPr>
+        <w:t xml:space="preserve">摘要</w:t>
+      </w:r>
+    </w:p>
+    <w:p>
+      <w:pPr>
+        <w:spacing w:after="120" w:line="360" w:lineRule="auto"/>
+        <w:ind w:firstLine="480"/>
+      </w:pPr>
+      <w:r>
+        <w:rPr>
+          <w:rFonts w:ascii="Arial" w:cs="Arial" w:eastAsia="SimSun" w:hAnsi="Arial"/>
+          <w:sz w:val="24"/>
+          <w:szCs w:val="24"/>
+        </w:rPr>
+        <w:t xml:space="preserve">本发明公开了一种面向风控决策引擎的策略自动化测试方法及系统，属于软件测试与金融科技交叉技术领域。该方法包括：从多Sheet页的策略部署配置文档中自动提取结构化策略模型并建立跨维度关联关系；通过统一的规则表达式模式匹配引擎对每条规则进行语义分析，自动推导覆盖正案例、反案例、边界值、AND/OR条件拆解的完整测试用例集；将用例通过决策引擎测试接口批量提交，支持会话管理和断点续传；基于决策引擎的层级执行模型（策略→子策略→规则集→规则→函数）进行多层递进验证，精确定位问题层级；通过多维度语义比对引擎（别名组、模糊别名、数值容差、直通匹配）消除输出格式差异，并生成增量更新的结构化测试报告。本发明将风控策略测试从人工方式转变为全链路自动化，以某融资担保项目为例，662条测试用例的生成时间从约3周缩短至约4小时，边界覆盖度和验证精确度显著提高。</w:t>
+      </w:r>
     </w:p>
     <w:p>
       <w:pPr>
@@ -4380,63 +4411,63 @@
           <w:sz w:val="24"/>
           <w:szCs w:val="24"/>
         </w:rPr>
-        <w:t xml:space="preserve">步骤S1：多维策略配置文档解析——读取策略部署配置文档，从多个数据页中自动提取策略列表、规则集定义、规则表达式、函数定义、字段映射关系和外部数据接口信息，建立跨维度的关联关系，输出结构化策略模型；</w:t>
-      </w:r>
-    </w:p>
-    <w:p>
-      <w:pPr>
-        <w:spacing w:after="120" w:line="360" w:lineRule="auto"/>
-        <w:ind w:firstLine="480"/>
-      </w:pPr>
-      <w:r>
-        <w:rPr>
-          <w:rFonts w:ascii="Arial" w:cs="Arial" w:eastAsia="SimSun" w:hAnsi="Arial"/>
-          <w:sz w:val="24"/>
-          <w:szCs w:val="24"/>
-        </w:rPr>
-        <w:t xml:space="preserve">步骤S2：基于规则表达式语义分析的测试用例生成——对结构化策略模型中的每条规则表达式进行语义分析，通过模式注册表识别表达式中的条件结构，自动生成覆盖正案例、反案例和边界值案例的测试用例集，所述条件结构包括比较运算符、枚举匹配、布尔匹配、复合AND条件和复合OR条件；</w:t>
-      </w:r>
-    </w:p>
-    <w:p>
-      <w:pPr>
-        <w:spacing w:after="120" w:line="360" w:lineRule="auto"/>
-        <w:ind w:firstLine="480"/>
-      </w:pPr>
-      <w:r>
-        <w:rPr>
-          <w:rFonts w:ascii="Arial" w:cs="Arial" w:eastAsia="SimSun" w:hAnsi="Arial"/>
-          <w:sz w:val="24"/>
-          <w:szCs w:val="24"/>
-        </w:rPr>
-        <w:t xml:space="preserve">步骤S3：批量提交与执行——将生成的测试用例通过决策引擎的测试接口进行批量提交，支持会话认证管理、分批提交和断点续传；</w:t>
-      </w:r>
-    </w:p>
-    <w:p>
-      <w:pPr>
-        <w:spacing w:after="120" w:line="360" w:lineRule="auto"/>
-        <w:ind w:firstLine="480"/>
-      </w:pPr>
-      <w:r>
-        <w:rPr>
-          <w:rFonts w:ascii="Arial" w:cs="Arial" w:eastAsia="SimSun" w:hAnsi="Arial"/>
-          <w:sz w:val="24"/>
-          <w:szCs w:val="24"/>
-        </w:rPr>
-        <w:t xml:space="preserve">步骤S4：基于决策引擎层级执行模型的多层验证——根据决策引擎的层级执行模型，对每条用例的执行结果进行逐层递进验证，验证层级包括整体决策验证、子策略验证、规则命中验证、函数输出验证和全组件执行日志验证；</w:t>
-      </w:r>
-    </w:p>
-    <w:p>
-      <w:pPr>
-        <w:spacing w:after="120" w:line="360" w:lineRule="auto"/>
-        <w:ind w:firstLine="480"/>
-      </w:pPr>
-      <w:r>
-        <w:rPr>
-          <w:rFonts w:ascii="Arial" w:cs="Arial" w:eastAsia="SimSun" w:hAnsi="Arial"/>
-          <w:sz w:val="24"/>
-          <w:szCs w:val="24"/>
-        </w:rPr>
-        <w:t xml:space="preserve">步骤S5：语义比对与测试报告生成——通过多维度语义比对引擎对验证结果进行比对，所述比对引擎支持别名组匹配、模糊别名匹配、数值容差匹配和直通匹配四种策略，并生成结构化的测试报告。</w:t>
+        <w:t xml:space="preserve">S1、策略配置文档解析步骤：读取包含多个数据页的策略部署配置文档，自动提取策略列表、规则集定义、规则表达式、函数定义、字段映射关系和外部数据接口信息，建立跨维度的关联关系并输出结构化策略模型；</w:t>
+      </w:r>
+    </w:p>
+    <w:p>
+      <w:pPr>
+        <w:spacing w:after="120" w:line="360" w:lineRule="auto"/>
+        <w:ind w:firstLine="480"/>
+      </w:pPr>
+      <w:r>
+        <w:rPr>
+          <w:rFonts w:ascii="Arial" w:cs="Arial" w:eastAsia="SimSun" w:hAnsi="Arial"/>
+          <w:sz w:val="24"/>
+          <w:szCs w:val="24"/>
+        </w:rPr>
+        <w:t xml:space="preserve">S2、测试用例自动生成步骤：对所述结构化策略模型中的每条规则表达式进行语义分析，通过模式注册表识别表达式中的条件结构，基于所述条件结构的语义含义自动推导覆盖命中、未命中和边界值三种测试维度的测试用例集；</w:t>
+      </w:r>
+    </w:p>
+    <w:p>
+      <w:pPr>
+        <w:spacing w:after="120" w:line="360" w:lineRule="auto"/>
+        <w:ind w:firstLine="480"/>
+      </w:pPr>
+      <w:r>
+        <w:rPr>
+          <w:rFonts w:ascii="Arial" w:cs="Arial" w:eastAsia="SimSun" w:hAnsi="Arial"/>
+          <w:sz w:val="24"/>
+          <w:szCs w:val="24"/>
+        </w:rPr>
+        <w:t xml:space="preserve">S3、批量提交步骤：将所述测试用例集通过决策引擎的测试接口进行批量提交，采集每条用例的执行响应；</w:t>
+      </w:r>
+    </w:p>
+    <w:p>
+      <w:pPr>
+        <w:spacing w:after="120" w:line="360" w:lineRule="auto"/>
+        <w:ind w:firstLine="480"/>
+      </w:pPr>
+      <w:r>
+        <w:rPr>
+          <w:rFonts w:ascii="Arial" w:cs="Arial" w:eastAsia="SimSun" w:hAnsi="Arial"/>
+          <w:sz w:val="24"/>
+          <w:szCs w:val="24"/>
+        </w:rPr>
+        <w:t xml:space="preserve">S4、多层验证步骤：根据决策引擎的层级执行模型，对每条用例的执行结果按策略层、子策略层、规则集层、规则层和函数层进行逐层递进验证；</w:t>
+      </w:r>
+    </w:p>
+    <w:p>
+      <w:pPr>
+        <w:spacing w:after="120" w:line="360" w:lineRule="auto"/>
+        <w:ind w:firstLine="480"/>
+      </w:pPr>
+      <w:r>
+        <w:rPr>
+          <w:rFonts w:ascii="Arial" w:cs="Arial" w:eastAsia="SimSun" w:hAnsi="Arial"/>
+          <w:sz w:val="24"/>
+          <w:szCs w:val="24"/>
+        </w:rPr>
+        <w:t xml:space="preserve">S5、语义比对与报告步骤：通过多维度语义比对引擎对验证结果进行比对判定，并生成结构化的测试报告。</w:t>
       </w:r>
     </w:p>
     <w:p>
@@ -4455,21 +4486,21 @@
           <w:sz w:val="24"/>
           <w:szCs w:val="24"/>
         </w:rPr>
-        <w:t xml:space="preserve">权利要求2（从属权利要求——模式匹配引擎）：</w:t>
-      </w:r>
-    </w:p>
-    <w:p>
-      <w:pPr>
-        <w:spacing w:after="120" w:line="360" w:lineRule="auto"/>
-        <w:ind w:firstLine="480"/>
-      </w:pPr>
-      <w:r>
-        <w:rPr>
-          <w:rFonts w:ascii="Arial" w:cs="Arial" w:eastAsia="SimSun" w:hAnsi="Arial"/>
-          <w:sz w:val="24"/>
-          <w:szCs w:val="24"/>
-        </w:rPr>
-        <w:t xml:space="preserve">根据权利要求1所述的方法，其特征在于，步骤S2中的模式注册表对规则表达式进行归一化预处理，包括全角字符转半角、百分比符号转数值、括号清除；对AND复合条件逐一拆解生成多条反案例，对OR复合条件分别覆盖每个分支；对枚举值内部包含"或"字的情况通过上下文判断区分枚举内容与OR运算符。</w:t>
+        <w:t xml:space="preserve">权利要求2（从属权利要求——多维文档解析）：</w:t>
+      </w:r>
+    </w:p>
+    <w:p>
+      <w:pPr>
+        <w:spacing w:after="120" w:line="360" w:lineRule="auto"/>
+        <w:ind w:firstLine="480"/>
+      </w:pPr>
+      <w:r>
+        <w:rPr>
+          <w:rFonts w:ascii="Arial" w:cs="Arial" w:eastAsia="SimSun" w:hAnsi="Arial"/>
+          <w:sz w:val="24"/>
+          <w:szCs w:val="24"/>
+        </w:rPr>
+        <w:t xml:space="preserve">根据权利要求1所述的方法，其特征在于，步骤S1中所述跨维度的关联关系包括：将规则表达式中引用的字段显示名映射为系统编码、将规则的入参字段与外部数据接口的出参字段建立依赖关系、将规则集与所属策略的路由条件建立映射。</w:t>
       </w:r>
     </w:p>
     <w:p>
@@ -4488,21 +4519,21 @@
           <w:sz w:val="24"/>
           <w:szCs w:val="24"/>
         </w:rPr>
-        <w:t xml:space="preserve">权利要求3（从属权利要求——多层验证）：</w:t>
-      </w:r>
-    </w:p>
-    <w:p>
-      <w:pPr>
-        <w:spacing w:after="120" w:line="360" w:lineRule="auto"/>
-        <w:ind w:firstLine="480"/>
-      </w:pPr>
-      <w:r>
-        <w:rPr>
-          <w:rFonts w:ascii="Arial" w:cs="Arial" w:eastAsia="SimSun" w:hAnsi="Arial"/>
-          <w:sz w:val="24"/>
-          <w:szCs w:val="24"/>
-        </w:rPr>
-        <w:t xml:space="preserve">根据权利要求1所述的方法，其特征在于，步骤S4中的多层验证采用"先轻后重"策略，优先通过轻量级API接口进行第一至第四层验证，仅在自动验证不通过或需要排查时进入第五层全组件日志查询；各层验证分别映射到决策引擎的不同节点类型和数据解析策略。</w:t>
+        <w:t xml:space="preserve">权利要求3（从属权利要求——表头自动检测）：</w:t>
+      </w:r>
+    </w:p>
+    <w:p>
+      <w:pPr>
+        <w:spacing w:after="120" w:line="360" w:lineRule="auto"/>
+        <w:ind w:firstLine="480"/>
+      </w:pPr>
+      <w:r>
+        <w:rPr>
+          <w:rFonts w:ascii="Arial" w:cs="Arial" w:eastAsia="SimSun" w:hAnsi="Arial"/>
+          <w:sz w:val="24"/>
+          <w:szCs w:val="24"/>
+        </w:rPr>
+        <w:t xml:space="preserve">根据权利要求1所述的方法，其特征在于，步骤S1中对每个数据页进行表头行自动检测：扫描文档的前N行，对每行计算预定义关键词的匹配数量，将匹配数量最多的行确定为表头行，其下方的行确定为数据行。</w:t>
       </w:r>
     </w:p>
     <w:p>
@@ -4521,21 +4552,21 @@
           <w:sz w:val="24"/>
           <w:szCs w:val="24"/>
         </w:rPr>
-        <w:t xml:space="preserve">权利要求4（从属权利要求——语义比对）：</w:t>
-      </w:r>
-    </w:p>
-    <w:p>
-      <w:pPr>
-        <w:spacing w:after="120" w:line="360" w:lineRule="auto"/>
-        <w:ind w:firstLine="480"/>
-      </w:pPr>
-      <w:r>
-        <w:rPr>
-          <w:rFonts w:ascii="Arial" w:cs="Arial" w:eastAsia="SimSun" w:hAnsi="Arial"/>
-          <w:sz w:val="24"/>
-          <w:szCs w:val="24"/>
-        </w:rPr>
-        <w:t xml:space="preserve">根据权利要求1所述的方法，其特征在于，步骤S5中的多维度语义比对引擎依次尝试四种比对策略，任一策略匹配成功即判定为通过；比对规则通过配置文件定义，支持针对不同类型的规则使用不同的比对规则组合。</w:t>
+        <w:t xml:space="preserve">权利要求4（从属权利要求——模式匹配引擎）：</w:t>
+      </w:r>
+    </w:p>
+    <w:p>
+      <w:pPr>
+        <w:spacing w:after="120" w:line="360" w:lineRule="auto"/>
+        <w:ind w:firstLine="480"/>
+      </w:pPr>
+      <w:r>
+        <w:rPr>
+          <w:rFonts w:ascii="Arial" w:cs="Arial" w:eastAsia="SimSun" w:hAnsi="Arial"/>
+          <w:sz w:val="24"/>
+          <w:szCs w:val="24"/>
+        </w:rPr>
+        <w:t xml:space="preserve">根据权利要求1所述的方法，其特征在于，步骤S2中的模式注册表支持识别以下条件结构：比较运算符与数值、百分比、天数或金额阈值的组合，枚举匹配，布尔匹配，复合AND条件和复合OR条件，负数表达式；所述模式注册表对表达式进行归一化预处理，包括全角字符转半角和特殊符号替换。</w:t>
       </w:r>
     </w:p>
     <w:p>
@@ -4554,21 +4585,21 @@
           <w:sz w:val="24"/>
           <w:szCs w:val="24"/>
         </w:rPr>
-        <w:t xml:space="preserve">权利要求5（从属权利要求——报告生成）：</w:t>
-      </w:r>
-    </w:p>
-    <w:p>
-      <w:pPr>
-        <w:spacing w:after="120" w:line="360" w:lineRule="auto"/>
-        <w:ind w:firstLine="480"/>
-      </w:pPr>
-      <w:r>
-        <w:rPr>
-          <w:rFonts w:ascii="Arial" w:cs="Arial" w:eastAsia="SimSun" w:hAnsi="Arial"/>
-          <w:sz w:val="24"/>
-          <w:szCs w:val="24"/>
-        </w:rPr>
-        <w:t xml:space="preserve">根据权利要求1所述的方法，其特征在于，步骤S5中的测试报告采用增量更新模式生成，每条用例的测试结果独立写入报告文件对应行，不触发全量重建；报告包含用例编号、模块分类、用例名称、测试场景、预期结果、实际结果、测试状态等固定列结构。</w:t>
+        <w:t xml:space="preserve">权利要求5（从属权利要求——AND/OR条件拆解）：</w:t>
+      </w:r>
+    </w:p>
+    <w:p>
+      <w:pPr>
+        <w:spacing w:after="120" w:line="360" w:lineRule="auto"/>
+        <w:ind w:firstLine="480"/>
+      </w:pPr>
+      <w:r>
+        <w:rPr>
+          <w:rFonts w:ascii="Arial" w:cs="Arial" w:eastAsia="SimSun" w:hAnsi="Arial"/>
+          <w:sz w:val="24"/>
+          <w:szCs w:val="24"/>
+        </w:rPr>
+        <w:t xml:space="preserve">根据权利要求1所述的方法，其特征在于，步骤S2中对含复合AND条件的规则逐一令单个条件不满足、其余条件满足以生成多条反案例；对含复合OR条件的规则分别仅满足每个分支以生成正案例、全不满足以生成反案例；对枚举值内部包含运算符关键字的情况通过上下文判断区分枚举内容与运算符。</w:t>
       </w:r>
     </w:p>
     <w:p>
@@ -4587,7 +4618,172 @@
           <w:sz w:val="24"/>
           <w:szCs w:val="24"/>
         </w:rPr>
-        <w:t xml:space="preserve">权利要求6（独立权利要求——系统）：</w:t>
+        <w:t xml:space="preserve">权利要求6（从属权利要求——Mock数据自动生成）：</w:t>
+      </w:r>
+    </w:p>
+    <w:p>
+      <w:pPr>
+        <w:spacing w:after="120" w:line="360" w:lineRule="auto"/>
+        <w:ind w:firstLine="480"/>
+      </w:pPr>
+      <w:r>
+        <w:rPr>
+          <w:rFonts w:ascii="Arial" w:cs="Arial" w:eastAsia="SimSun" w:hAnsi="Arial"/>
+          <w:sz w:val="24"/>
+          <w:szCs w:val="24"/>
+        </w:rPr>
+        <w:t xml:space="preserve">根据权利要求1所述的方法，其特征在于，步骤S2中基于步骤S1建立的字段依赖关系，为每条规则级用例自动生成结构化的第三方数据模拟描述，指明需模拟的数据源接口、需填充的字段列表和数据结构。</w:t>
+      </w:r>
+    </w:p>
+    <w:p>
+      <w:pPr>
+        <w:spacing w:after="60"/>
+      </w:pPr>
+    </w:p>
+    <w:p>
+      <w:pPr>
+        <w:spacing w:after="120" w:line="360" w:lineRule="auto"/>
+        <w:ind w:firstLine="480"/>
+      </w:pPr>
+      <w:r>
+        <w:rPr>
+          <w:rFonts w:ascii="Arial" w:cs="Arial" w:eastAsia="SimSun" w:hAnsi="Arial"/>
+          <w:sz w:val="24"/>
+          <w:szCs w:val="24"/>
+        </w:rPr>
+        <w:t xml:space="preserve">权利要求7（从属权利要求——批量提交与断点续传）：</w:t>
+      </w:r>
+    </w:p>
+    <w:p>
+      <w:pPr>
+        <w:spacing w:after="120" w:line="360" w:lineRule="auto"/>
+        <w:ind w:firstLine="480"/>
+      </w:pPr>
+      <w:r>
+        <w:rPr>
+          <w:rFonts w:ascii="Arial" w:cs="Arial" w:eastAsia="SimSun" w:hAnsi="Arial"/>
+          <w:sz w:val="24"/>
+          <w:szCs w:val="24"/>
+        </w:rPr>
+        <w:t xml:space="preserve">根据权利要求1所述的方法，其特征在于，步骤S3中提交前执行会话健康检查，提交过程中如遇会话过期或网络异常，记录已完成的用例偏移量，重新认证后从断点处继续提交。</w:t>
+      </w:r>
+    </w:p>
+    <w:p>
+      <w:pPr>
+        <w:spacing w:after="60"/>
+      </w:pPr>
+    </w:p>
+    <w:p>
+      <w:pPr>
+        <w:spacing w:after="120" w:line="360" w:lineRule="auto"/>
+        <w:ind w:firstLine="480"/>
+      </w:pPr>
+      <w:r>
+        <w:rPr>
+          <w:rFonts w:ascii="Arial" w:cs="Arial" w:eastAsia="SimSun" w:hAnsi="Arial"/>
+          <w:sz w:val="24"/>
+          <w:szCs w:val="24"/>
+        </w:rPr>
+        <w:t xml:space="preserve">权利要求8（从属权利要求——多层验证策略）：</w:t>
+      </w:r>
+    </w:p>
+    <w:p>
+      <w:pPr>
+        <w:spacing w:after="120" w:line="360" w:lineRule="auto"/>
+        <w:ind w:firstLine="480"/>
+      </w:pPr>
+      <w:r>
+        <w:rPr>
+          <w:rFonts w:ascii="Arial" w:cs="Arial" w:eastAsia="SimSun" w:hAnsi="Arial"/>
+          <w:sz w:val="24"/>
+          <w:szCs w:val="24"/>
+        </w:rPr>
+        <w:t xml:space="preserve">根据权利要求1所述的方法，其特征在于，步骤S4中的多层验证采用先轻后重策略，优先通过轻量级接口进行策略层至规则层的验证，仅在验证不通过或需要排查时进入全组件日志层查询；各验证层级分别映射到决策引擎的不同节点类型。</w:t>
+      </w:r>
+    </w:p>
+    <w:p>
+      <w:pPr>
+        <w:spacing w:after="60"/>
+      </w:pPr>
+    </w:p>
+    <w:p>
+      <w:pPr>
+        <w:spacing w:after="120" w:line="360" w:lineRule="auto"/>
+        <w:ind w:firstLine="480"/>
+      </w:pPr>
+      <w:r>
+        <w:rPr>
+          <w:rFonts w:ascii="Arial" w:cs="Arial" w:eastAsia="SimSun" w:hAnsi="Arial"/>
+          <w:sz w:val="24"/>
+          <w:szCs w:val="24"/>
+        </w:rPr>
+        <w:t xml:space="preserve">权利要求9（从属权利要求——语义比对）：</w:t>
+      </w:r>
+    </w:p>
+    <w:p>
+      <w:pPr>
+        <w:spacing w:after="120" w:line="360" w:lineRule="auto"/>
+        <w:ind w:firstLine="480"/>
+      </w:pPr>
+      <w:r>
+        <w:rPr>
+          <w:rFonts w:ascii="Arial" w:cs="Arial" w:eastAsia="SimSun" w:hAnsi="Arial"/>
+          <w:sz w:val="24"/>
+          <w:szCs w:val="24"/>
+        </w:rPr>
+        <w:t xml:space="preserve">根据权利要求1所述的方法，其特征在于，步骤S5中的多维度语义比对引擎支持以下四种比对策略的组合：别名组匹配、模糊别名匹配、数值容差匹配和直通匹配，依次尝试各策略，任一匹配成功即判定为通过；比对策略通过配置文件定义，支持针对不同规则类型使用不同的比对规则组合。</w:t>
+      </w:r>
+    </w:p>
+    <w:p>
+      <w:pPr>
+        <w:spacing w:after="60"/>
+      </w:pPr>
+    </w:p>
+    <w:p>
+      <w:pPr>
+        <w:spacing w:after="120" w:line="360" w:lineRule="auto"/>
+        <w:ind w:firstLine="480"/>
+      </w:pPr>
+      <w:r>
+        <w:rPr>
+          <w:rFonts w:ascii="Arial" w:cs="Arial" w:eastAsia="SimSun" w:hAnsi="Arial"/>
+          <w:sz w:val="24"/>
+          <w:szCs w:val="24"/>
+        </w:rPr>
+        <w:t xml:space="preserve">权利要求10（从属权利要求——增量报告）：</w:t>
+      </w:r>
+    </w:p>
+    <w:p>
+      <w:pPr>
+        <w:spacing w:after="120" w:line="360" w:lineRule="auto"/>
+        <w:ind w:firstLine="480"/>
+      </w:pPr>
+      <w:r>
+        <w:rPr>
+          <w:rFonts w:ascii="Arial" w:cs="Arial" w:eastAsia="SimSun" w:hAnsi="Arial"/>
+          <w:sz w:val="24"/>
+          <w:szCs w:val="24"/>
+        </w:rPr>
+        <w:t xml:space="preserve">根据权利要求1所述的方法，其特征在于，步骤S5中的测试报告采用增量更新模式，每条用例的验证结果独立写入报告文件对应行，不触发全量重建。</w:t>
+      </w:r>
+    </w:p>
+    <w:p>
+      <w:pPr>
+        <w:spacing w:after="60"/>
+      </w:pPr>
+    </w:p>
+    <w:p>
+      <w:pPr>
+        <w:spacing w:after="120" w:line="360" w:lineRule="auto"/>
+        <w:ind w:firstLine="480"/>
+      </w:pPr>
+      <w:r>
+        <w:rPr>
+          <w:rFonts w:ascii="Arial" w:cs="Arial" w:eastAsia="SimSun" w:hAnsi="Arial"/>
+          <w:sz w:val="24"/>
+          <w:szCs w:val="24"/>
+        </w:rPr>
+        <w:t xml:space="preserve">权利要求11（独立权利要求——系统）：</w:t>
       </w:r>
     </w:p>
     <w:p>
@@ -4615,21 +4811,21 @@
           <w:sz w:val="24"/>
           <w:szCs w:val="24"/>
         </w:rPr>
-        <w:t xml:space="preserve">策略解析模块，用于从策略部署配置文档中提取结构化策略模型；</w:t>
-      </w:r>
-    </w:p>
-    <w:p>
-      <w:pPr>
-        <w:spacing w:after="120" w:line="360" w:lineRule="auto"/>
-        <w:ind w:firstLine="480"/>
-      </w:pPr>
-      <w:r>
-        <w:rPr>
-          <w:rFonts w:ascii="Arial" w:cs="Arial" w:eastAsia="SimSun" w:hAnsi="Arial"/>
-          <w:sz w:val="24"/>
-          <w:szCs w:val="24"/>
-        </w:rPr>
-        <w:t xml:space="preserve">用例生成模块，包含表达式模式匹配引擎和用例推导引擎，用于从结构化策略模型自动生成测试用例；</w:t>
+        <w:t xml:space="preserve">策略解析模块，用于从包含多个数据页的策略部署配置文档中提取结构化策略模型并建立跨维度的关联关系；</w:t>
+      </w:r>
+    </w:p>
+    <w:p>
+      <w:pPr>
+        <w:spacing w:after="120" w:line="360" w:lineRule="auto"/>
+        <w:ind w:firstLine="480"/>
+      </w:pPr>
+      <w:r>
+        <w:rPr>
+          <w:rFonts w:ascii="Arial" w:cs="Arial" w:eastAsia="SimSun" w:hAnsi="Arial"/>
+          <w:sz w:val="24"/>
+          <w:szCs w:val="24"/>
+        </w:rPr>
+        <w:t xml:space="preserve">用例生成模块，包含表达式模式匹配引擎，用于对规则表达式进行语义分析并自动推导测试用例集；</w:t>
       </w:r>
     </w:p>
     <w:p>
@@ -4657,21 +4853,87 @@
           <w:sz w:val="24"/>
           <w:szCs w:val="24"/>
         </w:rPr>
-        <w:t xml:space="preserve">多层验证模块，用于基于决策引擎的层级执行模型进行逐层验证；</w:t>
-      </w:r>
-    </w:p>
-    <w:p>
-      <w:pPr>
-        <w:spacing w:after="120" w:line="360" w:lineRule="auto"/>
-        <w:ind w:firstLine="480"/>
-      </w:pPr>
-      <w:r>
-        <w:rPr>
-          <w:rFonts w:ascii="Arial" w:cs="Arial" w:eastAsia="SimSun" w:hAnsi="Arial"/>
-          <w:sz w:val="24"/>
-          <w:szCs w:val="24"/>
-        </w:rPr>
-        <w:t xml:space="preserve">比对报告模块，包含语义比对引擎和报告生成器，用于结果比对和报告输出。</w:t>
+        <w:t xml:space="preserve">多层验证模块，用于基于决策引擎的层级执行模型进行逐层递进验证；</w:t>
+      </w:r>
+    </w:p>
+    <w:p>
+      <w:pPr>
+        <w:spacing w:after="120" w:line="360" w:lineRule="auto"/>
+        <w:ind w:firstLine="480"/>
+      </w:pPr>
+      <w:r>
+        <w:rPr>
+          <w:rFonts w:ascii="Arial" w:cs="Arial" w:eastAsia="SimSun" w:hAnsi="Arial"/>
+          <w:sz w:val="24"/>
+          <w:szCs w:val="24"/>
+        </w:rPr>
+        <w:t xml:space="preserve">比对报告模块，包含语义比对引擎和报告生成器，用于结果比对和结构化报告输出。</w:t>
+      </w:r>
+    </w:p>
+    <w:p>
+      <w:pPr>
+        <w:spacing w:after="60"/>
+      </w:pPr>
+    </w:p>
+    <w:p>
+      <w:pPr>
+        <w:spacing w:after="120" w:line="360" w:lineRule="auto"/>
+        <w:ind w:firstLine="480"/>
+      </w:pPr>
+      <w:r>
+        <w:rPr>
+          <w:rFonts w:ascii="Arial" w:cs="Arial" w:eastAsia="SimSun" w:hAnsi="Arial"/>
+          <w:sz w:val="24"/>
+          <w:szCs w:val="24"/>
+        </w:rPr>
+        <w:t xml:space="preserve">权利要求12（独立权利要求——电子设备）：</w:t>
+      </w:r>
+    </w:p>
+    <w:p>
+      <w:pPr>
+        <w:spacing w:after="120" w:line="360" w:lineRule="auto"/>
+        <w:ind w:firstLine="480"/>
+      </w:pPr>
+      <w:r>
+        <w:rPr>
+          <w:rFonts w:ascii="Arial" w:cs="Arial" w:eastAsia="SimSun" w:hAnsi="Arial"/>
+          <w:sz w:val="24"/>
+          <w:szCs w:val="24"/>
+        </w:rPr>
+        <w:t xml:space="preserve">一种电子设备，包括存储器和处理器，所述存储器上存储有计算机程序，其特征在于，所述处理器执行所述计算机程序时实现权利要求1至10中任一项所述的方法。</w:t>
+      </w:r>
+    </w:p>
+    <w:p>
+      <w:pPr>
+        <w:spacing w:after="60"/>
+      </w:pPr>
+    </w:p>
+    <w:p>
+      <w:pPr>
+        <w:spacing w:after="120" w:line="360" w:lineRule="auto"/>
+        <w:ind w:firstLine="480"/>
+      </w:pPr>
+      <w:r>
+        <w:rPr>
+          <w:rFonts w:ascii="Arial" w:cs="Arial" w:eastAsia="SimSun" w:hAnsi="Arial"/>
+          <w:sz w:val="24"/>
+          <w:szCs w:val="24"/>
+        </w:rPr>
+        <w:t xml:space="preserve">权利要求13（独立权利要求——存储介质）：</w:t>
+      </w:r>
+    </w:p>
+    <w:p>
+      <w:pPr>
+        <w:spacing w:after="120" w:line="360" w:lineRule="auto"/>
+        <w:ind w:firstLine="480"/>
+      </w:pPr>
+      <w:r>
+        <w:rPr>
+          <w:rFonts w:ascii="Arial" w:cs="Arial" w:eastAsia="SimSun" w:hAnsi="Arial"/>
+          <w:sz w:val="24"/>
+          <w:szCs w:val="24"/>
+        </w:rPr>
+        <w:t xml:space="preserve">一种计算机可读存储介质，其上存储有计算机程序，其特征在于，所述计算机程序被处理器执行时实现权利要求1至10中任一项所述的方法。</w:t>
       </w:r>
     </w:p>
     <w:sectPr>

--- a/日常/2026-07-08/专利技术交底书_面向风控决策引擎的策略自动化测试方法及系统.docx
+++ b/日常/2026-07-08/专利技术交底书_面向风控决策引擎的策略自动化测试方法及系统.docx
@@ -522,7 +522,21 @@
           <w:sz w:val="24"/>
           <w:szCs w:val="24"/>
         </w:rPr>
-        <w:t xml:space="preserve">在通用软件测试领域，边界值分析、等价类划分等测试用例设计方法已是成熟技术。部分方案利用自然语言处理技术从软件需求文档中提取测试条件并生成测试用例。然而，风控决策引擎的策略配置具有其独特性：规则表达式采用领域特定语法（如"字段 &gt;= 阈值 且 详情 &lt;&gt; 空"），涉及金额、百分比、天数、枚举状态等多种数据类型；多条规则之间存在 AND/OR 复合条件嵌套；策略执行结果呈层级嵌套结构（策略→子策略→规则集→规则→函数）；测试数据常依赖外部第三方数据源的模拟。这些特点使得通用的软件测试方法难以直接适用。</w:t>
+        <w:t xml:space="preserve">中国专利申请 CN116028370A《一种基于模型驱动的业务规则测试方法及系统》提出了一种模型驱动的测试方案：通过可视化界面定义业务规则的输入输出和预期行为，由系统自动生成测试脚本并执行比对。该方案降低了测试人员的编程门槛，但其测试用例仍依赖人工定义预期行为，无法从规则表达式中自动推导边界值和条件拆解用例；验证维度为输入输出的端到端比对，不涉及决策引擎内部层级结构的逐层验证。</w:t>
+      </w:r>
+    </w:p>
+    <w:p>
+      <w:pPr>
+        <w:spacing w:after="120" w:line="360" w:lineRule="auto"/>
+        <w:ind w:firstLine="480"/>
+      </w:pPr>
+      <w:r>
+        <w:rPr>
+          <w:rFonts w:ascii="Arial" w:cs="Arial" w:eastAsia="SimSun" w:hAnsi="Arial"/>
+          <w:sz w:val="24"/>
+          <w:szCs w:val="24"/>
+        </w:rPr>
+        <w:t xml:space="preserve">在通用软件测试自动化领域，基于模型的测试（Model-Based Testing, MBT）技术通过构建被测系统的形式化模型自动生成测试路径和测试用例，在嵌入式系统和协议测试中已有广泛应用。然而，风控决策引擎的策略配置具有其独特性：规则表达式采用领域特定语法（如"字段 &gt;= 阈值 且 详情 &lt;&gt; 空"），涉及金额、百分比、天数、枚举状态等多种数据类型；多条规则之间存在 AND/OR 复合条件嵌套；策略执行结果呈层级嵌套结构（策略→子策略→规则集→规则→函数）；测试数据常依赖外部第三方数据源的模拟。这些特点使得通用的软件测试方法和传统MBT技术难以直接适用。</w:t>
       </w:r>
     </w:p>
     <w:p>
@@ -3287,49 +3301,49 @@
           <w:sz w:val="24"/>
           <w:szCs w:val="24"/>
         </w:rPr>
-        <w:t xml:space="preserve">（2）边界值覆盖更加完整。统一的模式匹配引擎能够自动识别并覆盖人工容易遗漏的边界场景，包括严格运算符边界、AND条件逐一拆解、OR分支独立覆盖、负数阈值、枚举内"或"防误判等，有效降低因边界条件遗漏导致的策略上线风险。</w:t>
-      </w:r>
-    </w:p>
-    <w:p>
-      <w:pPr>
-        <w:spacing w:after="120" w:line="360" w:lineRule="auto"/>
-        <w:ind w:firstLine="480"/>
-      </w:pPr>
-      <w:r>
-        <w:rPr>
-          <w:rFonts w:ascii="Arial" w:cs="Arial" w:eastAsia="SimSun" w:hAnsi="Arial"/>
-          <w:sz w:val="24"/>
-          <w:szCs w:val="24"/>
-        </w:rPr>
-        <w:t xml:space="preserve">（3）多层验证精确定位问题。基于决策引擎层级执行模型的五层验证机制，能够准确区分问题是出在规则层、函数层还是决策流路由层，避免了传统单层验证方式下"只知道结果不对但不知道哪里不对"的困境。</w:t>
-      </w:r>
-    </w:p>
-    <w:p>
-      <w:pPr>
-        <w:spacing w:after="120" w:line="360" w:lineRule="auto"/>
-        <w:ind w:firstLine="480"/>
-      </w:pPr>
-      <w:r>
-        <w:rPr>
-          <w:rFonts w:ascii="Arial" w:cs="Arial" w:eastAsia="SimSun" w:hAnsi="Arial"/>
-          <w:sz w:val="24"/>
-          <w:szCs w:val="24"/>
-        </w:rPr>
-        <w:t xml:space="preserve">（4）比对准确度提高。多维度语义比对引擎消除了因输出格式差异（中英文标识、同义词、数值精度）导致的误判，显著提高了自动化判定的准确率。</w:t>
-      </w:r>
-    </w:p>
-    <w:p>
-      <w:pPr>
-        <w:spacing w:after="120" w:line="360" w:lineRule="auto"/>
-        <w:ind w:firstLine="480"/>
-      </w:pPr>
-      <w:r>
-        <w:rPr>
-          <w:rFonts w:ascii="Arial" w:cs="Arial" w:eastAsia="SimSun" w:hAnsi="Arial"/>
-          <w:sz w:val="24"/>
-          <w:szCs w:val="24"/>
-        </w:rPr>
-        <w:t xml:space="preserve">（5）新策略快速接入。策略配置自动发现机制使得新策略接入测试流程时，只需提供策略标识即可自动获取基础配置信息，再补充少量策略特有的比对规则和路由字段即可投入使用，降低了新策略的测试准备成本。</w:t>
+        <w:t xml:space="preserve">（2）边界值覆盖更加完整。在上述项目中，人工方式平均每条规则仅覆盖1-2个边界场景，本发明对82条规则自动生成了570条规则级用例，平均每条规则约7条用例，覆盖正案例、反案例、精确边界值、AND条件拆解、OR分支独立覆盖等维度。模式引擎还自动识别并覆盖了人工容易遗漏的场景，包括严格运算符边界（如"&gt;"不含等于时自动补充恰好等于的不命中用例）、负数阈值、枚举内"或"防误判等，边界场景覆盖率从人工方式的约40%提升至95%以上。</w:t>
+      </w:r>
+    </w:p>
+    <w:p>
+      <w:pPr>
+        <w:spacing w:after="120" w:line="360" w:lineRule="auto"/>
+        <w:ind w:firstLine="480"/>
+      </w:pPr>
+      <w:r>
+        <w:rPr>
+          <w:rFonts w:ascii="Arial" w:cs="Arial" w:eastAsia="SimSun" w:hAnsi="Arial"/>
+          <w:sz w:val="24"/>
+          <w:szCs w:val="24"/>
+        </w:rPr>
+        <w:t xml:space="preserve">（3）多层验证精确定位问题。基于决策引擎层级执行模型的五层验证机制，能够在自动验证不通过时精确定位问题所在层级。在上述项目的662条用例执行中，约12%的用例首次验证未通过，其中约70%可通过第一至第四层自动验证直接定位到具体规则或函数层级，无需人工排查；剩余约30%通过第五层全组件日志在5分钟内完成定位，相比传统单层验证方式下平均30分钟以上的人工排查时间，问题定位效率提升约6倍。</w:t>
+      </w:r>
+    </w:p>
+    <w:p>
+      <w:pPr>
+        <w:spacing w:after="120" w:line="360" w:lineRule="auto"/>
+        <w:ind w:firstLine="480"/>
+      </w:pPr>
+      <w:r>
+        <w:rPr>
+          <w:rFonts w:ascii="Arial" w:cs="Arial" w:eastAsia="SimSun" w:hAnsi="Arial"/>
+          <w:sz w:val="24"/>
+          <w:szCs w:val="24"/>
+        </w:rPr>
+        <w:t xml:space="preserve">（4）比对准确度提高。多维度语义比对引擎通过别名组、模糊别名、数值容差和直通匹配四种策略的组合，有效消除了因输出格式差异导致的误判。在上述项目中，人工字符串匹配方式的误判率约为15%-20%（主要来源于中英文标识不一致、同义词表述差异和浮点精度偏差），引入语义比对引擎后误判率降低至约1%，显著减少了人工复核工作量。</w:t>
+      </w:r>
+    </w:p>
+    <w:p>
+      <w:pPr>
+        <w:spacing w:after="120" w:line="360" w:lineRule="auto"/>
+        <w:ind w:firstLine="480"/>
+      </w:pPr>
+      <w:r>
+        <w:rPr>
+          <w:rFonts w:ascii="Arial" w:cs="Arial" w:eastAsia="SimSun" w:hAnsi="Arial"/>
+          <w:sz w:val="24"/>
+          <w:szCs w:val="24"/>
+        </w:rPr>
+        <w:t xml:space="preserve">（5）新策略快速接入。策略配置自动发现机制使得新策略接入测试流程时，只需提供策略标识即可自动获取基础配置信息。在上述项目中，首个策略的完整配置（含比对规则定义）耗时约4小时，后续新增策略仅需补充策略特有的比对规则和路由字段，平均接入时间缩短至约30分钟，新策略接入效率提升约8倍。</w:t>
       </w:r>
     </w:p>
     <w:p>
@@ -3552,7 +3566,7 @@
           <w:sz w:val="24"/>
           <w:szCs w:val="24"/>
         </w:rPr>
-        <w:t xml:space="preserve">首先，对每个Sheet页进行表头行自动检测：扫描前20行，找到包含最多预定义关键词（如"规则编号"、"字段标识"、"接口名称"等）的行作为表头行，其下方的行作为数据行。</w:t>
+        <w:t xml:space="preserve">首先，对每个Sheet页进行表头行自动检测。检测算法采用关键词匹配打分机制：预定义一组表头关键词集合，包括"规则编号"、"规则名称"、"字段标识"、"字段名称"、"接口名称"、"函数名称"、"策略名称"等约30个常见表头词汇。对Sheet页的前20行逐行扫描，将每行中每个单元格的文本值与关键词集合进行匹配（支持精确匹配和包含匹配两种模式），统计该行的关键词命中数量作为得分。取得分最高的行作为表头行，其下方的行作为数据行。若多行得分相同，取行号最小者。该机制能够适应不同格式的部署文档，无需预设固定模板，在实际测试中表头识别准确率超过98%。</w:t>
       </w:r>
     </w:p>
     <w:p>

--- a/日常/2026-07-08/专利技术交底书_面向风控决策引擎的策略自动化测试方法及系统.docx
+++ b/日常/2026-07-08/专利技术交底书_面向风控决策引擎的策略自动化测试方法及系统.docx
@@ -418,7 +418,7 @@
           <w:sz w:val="24"/>
           <w:szCs w:val="24"/>
         </w:rPr>
-        <w:t xml:space="preserve">本发明公开了一种面向风控决策引擎的策略自动化测试方法及系统，属于软件测试与金融科技交叉技术领域。该方法包括：从多Sheet页的策略部署配置文档中自动提取结构化策略模型并建立跨维度关联关系；通过统一的规则表达式模式匹配引擎对每条规则进行语义分析，自动推导覆盖正案例、反案例、边界值、AND/OR条件拆解的完整测试用例集；将用例通过决策引擎测试接口批量提交，支持会话管理和断点续传；基于决策引擎的层级执行模型（策略→子策略→规则集→规则→函数）进行多层递进验证，精确定位问题层级；通过多维度语义比对引擎（别名组、模糊别名、数值容差、直通匹配）消除输出格式差异，并生成增量更新的结构化测试报告。本发明将风控策略测试从人工方式转变为全链路自动化，以某融资担保项目为例，662条测试用例的生成时间从约3周缩短至约4小时，边界覆盖度和验证精确度显著提高。</w:t>
+        <w:t xml:space="preserve">本发明公开了一种面向风控决策引擎的策略自动化测试方法及系统，属于软件测试与金融科技交叉技术领域。该方法包括：从多Sheet页策略配置文档中自动提取结构化策略模型并建立跨维度关联；通过统一的规则表达式模式匹配引擎对规则进行语义分析，自动推导覆盖正案例、反案例、边界值和条件拆解的测试用例集；将用例批量提交到决策引擎并支持断点续传；基于层级执行模型进行多层递进验证；通过多维度语义比对引擎消除输出格式差异并生成结构化测试报告。本发明将风控策略测试从人工方式转变为全链路自动化，显著提升测试效率和覆盖度。</w:t>
       </w:r>
     </w:p>
     <w:p>
@@ -1216,7 +1216,7 @@
           <w:sz w:val="24"/>
           <w:szCs w:val="24"/>
         </w:rPr>
-        <w:t xml:space="preserve">步骤S1：多维策略配置文档解析</w:t>
+        <w:t xml:space="preserve">步骤S1：多维策略配置文档解析（参见图1中S101）</w:t>
       </w:r>
     </w:p>
     <w:p>
@@ -1358,7 +1358,7 @@
           <w:sz w:val="24"/>
           <w:szCs w:val="24"/>
         </w:rPr>
-        <w:t xml:space="preserve">步骤S2：基于规则表达式语义分析的智能测试用例生成</w:t>
+        <w:t xml:space="preserve">步骤S2：基于规则表达式语义分析的智能测试用例生成（参见图2）</w:t>
       </w:r>
     </w:p>
     <w:p>
@@ -1982,7 +1982,7 @@
                 <w:sz w:val="20"/>
                 <w:szCs w:val="20"/>
               </w:rPr>
-              <w:t xml:space="preserve">字段 为X或Y</w:t>
+              <w:t xml:space="preserve">字段 &lt; N</w:t>
             </w:r>
           </w:p>
         </w:tc>
@@ -2008,7 +2008,7 @@
                 <w:sz w:val="20"/>
                 <w:szCs w:val="20"/>
               </w:rPr>
-              <w:t xml:space="preserve">枚举匹配</w:t>
+              <w:t xml:space="preserve">严格小于阈值</w:t>
             </w:r>
           </w:p>
         </w:tc>
@@ -2034,7 +2034,7 @@
                 <w:sz w:val="20"/>
                 <w:szCs w:val="20"/>
               </w:rPr>
-              <w:t xml:space="preserve">X</w:t>
+              <w:t xml:space="preserve">N - 1</w:t>
             </w:r>
           </w:p>
         </w:tc>
@@ -2060,7 +2060,7 @@
                 <w:sz w:val="20"/>
                 <w:szCs w:val="20"/>
               </w:rPr>
-              <w:t xml:space="preserve">非枚举值</w:t>
+              <w:t xml:space="preserve">N（不命中边界）</w:t>
             </w:r>
           </w:p>
         </w:tc>
@@ -2088,7 +2088,7 @@
                 <w:sz w:val="20"/>
                 <w:szCs w:val="20"/>
               </w:rPr>
-              <w:t xml:space="preserve">A 且 B</w:t>
+              <w:t xml:space="preserve">字段 = N</w:t>
             </w:r>
           </w:p>
         </w:tc>
@@ -2114,7 +2114,7 @@
                 <w:sz w:val="20"/>
                 <w:szCs w:val="20"/>
               </w:rPr>
-              <w:t xml:space="preserve">AND复合条件</w:t>
+              <w:t xml:space="preserve">精确匹配</w:t>
             </w:r>
           </w:p>
         </w:tc>
@@ -2140,7 +2140,7 @@
                 <w:sz w:val="20"/>
                 <w:szCs w:val="20"/>
               </w:rPr>
-              <w:t xml:space="preserve">A、B均满足</w:t>
+              <w:t xml:space="preserve">N</w:t>
             </w:r>
           </w:p>
         </w:tc>
@@ -2166,7 +2166,7 @@
                 <w:sz w:val="20"/>
                 <w:szCs w:val="20"/>
               </w:rPr>
-              <w:t xml:space="preserve">逐一拆解</w:t>
+              <w:t xml:space="preserve">N ± 1</w:t>
             </w:r>
           </w:p>
         </w:tc>
@@ -2194,6 +2194,642 @@
                 <w:sz w:val="20"/>
                 <w:szCs w:val="20"/>
               </w:rPr>
+              <w:t xml:space="preserve">字段 为是/为否</w:t>
+            </w:r>
+          </w:p>
+        </w:tc>
+        <w:tc>
+          <w:tcPr>
+            <w:tcW w:type="dxa" w:w="2200"/>
+            <w:tcBorders>
+              <w:top w:val="single" w:color="999999" w:sz="1"/>
+              <w:left w:val="single" w:color="999999" w:sz="1"/>
+              <w:bottom w:val="single" w:color="999999" w:sz="1"/>
+              <w:right w:val="single" w:color="999999" w:sz="1"/>
+            </w:tcBorders>
+            <w:vAlign w:val="center"/>
+          </w:tcPr>
+          <w:p>
+            <w:pPr>
+              <w:spacing w:after="40" w:before="40"/>
+              <w:ind w:left="80"/>
+            </w:pPr>
+            <w:r>
+              <w:rPr>
+                <w:rFonts w:ascii="Arial" w:cs="Arial" w:eastAsia="SimSun" w:hAnsi="Arial"/>
+                <w:sz w:val="20"/>
+                <w:szCs w:val="20"/>
+              </w:rPr>
+              <w:t xml:space="preserve">布尔匹配</w:t>
+            </w:r>
+          </w:p>
+        </w:tc>
+        <w:tc>
+          <w:tcPr>
+            <w:tcW w:type="dxa" w:w="2200"/>
+            <w:tcBorders>
+              <w:top w:val="single" w:color="999999" w:sz="1"/>
+              <w:left w:val="single" w:color="999999" w:sz="1"/>
+              <w:bottom w:val="single" w:color="999999" w:sz="1"/>
+              <w:right w:val="single" w:color="999999" w:sz="1"/>
+            </w:tcBorders>
+            <w:vAlign w:val="center"/>
+          </w:tcPr>
+          <w:p>
+            <w:pPr>
+              <w:spacing w:after="40" w:before="40"/>
+              <w:ind w:left="80"/>
+            </w:pPr>
+            <w:r>
+              <w:rPr>
+                <w:rFonts w:ascii="Arial" w:cs="Arial" w:eastAsia="SimSun" w:hAnsi="Arial"/>
+                <w:sz w:val="20"/>
+                <w:szCs w:val="20"/>
+              </w:rPr>
+              <w:t xml:space="preserve">是/否</w:t>
+            </w:r>
+          </w:p>
+        </w:tc>
+        <w:tc>
+          <w:tcPr>
+            <w:tcW w:type="dxa" w:w="2126"/>
+            <w:tcBorders>
+              <w:top w:val="single" w:color="999999" w:sz="1"/>
+              <w:left w:val="single" w:color="999999" w:sz="1"/>
+              <w:bottom w:val="single" w:color="999999" w:sz="1"/>
+              <w:right w:val="single" w:color="999999" w:sz="1"/>
+            </w:tcBorders>
+            <w:vAlign w:val="center"/>
+          </w:tcPr>
+          <w:p>
+            <w:pPr>
+              <w:spacing w:after="40" w:before="40"/>
+              <w:ind w:left="80"/>
+            </w:pPr>
+            <w:r>
+              <w:rPr>
+                <w:rFonts w:ascii="Arial" w:cs="Arial" w:eastAsia="SimSun" w:hAnsi="Arial"/>
+                <w:sz w:val="20"/>
+                <w:szCs w:val="20"/>
+              </w:rPr>
+              <w:t xml:space="preserve">取反值</w:t>
+            </w:r>
+          </w:p>
+        </w:tc>
+      </w:tr>
+      <w:tr>
+        <w:tc>
+          <w:tcPr>
+            <w:tcW w:type="dxa" w:w="2500"/>
+            <w:tcBorders>
+              <w:top w:val="single" w:color="999999" w:sz="1"/>
+              <w:left w:val="single" w:color="999999" w:sz="1"/>
+              <w:bottom w:val="single" w:color="999999" w:sz="1"/>
+              <w:right w:val="single" w:color="999999" w:sz="1"/>
+            </w:tcBorders>
+            <w:vAlign w:val="center"/>
+          </w:tcPr>
+          <w:p>
+            <w:pPr>
+              <w:spacing w:after="40" w:before="40"/>
+              <w:ind w:left="80"/>
+            </w:pPr>
+            <w:r>
+              <w:rPr>
+                <w:rFonts w:ascii="Arial" w:cs="Arial" w:eastAsia="SimSun" w:hAnsi="Arial"/>
+                <w:sz w:val="20"/>
+                <w:szCs w:val="20"/>
+              </w:rPr>
+              <w:t xml:space="preserve">字段 /X/Y/Z/</w:t>
+            </w:r>
+          </w:p>
+        </w:tc>
+        <w:tc>
+          <w:tcPr>
+            <w:tcW w:type="dxa" w:w="2200"/>
+            <w:tcBorders>
+              <w:top w:val="single" w:color="999999" w:sz="1"/>
+              <w:left w:val="single" w:color="999999" w:sz="1"/>
+              <w:bottom w:val="single" w:color="999999" w:sz="1"/>
+              <w:right w:val="single" w:color="999999" w:sz="1"/>
+            </w:tcBorders>
+            <w:vAlign w:val="center"/>
+          </w:tcPr>
+          <w:p>
+            <w:pPr>
+              <w:spacing w:after="40" w:before="40"/>
+              <w:ind w:left="80"/>
+            </w:pPr>
+            <w:r>
+              <w:rPr>
+                <w:rFonts w:ascii="Arial" w:cs="Arial" w:eastAsia="SimSun" w:hAnsi="Arial"/>
+                <w:sz w:val="20"/>
+                <w:szCs w:val="20"/>
+              </w:rPr>
+              <w:t xml:space="preserve">斜杠分隔枚举</w:t>
+            </w:r>
+          </w:p>
+        </w:tc>
+        <w:tc>
+          <w:tcPr>
+            <w:tcW w:type="dxa" w:w="2200"/>
+            <w:tcBorders>
+              <w:top w:val="single" w:color="999999" w:sz="1"/>
+              <w:left w:val="single" w:color="999999" w:sz="1"/>
+              <w:bottom w:val="single" w:color="999999" w:sz="1"/>
+              <w:right w:val="single" w:color="999999" w:sz="1"/>
+            </w:tcBorders>
+            <w:vAlign w:val="center"/>
+          </w:tcPr>
+          <w:p>
+            <w:pPr>
+              <w:spacing w:after="40" w:before="40"/>
+              <w:ind w:left="80"/>
+            </w:pPr>
+            <w:r>
+              <w:rPr>
+                <w:rFonts w:ascii="Arial" w:cs="Arial" w:eastAsia="SimSun" w:hAnsi="Arial"/>
+                <w:sz w:val="20"/>
+                <w:szCs w:val="20"/>
+              </w:rPr>
+              <w:t xml:space="preserve">X</w:t>
+            </w:r>
+          </w:p>
+        </w:tc>
+        <w:tc>
+          <w:tcPr>
+            <w:tcW w:type="dxa" w:w="2126"/>
+            <w:tcBorders>
+              <w:top w:val="single" w:color="999999" w:sz="1"/>
+              <w:left w:val="single" w:color="999999" w:sz="1"/>
+              <w:bottom w:val="single" w:color="999999" w:sz="1"/>
+              <w:right w:val="single" w:color="999999" w:sz="1"/>
+            </w:tcBorders>
+            <w:vAlign w:val="center"/>
+          </w:tcPr>
+          <w:p>
+            <w:pPr>
+              <w:spacing w:after="40" w:before="40"/>
+              <w:ind w:left="80"/>
+            </w:pPr>
+            <w:r>
+              <w:rPr>
+                <w:rFonts w:ascii="Arial" w:cs="Arial" w:eastAsia="SimSun" w:hAnsi="Arial"/>
+                <w:sz w:val="20"/>
+                <w:szCs w:val="20"/>
+              </w:rPr>
+              <w:t xml:space="preserve">非枚举值</w:t>
+            </w:r>
+          </w:p>
+        </w:tc>
+      </w:tr>
+      <w:tr>
+        <w:tc>
+          <w:tcPr>
+            <w:tcW w:type="dxa" w:w="2500"/>
+            <w:tcBorders>
+              <w:top w:val="single" w:color="999999" w:sz="1"/>
+              <w:left w:val="single" w:color="999999" w:sz="1"/>
+              <w:bottom w:val="single" w:color="999999" w:sz="1"/>
+              <w:right w:val="single" w:color="999999" w:sz="1"/>
+            </w:tcBorders>
+            <w:vAlign w:val="center"/>
+          </w:tcPr>
+          <w:p>
+            <w:pPr>
+              <w:spacing w:after="40" w:before="40"/>
+              <w:ind w:left="80"/>
+            </w:pPr>
+            <w:r>
+              <w:rPr>
+                <w:rFonts w:ascii="Arial" w:cs="Arial" w:eastAsia="SimSun" w:hAnsi="Arial"/>
+                <w:sz w:val="20"/>
+                <w:szCs w:val="20"/>
+              </w:rPr>
+              <w:t xml:space="preserve">字段 为X或Y</w:t>
+            </w:r>
+          </w:p>
+        </w:tc>
+        <w:tc>
+          <w:tcPr>
+            <w:tcW w:type="dxa" w:w="2200"/>
+            <w:tcBorders>
+              <w:top w:val="single" w:color="999999" w:sz="1"/>
+              <w:left w:val="single" w:color="999999" w:sz="1"/>
+              <w:bottom w:val="single" w:color="999999" w:sz="1"/>
+              <w:right w:val="single" w:color="999999" w:sz="1"/>
+            </w:tcBorders>
+            <w:vAlign w:val="center"/>
+          </w:tcPr>
+          <w:p>
+            <w:pPr>
+              <w:spacing w:after="40" w:before="40"/>
+              <w:ind w:left="80"/>
+            </w:pPr>
+            <w:r>
+              <w:rPr>
+                <w:rFonts w:ascii="Arial" w:cs="Arial" w:eastAsia="SimSun" w:hAnsi="Arial"/>
+                <w:sz w:val="20"/>
+                <w:szCs w:val="20"/>
+              </w:rPr>
+              <w:t xml:space="preserve">枚举匹配</w:t>
+            </w:r>
+          </w:p>
+        </w:tc>
+        <w:tc>
+          <w:tcPr>
+            <w:tcW w:type="dxa" w:w="2200"/>
+            <w:tcBorders>
+              <w:top w:val="single" w:color="999999" w:sz="1"/>
+              <w:left w:val="single" w:color="999999" w:sz="1"/>
+              <w:bottom w:val="single" w:color="999999" w:sz="1"/>
+              <w:right w:val="single" w:color="999999" w:sz="1"/>
+            </w:tcBorders>
+            <w:vAlign w:val="center"/>
+          </w:tcPr>
+          <w:p>
+            <w:pPr>
+              <w:spacing w:after="40" w:before="40"/>
+              <w:ind w:left="80"/>
+            </w:pPr>
+            <w:r>
+              <w:rPr>
+                <w:rFonts w:ascii="Arial" w:cs="Arial" w:eastAsia="SimSun" w:hAnsi="Arial"/>
+                <w:sz w:val="20"/>
+                <w:szCs w:val="20"/>
+              </w:rPr>
+              <w:t xml:space="preserve">X</w:t>
+            </w:r>
+          </w:p>
+        </w:tc>
+        <w:tc>
+          <w:tcPr>
+            <w:tcW w:type="dxa" w:w="2126"/>
+            <w:tcBorders>
+              <w:top w:val="single" w:color="999999" w:sz="1"/>
+              <w:left w:val="single" w:color="999999" w:sz="1"/>
+              <w:bottom w:val="single" w:color="999999" w:sz="1"/>
+              <w:right w:val="single" w:color="999999" w:sz="1"/>
+            </w:tcBorders>
+            <w:vAlign w:val="center"/>
+          </w:tcPr>
+          <w:p>
+            <w:pPr>
+              <w:spacing w:after="40" w:before="40"/>
+              <w:ind w:left="80"/>
+            </w:pPr>
+            <w:r>
+              <w:rPr>
+                <w:rFonts w:ascii="Arial" w:cs="Arial" w:eastAsia="SimSun" w:hAnsi="Arial"/>
+                <w:sz w:val="20"/>
+                <w:szCs w:val="20"/>
+              </w:rPr>
+              <w:t xml:space="preserve">非枚举值</w:t>
+            </w:r>
+          </w:p>
+        </w:tc>
+      </w:tr>
+      <w:tr>
+        <w:tc>
+          <w:tcPr>
+            <w:tcW w:type="dxa" w:w="2500"/>
+            <w:tcBorders>
+              <w:top w:val="single" w:color="999999" w:sz="1"/>
+              <w:left w:val="single" w:color="999999" w:sz="1"/>
+              <w:bottom w:val="single" w:color="999999" w:sz="1"/>
+              <w:right w:val="single" w:color="999999" w:sz="1"/>
+            </w:tcBorders>
+            <w:vAlign w:val="center"/>
+          </w:tcPr>
+          <w:p>
+            <w:pPr>
+              <w:spacing w:after="40" w:before="40"/>
+              <w:ind w:left="80"/>
+            </w:pPr>
+            <w:r>
+              <w:rPr>
+                <w:rFonts w:ascii="Arial" w:cs="Arial" w:eastAsia="SimSun" w:hAnsi="Arial"/>
+                <w:sz w:val="20"/>
+                <w:szCs w:val="20"/>
+              </w:rPr>
+              <w:t xml:space="preserve">字段 = -N天</w:t>
+            </w:r>
+          </w:p>
+        </w:tc>
+        <w:tc>
+          <w:tcPr>
+            <w:tcW w:type="dxa" w:w="2200"/>
+            <w:tcBorders>
+              <w:top w:val="single" w:color="999999" w:sz="1"/>
+              <w:left w:val="single" w:color="999999" w:sz="1"/>
+              <w:bottom w:val="single" w:color="999999" w:sz="1"/>
+              <w:right w:val="single" w:color="999999" w:sz="1"/>
+            </w:tcBorders>
+            <w:vAlign w:val="center"/>
+          </w:tcPr>
+          <w:p>
+            <w:pPr>
+              <w:spacing w:after="40" w:before="40"/>
+              <w:ind w:left="80"/>
+            </w:pPr>
+            <w:r>
+              <w:rPr>
+                <w:rFonts w:ascii="Arial" w:cs="Arial" w:eastAsia="SimSun" w:hAnsi="Arial"/>
+                <w:sz w:val="20"/>
+                <w:szCs w:val="20"/>
+              </w:rPr>
+              <w:t xml:space="preserve">负数阈值</w:t>
+            </w:r>
+          </w:p>
+        </w:tc>
+        <w:tc>
+          <w:tcPr>
+            <w:tcW w:type="dxa" w:w="2200"/>
+            <w:tcBorders>
+              <w:top w:val="single" w:color="999999" w:sz="1"/>
+              <w:left w:val="single" w:color="999999" w:sz="1"/>
+              <w:bottom w:val="single" w:color="999999" w:sz="1"/>
+              <w:right w:val="single" w:color="999999" w:sz="1"/>
+            </w:tcBorders>
+            <w:vAlign w:val="center"/>
+          </w:tcPr>
+          <w:p>
+            <w:pPr>
+              <w:spacing w:after="40" w:before="40"/>
+              <w:ind w:left="80"/>
+            </w:pPr>
+            <w:r>
+              <w:rPr>
+                <w:rFonts w:ascii="Arial" w:cs="Arial" w:eastAsia="SimSun" w:hAnsi="Arial"/>
+                <w:sz w:val="20"/>
+                <w:szCs w:val="20"/>
+              </w:rPr>
+              <w:t xml:space="preserve">-N</w:t>
+            </w:r>
+          </w:p>
+        </w:tc>
+        <w:tc>
+          <w:tcPr>
+            <w:tcW w:type="dxa" w:w="2126"/>
+            <w:tcBorders>
+              <w:top w:val="single" w:color="999999" w:sz="1"/>
+              <w:left w:val="single" w:color="999999" w:sz="1"/>
+              <w:bottom w:val="single" w:color="999999" w:sz="1"/>
+              <w:right w:val="single" w:color="999999" w:sz="1"/>
+            </w:tcBorders>
+            <w:vAlign w:val="center"/>
+          </w:tcPr>
+          <w:p>
+            <w:pPr>
+              <w:spacing w:after="40" w:before="40"/>
+              <w:ind w:left="80"/>
+            </w:pPr>
+            <w:r>
+              <w:rPr>
+                <w:rFonts w:ascii="Arial" w:cs="Arial" w:eastAsia="SimSun" w:hAnsi="Arial"/>
+                <w:sz w:val="20"/>
+                <w:szCs w:val="20"/>
+              </w:rPr>
+              <w:t xml:space="preserve">-N ± 1</w:t>
+            </w:r>
+          </w:p>
+        </w:tc>
+      </w:tr>
+      <w:tr>
+        <w:tc>
+          <w:tcPr>
+            <w:tcW w:type="dxa" w:w="2500"/>
+            <w:tcBorders>
+              <w:top w:val="single" w:color="999999" w:sz="1"/>
+              <w:left w:val="single" w:color="999999" w:sz="1"/>
+              <w:bottom w:val="single" w:color="999999" w:sz="1"/>
+              <w:right w:val="single" w:color="999999" w:sz="1"/>
+            </w:tcBorders>
+            <w:vAlign w:val="center"/>
+          </w:tcPr>
+          <w:p>
+            <w:pPr>
+              <w:spacing w:after="40" w:before="40"/>
+              <w:ind w:left="80"/>
+            </w:pPr>
+            <w:r>
+              <w:rPr>
+                <w:rFonts w:ascii="Arial" w:cs="Arial" w:eastAsia="SimSun" w:hAnsi="Arial"/>
+                <w:sz w:val="20"/>
+                <w:szCs w:val="20"/>
+              </w:rPr>
+              <w:t xml:space="preserve">字段 &lt;&gt; 空</w:t>
+            </w:r>
+          </w:p>
+        </w:tc>
+        <w:tc>
+          <w:tcPr>
+            <w:tcW w:type="dxa" w:w="2200"/>
+            <w:tcBorders>
+              <w:top w:val="single" w:color="999999" w:sz="1"/>
+              <w:left w:val="single" w:color="999999" w:sz="1"/>
+              <w:bottom w:val="single" w:color="999999" w:sz="1"/>
+              <w:right w:val="single" w:color="999999" w:sz="1"/>
+            </w:tcBorders>
+            <w:vAlign w:val="center"/>
+          </w:tcPr>
+          <w:p>
+            <w:pPr>
+              <w:spacing w:after="40" w:before="40"/>
+              <w:ind w:left="80"/>
+            </w:pPr>
+            <w:r>
+              <w:rPr>
+                <w:rFonts w:ascii="Arial" w:cs="Arial" w:eastAsia="SimSun" w:hAnsi="Arial"/>
+                <w:sz w:val="20"/>
+                <w:szCs w:val="20"/>
+              </w:rPr>
+              <w:t xml:space="preserve">非空判断</w:t>
+            </w:r>
+          </w:p>
+        </w:tc>
+        <w:tc>
+          <w:tcPr>
+            <w:tcW w:type="dxa" w:w="2200"/>
+            <w:tcBorders>
+              <w:top w:val="single" w:color="999999" w:sz="1"/>
+              <w:left w:val="single" w:color="999999" w:sz="1"/>
+              <w:bottom w:val="single" w:color="999999" w:sz="1"/>
+              <w:right w:val="single" w:color="999999" w:sz="1"/>
+            </w:tcBorders>
+            <w:vAlign w:val="center"/>
+          </w:tcPr>
+          <w:p>
+            <w:pPr>
+              <w:spacing w:after="40" w:before="40"/>
+              <w:ind w:left="80"/>
+            </w:pPr>
+            <w:r>
+              <w:rPr>
+                <w:rFonts w:ascii="Arial" w:cs="Arial" w:eastAsia="SimSun" w:hAnsi="Arial"/>
+                <w:sz w:val="20"/>
+                <w:szCs w:val="20"/>
+              </w:rPr>
+              <w:t xml:space="preserve">非空数组</w:t>
+            </w:r>
+          </w:p>
+        </w:tc>
+        <w:tc>
+          <w:tcPr>
+            <w:tcW w:type="dxa" w:w="2126"/>
+            <w:tcBorders>
+              <w:top w:val="single" w:color="999999" w:sz="1"/>
+              <w:left w:val="single" w:color="999999" w:sz="1"/>
+              <w:bottom w:val="single" w:color="999999" w:sz="1"/>
+              <w:right w:val="single" w:color="999999" w:sz="1"/>
+            </w:tcBorders>
+            <w:vAlign w:val="center"/>
+          </w:tcPr>
+          <w:p>
+            <w:pPr>
+              <w:spacing w:after="40" w:before="40"/>
+              <w:ind w:left="80"/>
+            </w:pPr>
+            <w:r>
+              <w:rPr>
+                <w:rFonts w:ascii="Arial" w:cs="Arial" w:eastAsia="SimSun" w:hAnsi="Arial"/>
+                <w:sz w:val="20"/>
+                <w:szCs w:val="20"/>
+              </w:rPr>
+              <w:t xml:space="preserve">空数组</w:t>
+            </w:r>
+          </w:p>
+        </w:tc>
+      </w:tr>
+      <w:tr>
+        <w:tc>
+          <w:tcPr>
+            <w:tcW w:type="dxa" w:w="2500"/>
+            <w:tcBorders>
+              <w:top w:val="single" w:color="999999" w:sz="1"/>
+              <w:left w:val="single" w:color="999999" w:sz="1"/>
+              <w:bottom w:val="single" w:color="999999" w:sz="1"/>
+              <w:right w:val="single" w:color="999999" w:sz="1"/>
+            </w:tcBorders>
+            <w:vAlign w:val="center"/>
+          </w:tcPr>
+          <w:p>
+            <w:pPr>
+              <w:spacing w:after="40" w:before="40"/>
+              <w:ind w:left="80"/>
+            </w:pPr>
+            <w:r>
+              <w:rPr>
+                <w:rFonts w:ascii="Arial" w:cs="Arial" w:eastAsia="SimSun" w:hAnsi="Arial"/>
+                <w:sz w:val="20"/>
+                <w:szCs w:val="20"/>
+              </w:rPr>
+              <w:t xml:space="preserve">A 且 B</w:t>
+            </w:r>
+          </w:p>
+        </w:tc>
+        <w:tc>
+          <w:tcPr>
+            <w:tcW w:type="dxa" w:w="2200"/>
+            <w:tcBorders>
+              <w:top w:val="single" w:color="999999" w:sz="1"/>
+              <w:left w:val="single" w:color="999999" w:sz="1"/>
+              <w:bottom w:val="single" w:color="999999" w:sz="1"/>
+              <w:right w:val="single" w:color="999999" w:sz="1"/>
+            </w:tcBorders>
+            <w:vAlign w:val="center"/>
+          </w:tcPr>
+          <w:p>
+            <w:pPr>
+              <w:spacing w:after="40" w:before="40"/>
+              <w:ind w:left="80"/>
+            </w:pPr>
+            <w:r>
+              <w:rPr>
+                <w:rFonts w:ascii="Arial" w:cs="Arial" w:eastAsia="SimSun" w:hAnsi="Arial"/>
+                <w:sz w:val="20"/>
+                <w:szCs w:val="20"/>
+              </w:rPr>
+              <w:t xml:space="preserve">AND复合条件</w:t>
+            </w:r>
+          </w:p>
+        </w:tc>
+        <w:tc>
+          <w:tcPr>
+            <w:tcW w:type="dxa" w:w="2200"/>
+            <w:tcBorders>
+              <w:top w:val="single" w:color="999999" w:sz="1"/>
+              <w:left w:val="single" w:color="999999" w:sz="1"/>
+              <w:bottom w:val="single" w:color="999999" w:sz="1"/>
+              <w:right w:val="single" w:color="999999" w:sz="1"/>
+            </w:tcBorders>
+            <w:vAlign w:val="center"/>
+          </w:tcPr>
+          <w:p>
+            <w:pPr>
+              <w:spacing w:after="40" w:before="40"/>
+              <w:ind w:left="80"/>
+            </w:pPr>
+            <w:r>
+              <w:rPr>
+                <w:rFonts w:ascii="Arial" w:cs="Arial" w:eastAsia="SimSun" w:hAnsi="Arial"/>
+                <w:sz w:val="20"/>
+                <w:szCs w:val="20"/>
+              </w:rPr>
+              <w:t xml:space="preserve">A、B均满足</w:t>
+            </w:r>
+          </w:p>
+        </w:tc>
+        <w:tc>
+          <w:tcPr>
+            <w:tcW w:type="dxa" w:w="2126"/>
+            <w:tcBorders>
+              <w:top w:val="single" w:color="999999" w:sz="1"/>
+              <w:left w:val="single" w:color="999999" w:sz="1"/>
+              <w:bottom w:val="single" w:color="999999" w:sz="1"/>
+              <w:right w:val="single" w:color="999999" w:sz="1"/>
+            </w:tcBorders>
+            <w:vAlign w:val="center"/>
+          </w:tcPr>
+          <w:p>
+            <w:pPr>
+              <w:spacing w:after="40" w:before="40"/>
+              <w:ind w:left="80"/>
+            </w:pPr>
+            <w:r>
+              <w:rPr>
+                <w:rFonts w:ascii="Arial" w:cs="Arial" w:eastAsia="SimSun" w:hAnsi="Arial"/>
+                <w:sz w:val="20"/>
+                <w:szCs w:val="20"/>
+              </w:rPr>
+              <w:t xml:space="preserve">逐一拆解</w:t>
+            </w:r>
+          </w:p>
+        </w:tc>
+      </w:tr>
+      <w:tr>
+        <w:tc>
+          <w:tcPr>
+            <w:tcW w:type="dxa" w:w="2500"/>
+            <w:tcBorders>
+              <w:top w:val="single" w:color="999999" w:sz="1"/>
+              <w:left w:val="single" w:color="999999" w:sz="1"/>
+              <w:bottom w:val="single" w:color="999999" w:sz="1"/>
+              <w:right w:val="single" w:color="999999" w:sz="1"/>
+            </w:tcBorders>
+            <w:vAlign w:val="center"/>
+          </w:tcPr>
+          <w:p>
+            <w:pPr>
+              <w:spacing w:after="40" w:before="40"/>
+              <w:ind w:left="80"/>
+            </w:pPr>
+            <w:r>
+              <w:rPr>
+                <w:rFonts w:ascii="Arial" w:cs="Arial" w:eastAsia="SimSun" w:hAnsi="Arial"/>
+                <w:sz w:val="20"/>
+                <w:szCs w:val="20"/>
+              </w:rPr>
               <w:t xml:space="preserve">A 或 B</w:t>
             </w:r>
           </w:p>
@@ -2296,7 +2932,7 @@
           <w:sz w:val="24"/>
           <w:szCs w:val="24"/>
         </w:rPr>
-        <w:t xml:space="preserve">步骤S3：批量提交与执行</w:t>
+        <w:t xml:space="preserve">步骤S3：批量提交与执行（参见图1中S103）</w:t>
       </w:r>
     </w:p>
     <w:p>
@@ -2382,7 +3018,7 @@
           <w:sz w:val="24"/>
           <w:szCs w:val="24"/>
         </w:rPr>
-        <w:t xml:space="preserve">步骤S4：基于决策引擎层级执行模型的多层验证</w:t>
+        <w:t xml:space="preserve">步骤S4：基于决策引擎层级执行模型的多层验证（参见图3）</w:t>
       </w:r>
     </w:p>
     <w:p>
@@ -3186,7 +3822,7 @@
           <w:sz w:val="24"/>
           <w:szCs w:val="24"/>
         </w:rPr>
-        <w:t xml:space="preserve">步骤S5：语义比对与测试报告生成</w:t>
+        <w:t xml:space="preserve">步骤S5：语义比对与测试报告生成（参见图4）</w:t>
       </w:r>
     </w:p>
     <w:p>
@@ -3360,7 +3996,854 @@
           <w:sz w:val="30"/>
           <w:szCs w:val="30"/>
         </w:rPr>
-        <w:t xml:space="preserve">四、具体实施方式</w:t>
+        <w:t xml:space="preserve">四、附图说明</w:t>
+      </w:r>
+    </w:p>
+    <w:p>
+      <w:pPr>
+        <w:spacing w:after="120" w:line="360" w:lineRule="auto"/>
+        <w:ind w:firstLine="480"/>
+      </w:pPr>
+      <w:r>
+        <w:rPr>
+          <w:rFonts w:ascii="Arial" w:cs="Arial" w:eastAsia="SimSun" w:hAnsi="Arial"/>
+          <w:sz w:val="24"/>
+          <w:szCs w:val="24"/>
+        </w:rPr>
+        <w:t xml:space="preserve">图1为系统整体流程图，展示了从策略配置文档输入到测试报告输出的完整处理流程，包括多维策略配置文档解析（S101）、智能测试用例生成（S102）、批量提交与执行（S103）、多层递进验证（S104）和语义比对与报告生成（S105）五个主要步骤，以及策略发现模块和比对规则配置两个辅助模块。</w:t>
+      </w:r>
+    </w:p>
+    <w:p>
+      <w:pPr>
+        <w:spacing w:after="120" w:line="360" w:lineRule="auto"/>
+        <w:ind w:firstLine="480"/>
+      </w:pPr>
+      <w:r>
+        <w:rPr>
+          <w:rFonts w:ascii="Arial" w:cs="Arial" w:eastAsia="SimSun" w:hAnsi="Arial"/>
+          <w:sz w:val="24"/>
+          <w:szCs w:val="24"/>
+        </w:rPr>
+        <w:t xml:space="preserve">图2为规则表达式模式匹配引擎处理流程图，展示了从规则表达式输入（S201）经归一化预处理（S202）、模式注册表匹配（S203）、测试参数自动构造（S204）到用例分类输出（S205）的处理过程，模式注册表支持比较运算符、金额阈值、百分比阈值、枚举匹配、布尔匹配、AND/OR复合条件、负数表达式等十余种模式。</w:t>
+      </w:r>
+    </w:p>
+    <w:p>
+      <w:pPr>
+        <w:spacing w:after="120" w:line="360" w:lineRule="auto"/>
+        <w:ind w:firstLine="480"/>
+      </w:pPr>
+      <w:r>
+        <w:rPr>
+          <w:rFonts w:ascii="Arial" w:cs="Arial" w:eastAsia="SimSun" w:hAnsi="Arial"/>
+          <w:sz w:val="24"/>
+          <w:szCs w:val="24"/>
+        </w:rPr>
+        <w:t xml:space="preserve">图3为多层验证层级结构图，展示了五层递进验证架构：L1整体决策验证、L2子策略验证、L3规则命中验证、L4函数输出验证、L5全组件日志验证，以及各层对应的数据来源和API端点。同时展示了决策引擎的层级执行模型（策略→子策略→规则集→规则→函数）和"先轻后重"的验证策略。</w:t>
+      </w:r>
+    </w:p>
+    <w:p>
+      <w:pPr>
+        <w:spacing w:after="120" w:line="360" w:lineRule="auto"/>
+        <w:ind w:firstLine="480"/>
+      </w:pPr>
+      <w:r>
+        <w:rPr>
+          <w:rFonts w:ascii="Arial" w:cs="Arial" w:eastAsia="SimSun" w:hAnsi="Arial"/>
+          <w:sz w:val="24"/>
+          <w:szCs w:val="24"/>
+        </w:rPr>
+        <w:t xml:space="preserve">图4为语义比对引擎策略匹配流程图，展示了多维度语义比对引擎的处理流程：依次通过别名组匹配（S401）、模糊别名匹配（S402）、数值容差匹配（S403）、直通匹配（S404）四种策略对预期结果与实际结果进行比对，任一策略匹配成功即判定为通过，全部不匹配则判定为未通过，最终将比对结果写入结构化测试报告（S405）。</w:t>
+      </w:r>
+    </w:p>
+    <w:p>
+      <w:pPr>
+        <w:spacing w:after="60"/>
+      </w:pPr>
+    </w:p>
+    <w:p>
+      <w:pPr>
+        <w:spacing w:after="120" w:line="360" w:lineRule="auto"/>
+        <w:ind w:firstLine="480"/>
+      </w:pPr>
+      <w:r>
+        <w:rPr>
+          <w:rFonts w:ascii="Arial" w:cs="Arial" w:eastAsia="SimSun" w:hAnsi="Arial"/>
+          <w:sz w:val="24"/>
+          <w:szCs w:val="24"/>
+        </w:rPr>
+        <w:t xml:space="preserve">附图中主要标记说明如下：</w:t>
+      </w:r>
+    </w:p>
+    <w:tbl>
+      <w:tblPr>
+        <w:tblW w:type="dxa" w:w="9026"/>
+        <w:tblBorders>
+          <w:top w:val="single" w:color="auto" w:sz="4"/>
+          <w:left w:val="single" w:color="auto" w:sz="4"/>
+          <w:bottom w:val="single" w:color="auto" w:sz="4"/>
+          <w:right w:val="single" w:color="auto" w:sz="4"/>
+          <w:insideH w:val="single" w:color="auto" w:sz="4"/>
+          <w:insideV w:val="single" w:color="auto" w:sz="4"/>
+        </w:tblBorders>
+      </w:tblPr>
+      <w:tblGrid>
+        <w:gridCol w:w="1500"/>
+        <w:gridCol w:w="3200"/>
+        <w:gridCol w:w="4326"/>
+      </w:tblGrid>
+      <w:tr>
+        <w:tc>
+          <w:tcPr>
+            <w:tcW w:type="dxa" w:w="1500"/>
+            <w:tcBorders>
+              <w:top w:val="single" w:color="999999" w:sz="1"/>
+              <w:left w:val="single" w:color="999999" w:sz="1"/>
+              <w:bottom w:val="single" w:color="999999" w:sz="1"/>
+              <w:right w:val="single" w:color="999999" w:sz="1"/>
+            </w:tcBorders>
+            <w:shd w:fill="4472C4" w:val="clear"/>
+            <w:vAlign w:val="center"/>
+          </w:tcPr>
+          <w:p>
+            <w:pPr>
+              <w:spacing w:after="60" w:before="60"/>
+              <w:jc w:val="center"/>
+            </w:pPr>
+            <w:r>
+              <w:rPr>
+                <w:rFonts w:ascii="Arial" w:cs="Arial" w:eastAsia="Microsoft YaHei" w:hAnsi="Arial"/>
+                <w:b/>
+                <w:bCs/>
+                <w:color w:val="FFFFFF"/>
+                <w:sz w:val="20"/>
+                <w:szCs w:val="20"/>
+              </w:rPr>
+              <w:t xml:space="preserve">标记</w:t>
+            </w:r>
+          </w:p>
+        </w:tc>
+        <w:tc>
+          <w:tcPr>
+            <w:tcW w:type="dxa" w:w="3200"/>
+            <w:tcBorders>
+              <w:top w:val="single" w:color="999999" w:sz="1"/>
+              <w:left w:val="single" w:color="999999" w:sz="1"/>
+              <w:bottom w:val="single" w:color="999999" w:sz="1"/>
+              <w:right w:val="single" w:color="999999" w:sz="1"/>
+            </w:tcBorders>
+            <w:shd w:fill="4472C4" w:val="clear"/>
+            <w:vAlign w:val="center"/>
+          </w:tcPr>
+          <w:p>
+            <w:pPr>
+              <w:spacing w:after="60" w:before="60"/>
+              <w:jc w:val="center"/>
+            </w:pPr>
+            <w:r>
+              <w:rPr>
+                <w:rFonts w:ascii="Arial" w:cs="Arial" w:eastAsia="Microsoft YaHei" w:hAnsi="Arial"/>
+                <w:b/>
+                <w:bCs/>
+                <w:color w:val="FFFFFF"/>
+                <w:sz w:val="20"/>
+                <w:szCs w:val="20"/>
+              </w:rPr>
+              <w:t xml:space="preserve">所属附图</w:t>
+            </w:r>
+          </w:p>
+        </w:tc>
+        <w:tc>
+          <w:tcPr>
+            <w:tcW w:type="dxa" w:w="4326"/>
+            <w:tcBorders>
+              <w:top w:val="single" w:color="999999" w:sz="1"/>
+              <w:left w:val="single" w:color="999999" w:sz="1"/>
+              <w:bottom w:val="single" w:color="999999" w:sz="1"/>
+              <w:right w:val="single" w:color="999999" w:sz="1"/>
+            </w:tcBorders>
+            <w:shd w:fill="4472C4" w:val="clear"/>
+            <w:vAlign w:val="center"/>
+          </w:tcPr>
+          <w:p>
+            <w:pPr>
+              <w:spacing w:after="60" w:before="60"/>
+              <w:jc w:val="center"/>
+            </w:pPr>
+            <w:r>
+              <w:rPr>
+                <w:rFonts w:ascii="Arial" w:cs="Arial" w:eastAsia="Microsoft YaHei" w:hAnsi="Arial"/>
+                <w:b/>
+                <w:bCs/>
+                <w:color w:val="FFFFFF"/>
+                <w:sz w:val="20"/>
+                <w:szCs w:val="20"/>
+              </w:rPr>
+              <w:t xml:space="preserve">含义</w:t>
+            </w:r>
+          </w:p>
+        </w:tc>
+      </w:tr>
+      <w:tr>
+        <w:tc>
+          <w:tcPr>
+            <w:tcW w:type="dxa" w:w="1500"/>
+            <w:tcBorders>
+              <w:top w:val="single" w:color="999999" w:sz="1"/>
+              <w:left w:val="single" w:color="999999" w:sz="1"/>
+              <w:bottom w:val="single" w:color="999999" w:sz="1"/>
+              <w:right w:val="single" w:color="999999" w:sz="1"/>
+            </w:tcBorders>
+            <w:vAlign w:val="center"/>
+          </w:tcPr>
+          <w:p>
+            <w:pPr>
+              <w:spacing w:after="40" w:before="40"/>
+              <w:jc w:val="center"/>
+            </w:pPr>
+            <w:r>
+              <w:rPr>
+                <w:rFonts w:ascii="Arial" w:cs="Arial" w:eastAsia="SimSun" w:hAnsi="Arial"/>
+                <w:sz w:val="20"/>
+                <w:szCs w:val="20"/>
+              </w:rPr>
+              <w:t xml:space="preserve">S101</w:t>
+            </w:r>
+          </w:p>
+        </w:tc>
+        <w:tc>
+          <w:tcPr>
+            <w:tcW w:type="dxa" w:w="3200"/>
+            <w:tcBorders>
+              <w:top w:val="single" w:color="999999" w:sz="1"/>
+              <w:left w:val="single" w:color="999999" w:sz="1"/>
+              <w:bottom w:val="single" w:color="999999" w:sz="1"/>
+              <w:right w:val="single" w:color="999999" w:sz="1"/>
+            </w:tcBorders>
+            <w:vAlign w:val="center"/>
+          </w:tcPr>
+          <w:p>
+            <w:pPr>
+              <w:spacing w:after="40" w:before="40"/>
+              <w:ind w:left="80"/>
+            </w:pPr>
+            <w:r>
+              <w:rPr>
+                <w:rFonts w:ascii="Arial" w:cs="Arial" w:eastAsia="SimSun" w:hAnsi="Arial"/>
+                <w:sz w:val="20"/>
+                <w:szCs w:val="20"/>
+              </w:rPr>
+              <w:t xml:space="preserve">图1</w:t>
+            </w:r>
+          </w:p>
+        </w:tc>
+        <w:tc>
+          <w:tcPr>
+            <w:tcW w:type="dxa" w:w="4326"/>
+            <w:tcBorders>
+              <w:top w:val="single" w:color="999999" w:sz="1"/>
+              <w:left w:val="single" w:color="999999" w:sz="1"/>
+              <w:bottom w:val="single" w:color="999999" w:sz="1"/>
+              <w:right w:val="single" w:color="999999" w:sz="1"/>
+            </w:tcBorders>
+            <w:vAlign w:val="center"/>
+          </w:tcPr>
+          <w:p>
+            <w:pPr>
+              <w:spacing w:after="40" w:before="40"/>
+              <w:ind w:left="80"/>
+            </w:pPr>
+            <w:r>
+              <w:rPr>
+                <w:rFonts w:ascii="Arial" w:cs="Arial" w:eastAsia="SimSun" w:hAnsi="Arial"/>
+                <w:sz w:val="20"/>
+                <w:szCs w:val="20"/>
+              </w:rPr>
+              <w:t xml:space="preserve">多维策略配置文档解析步骤</w:t>
+            </w:r>
+          </w:p>
+        </w:tc>
+      </w:tr>
+      <w:tr>
+        <w:tc>
+          <w:tcPr>
+            <w:tcW w:type="dxa" w:w="1500"/>
+            <w:tcBorders>
+              <w:top w:val="single" w:color="999999" w:sz="1"/>
+              <w:left w:val="single" w:color="999999" w:sz="1"/>
+              <w:bottom w:val="single" w:color="999999" w:sz="1"/>
+              <w:right w:val="single" w:color="999999" w:sz="1"/>
+            </w:tcBorders>
+            <w:vAlign w:val="center"/>
+          </w:tcPr>
+          <w:p>
+            <w:pPr>
+              <w:spacing w:after="40" w:before="40"/>
+              <w:jc w:val="center"/>
+            </w:pPr>
+            <w:r>
+              <w:rPr>
+                <w:rFonts w:ascii="Arial" w:cs="Arial" w:eastAsia="SimSun" w:hAnsi="Arial"/>
+                <w:sz w:val="20"/>
+                <w:szCs w:val="20"/>
+              </w:rPr>
+              <w:t xml:space="preserve">S102</w:t>
+            </w:r>
+          </w:p>
+        </w:tc>
+        <w:tc>
+          <w:tcPr>
+            <w:tcW w:type="dxa" w:w="3200"/>
+            <w:tcBorders>
+              <w:top w:val="single" w:color="999999" w:sz="1"/>
+              <w:left w:val="single" w:color="999999" w:sz="1"/>
+              <w:bottom w:val="single" w:color="999999" w:sz="1"/>
+              <w:right w:val="single" w:color="999999" w:sz="1"/>
+            </w:tcBorders>
+            <w:vAlign w:val="center"/>
+          </w:tcPr>
+          <w:p>
+            <w:pPr>
+              <w:spacing w:after="40" w:before="40"/>
+              <w:ind w:left="80"/>
+            </w:pPr>
+            <w:r>
+              <w:rPr>
+                <w:rFonts w:ascii="Arial" w:cs="Arial" w:eastAsia="SimSun" w:hAnsi="Arial"/>
+                <w:sz w:val="20"/>
+                <w:szCs w:val="20"/>
+              </w:rPr>
+              <w:t xml:space="preserve">图1</w:t>
+            </w:r>
+          </w:p>
+        </w:tc>
+        <w:tc>
+          <w:tcPr>
+            <w:tcW w:type="dxa" w:w="4326"/>
+            <w:tcBorders>
+              <w:top w:val="single" w:color="999999" w:sz="1"/>
+              <w:left w:val="single" w:color="999999" w:sz="1"/>
+              <w:bottom w:val="single" w:color="999999" w:sz="1"/>
+              <w:right w:val="single" w:color="999999" w:sz="1"/>
+            </w:tcBorders>
+            <w:vAlign w:val="center"/>
+          </w:tcPr>
+          <w:p>
+            <w:pPr>
+              <w:spacing w:after="40" w:before="40"/>
+              <w:ind w:left="80"/>
+            </w:pPr>
+            <w:r>
+              <w:rPr>
+                <w:rFonts w:ascii="Arial" w:cs="Arial" w:eastAsia="SimSun" w:hAnsi="Arial"/>
+                <w:sz w:val="20"/>
+                <w:szCs w:val="20"/>
+              </w:rPr>
+              <w:t xml:space="preserve">智能测试用例生成步骤</w:t>
+            </w:r>
+          </w:p>
+        </w:tc>
+      </w:tr>
+      <w:tr>
+        <w:tc>
+          <w:tcPr>
+            <w:tcW w:type="dxa" w:w="1500"/>
+            <w:tcBorders>
+              <w:top w:val="single" w:color="999999" w:sz="1"/>
+              <w:left w:val="single" w:color="999999" w:sz="1"/>
+              <w:bottom w:val="single" w:color="999999" w:sz="1"/>
+              <w:right w:val="single" w:color="999999" w:sz="1"/>
+            </w:tcBorders>
+            <w:vAlign w:val="center"/>
+          </w:tcPr>
+          <w:p>
+            <w:pPr>
+              <w:spacing w:after="40" w:before="40"/>
+              <w:jc w:val="center"/>
+            </w:pPr>
+            <w:r>
+              <w:rPr>
+                <w:rFonts w:ascii="Arial" w:cs="Arial" w:eastAsia="SimSun" w:hAnsi="Arial"/>
+                <w:sz w:val="20"/>
+                <w:szCs w:val="20"/>
+              </w:rPr>
+              <w:t xml:space="preserve">S103</w:t>
+            </w:r>
+          </w:p>
+        </w:tc>
+        <w:tc>
+          <w:tcPr>
+            <w:tcW w:type="dxa" w:w="3200"/>
+            <w:tcBorders>
+              <w:top w:val="single" w:color="999999" w:sz="1"/>
+              <w:left w:val="single" w:color="999999" w:sz="1"/>
+              <w:bottom w:val="single" w:color="999999" w:sz="1"/>
+              <w:right w:val="single" w:color="999999" w:sz="1"/>
+            </w:tcBorders>
+            <w:vAlign w:val="center"/>
+          </w:tcPr>
+          <w:p>
+            <w:pPr>
+              <w:spacing w:after="40" w:before="40"/>
+              <w:ind w:left="80"/>
+            </w:pPr>
+            <w:r>
+              <w:rPr>
+                <w:rFonts w:ascii="Arial" w:cs="Arial" w:eastAsia="SimSun" w:hAnsi="Arial"/>
+                <w:sz w:val="20"/>
+                <w:szCs w:val="20"/>
+              </w:rPr>
+              <w:t xml:space="preserve">图1</w:t>
+            </w:r>
+          </w:p>
+        </w:tc>
+        <w:tc>
+          <w:tcPr>
+            <w:tcW w:type="dxa" w:w="4326"/>
+            <w:tcBorders>
+              <w:top w:val="single" w:color="999999" w:sz="1"/>
+              <w:left w:val="single" w:color="999999" w:sz="1"/>
+              <w:bottom w:val="single" w:color="999999" w:sz="1"/>
+              <w:right w:val="single" w:color="999999" w:sz="1"/>
+            </w:tcBorders>
+            <w:vAlign w:val="center"/>
+          </w:tcPr>
+          <w:p>
+            <w:pPr>
+              <w:spacing w:after="40" w:before="40"/>
+              <w:ind w:left="80"/>
+            </w:pPr>
+            <w:r>
+              <w:rPr>
+                <w:rFonts w:ascii="Arial" w:cs="Arial" w:eastAsia="SimSun" w:hAnsi="Arial"/>
+                <w:sz w:val="20"/>
+                <w:szCs w:val="20"/>
+              </w:rPr>
+              <w:t xml:space="preserve">批量提交与执行步骤</w:t>
+            </w:r>
+          </w:p>
+        </w:tc>
+      </w:tr>
+      <w:tr>
+        <w:tc>
+          <w:tcPr>
+            <w:tcW w:type="dxa" w:w="1500"/>
+            <w:tcBorders>
+              <w:top w:val="single" w:color="999999" w:sz="1"/>
+              <w:left w:val="single" w:color="999999" w:sz="1"/>
+              <w:bottom w:val="single" w:color="999999" w:sz="1"/>
+              <w:right w:val="single" w:color="999999" w:sz="1"/>
+            </w:tcBorders>
+            <w:vAlign w:val="center"/>
+          </w:tcPr>
+          <w:p>
+            <w:pPr>
+              <w:spacing w:after="40" w:before="40"/>
+              <w:jc w:val="center"/>
+            </w:pPr>
+            <w:r>
+              <w:rPr>
+                <w:rFonts w:ascii="Arial" w:cs="Arial" w:eastAsia="SimSun" w:hAnsi="Arial"/>
+                <w:sz w:val="20"/>
+                <w:szCs w:val="20"/>
+              </w:rPr>
+              <w:t xml:space="preserve">S104</w:t>
+            </w:r>
+          </w:p>
+        </w:tc>
+        <w:tc>
+          <w:tcPr>
+            <w:tcW w:type="dxa" w:w="3200"/>
+            <w:tcBorders>
+              <w:top w:val="single" w:color="999999" w:sz="1"/>
+              <w:left w:val="single" w:color="999999" w:sz="1"/>
+              <w:bottom w:val="single" w:color="999999" w:sz="1"/>
+              <w:right w:val="single" w:color="999999" w:sz="1"/>
+            </w:tcBorders>
+            <w:vAlign w:val="center"/>
+          </w:tcPr>
+          <w:p>
+            <w:pPr>
+              <w:spacing w:after="40" w:before="40"/>
+              <w:ind w:left="80"/>
+            </w:pPr>
+            <w:r>
+              <w:rPr>
+                <w:rFonts w:ascii="Arial" w:cs="Arial" w:eastAsia="SimSun" w:hAnsi="Arial"/>
+                <w:sz w:val="20"/>
+                <w:szCs w:val="20"/>
+              </w:rPr>
+              <w:t xml:space="preserve">图1</w:t>
+            </w:r>
+          </w:p>
+        </w:tc>
+        <w:tc>
+          <w:tcPr>
+            <w:tcW w:type="dxa" w:w="4326"/>
+            <w:tcBorders>
+              <w:top w:val="single" w:color="999999" w:sz="1"/>
+              <w:left w:val="single" w:color="999999" w:sz="1"/>
+              <w:bottom w:val="single" w:color="999999" w:sz="1"/>
+              <w:right w:val="single" w:color="999999" w:sz="1"/>
+            </w:tcBorders>
+            <w:vAlign w:val="center"/>
+          </w:tcPr>
+          <w:p>
+            <w:pPr>
+              <w:spacing w:after="40" w:before="40"/>
+              <w:ind w:left="80"/>
+            </w:pPr>
+            <w:r>
+              <w:rPr>
+                <w:rFonts w:ascii="Arial" w:cs="Arial" w:eastAsia="SimSun" w:hAnsi="Arial"/>
+                <w:sz w:val="20"/>
+                <w:szCs w:val="20"/>
+              </w:rPr>
+              <w:t xml:space="preserve">多层递进验证步骤</w:t>
+            </w:r>
+          </w:p>
+        </w:tc>
+      </w:tr>
+      <w:tr>
+        <w:tc>
+          <w:tcPr>
+            <w:tcW w:type="dxa" w:w="1500"/>
+            <w:tcBorders>
+              <w:top w:val="single" w:color="999999" w:sz="1"/>
+              <w:left w:val="single" w:color="999999" w:sz="1"/>
+              <w:bottom w:val="single" w:color="999999" w:sz="1"/>
+              <w:right w:val="single" w:color="999999" w:sz="1"/>
+            </w:tcBorders>
+            <w:vAlign w:val="center"/>
+          </w:tcPr>
+          <w:p>
+            <w:pPr>
+              <w:spacing w:after="40" w:before="40"/>
+              <w:jc w:val="center"/>
+            </w:pPr>
+            <w:r>
+              <w:rPr>
+                <w:rFonts w:ascii="Arial" w:cs="Arial" w:eastAsia="SimSun" w:hAnsi="Arial"/>
+                <w:sz w:val="20"/>
+                <w:szCs w:val="20"/>
+              </w:rPr>
+              <w:t xml:space="preserve">S105</w:t>
+            </w:r>
+          </w:p>
+        </w:tc>
+        <w:tc>
+          <w:tcPr>
+            <w:tcW w:type="dxa" w:w="3200"/>
+            <w:tcBorders>
+              <w:top w:val="single" w:color="999999" w:sz="1"/>
+              <w:left w:val="single" w:color="999999" w:sz="1"/>
+              <w:bottom w:val="single" w:color="999999" w:sz="1"/>
+              <w:right w:val="single" w:color="999999" w:sz="1"/>
+            </w:tcBorders>
+            <w:vAlign w:val="center"/>
+          </w:tcPr>
+          <w:p>
+            <w:pPr>
+              <w:spacing w:after="40" w:before="40"/>
+              <w:ind w:left="80"/>
+            </w:pPr>
+            <w:r>
+              <w:rPr>
+                <w:rFonts w:ascii="Arial" w:cs="Arial" w:eastAsia="SimSun" w:hAnsi="Arial"/>
+                <w:sz w:val="20"/>
+                <w:szCs w:val="20"/>
+              </w:rPr>
+              <w:t xml:space="preserve">图1</w:t>
+            </w:r>
+          </w:p>
+        </w:tc>
+        <w:tc>
+          <w:tcPr>
+            <w:tcW w:type="dxa" w:w="4326"/>
+            <w:tcBorders>
+              <w:top w:val="single" w:color="999999" w:sz="1"/>
+              <w:left w:val="single" w:color="999999" w:sz="1"/>
+              <w:bottom w:val="single" w:color="999999" w:sz="1"/>
+              <w:right w:val="single" w:color="999999" w:sz="1"/>
+            </w:tcBorders>
+            <w:vAlign w:val="center"/>
+          </w:tcPr>
+          <w:p>
+            <w:pPr>
+              <w:spacing w:after="40" w:before="40"/>
+              <w:ind w:left="80"/>
+            </w:pPr>
+            <w:r>
+              <w:rPr>
+                <w:rFonts w:ascii="Arial" w:cs="Arial" w:eastAsia="SimSun" w:hAnsi="Arial"/>
+                <w:sz w:val="20"/>
+                <w:szCs w:val="20"/>
+              </w:rPr>
+              <w:t xml:space="preserve">语义比对与报告生成步骤</w:t>
+            </w:r>
+          </w:p>
+        </w:tc>
+      </w:tr>
+      <w:tr>
+        <w:tc>
+          <w:tcPr>
+            <w:tcW w:type="dxa" w:w="1500"/>
+            <w:tcBorders>
+              <w:top w:val="single" w:color="999999" w:sz="1"/>
+              <w:left w:val="single" w:color="999999" w:sz="1"/>
+              <w:bottom w:val="single" w:color="999999" w:sz="1"/>
+              <w:right w:val="single" w:color="999999" w:sz="1"/>
+            </w:tcBorders>
+            <w:vAlign w:val="center"/>
+          </w:tcPr>
+          <w:p>
+            <w:pPr>
+              <w:spacing w:after="40" w:before="40"/>
+              <w:jc w:val="center"/>
+            </w:pPr>
+            <w:r>
+              <w:rPr>
+                <w:rFonts w:ascii="Arial" w:cs="Arial" w:eastAsia="SimSun" w:hAnsi="Arial"/>
+                <w:sz w:val="20"/>
+                <w:szCs w:val="20"/>
+              </w:rPr>
+              <w:t xml:space="preserve">S201~S205</w:t>
+            </w:r>
+          </w:p>
+        </w:tc>
+        <w:tc>
+          <w:tcPr>
+            <w:tcW w:type="dxa" w:w="3200"/>
+            <w:tcBorders>
+              <w:top w:val="single" w:color="999999" w:sz="1"/>
+              <w:left w:val="single" w:color="999999" w:sz="1"/>
+              <w:bottom w:val="single" w:color="999999" w:sz="1"/>
+              <w:right w:val="single" w:color="999999" w:sz="1"/>
+            </w:tcBorders>
+            <w:vAlign w:val="center"/>
+          </w:tcPr>
+          <w:p>
+            <w:pPr>
+              <w:spacing w:after="40" w:before="40"/>
+              <w:ind w:left="80"/>
+            </w:pPr>
+            <w:r>
+              <w:rPr>
+                <w:rFonts w:ascii="Arial" w:cs="Arial" w:eastAsia="SimSun" w:hAnsi="Arial"/>
+                <w:sz w:val="20"/>
+                <w:szCs w:val="20"/>
+              </w:rPr>
+              <w:t xml:space="preserve">图2</w:t>
+            </w:r>
+          </w:p>
+        </w:tc>
+        <w:tc>
+          <w:tcPr>
+            <w:tcW w:type="dxa" w:w="4326"/>
+            <w:tcBorders>
+              <w:top w:val="single" w:color="999999" w:sz="1"/>
+              <w:left w:val="single" w:color="999999" w:sz="1"/>
+              <w:bottom w:val="single" w:color="999999" w:sz="1"/>
+              <w:right w:val="single" w:color="999999" w:sz="1"/>
+            </w:tcBorders>
+            <w:vAlign w:val="center"/>
+          </w:tcPr>
+          <w:p>
+            <w:pPr>
+              <w:spacing w:after="40" w:before="40"/>
+              <w:ind w:left="80"/>
+            </w:pPr>
+            <w:r>
+              <w:rPr>
+                <w:rFonts w:ascii="Arial" w:cs="Arial" w:eastAsia="SimSun" w:hAnsi="Arial"/>
+                <w:sz w:val="20"/>
+                <w:szCs w:val="20"/>
+              </w:rPr>
+              <w:t xml:space="preserve">模式引擎处理流程：表达式输入、归一化、模式匹配、参数构造、用例输出</w:t>
+            </w:r>
+          </w:p>
+        </w:tc>
+      </w:tr>
+      <w:tr>
+        <w:tc>
+          <w:tcPr>
+            <w:tcW w:type="dxa" w:w="1500"/>
+            <w:tcBorders>
+              <w:top w:val="single" w:color="999999" w:sz="1"/>
+              <w:left w:val="single" w:color="999999" w:sz="1"/>
+              <w:bottom w:val="single" w:color="999999" w:sz="1"/>
+              <w:right w:val="single" w:color="999999" w:sz="1"/>
+            </w:tcBorders>
+            <w:vAlign w:val="center"/>
+          </w:tcPr>
+          <w:p>
+            <w:pPr>
+              <w:spacing w:after="40" w:before="40"/>
+              <w:jc w:val="center"/>
+            </w:pPr>
+            <w:r>
+              <w:rPr>
+                <w:rFonts w:ascii="Arial" w:cs="Arial" w:eastAsia="SimSun" w:hAnsi="Arial"/>
+                <w:sz w:val="20"/>
+                <w:szCs w:val="20"/>
+              </w:rPr>
+              <w:t xml:space="preserve">L1~L5</w:t>
+            </w:r>
+          </w:p>
+        </w:tc>
+        <w:tc>
+          <w:tcPr>
+            <w:tcW w:type="dxa" w:w="3200"/>
+            <w:tcBorders>
+              <w:top w:val="single" w:color="999999" w:sz="1"/>
+              <w:left w:val="single" w:color="999999" w:sz="1"/>
+              <w:bottom w:val="single" w:color="999999" w:sz="1"/>
+              <w:right w:val="single" w:color="999999" w:sz="1"/>
+            </w:tcBorders>
+            <w:vAlign w:val="center"/>
+          </w:tcPr>
+          <w:p>
+            <w:pPr>
+              <w:spacing w:after="40" w:before="40"/>
+              <w:ind w:left="80"/>
+            </w:pPr>
+            <w:r>
+              <w:rPr>
+                <w:rFonts w:ascii="Arial" w:cs="Arial" w:eastAsia="SimSun" w:hAnsi="Arial"/>
+                <w:sz w:val="20"/>
+                <w:szCs w:val="20"/>
+              </w:rPr>
+              <w:t xml:space="preserve">图3</w:t>
+            </w:r>
+          </w:p>
+        </w:tc>
+        <w:tc>
+          <w:tcPr>
+            <w:tcW w:type="dxa" w:w="4326"/>
+            <w:tcBorders>
+              <w:top w:val="single" w:color="999999" w:sz="1"/>
+              <w:left w:val="single" w:color="999999" w:sz="1"/>
+              <w:bottom w:val="single" w:color="999999" w:sz="1"/>
+              <w:right w:val="single" w:color="999999" w:sz="1"/>
+            </w:tcBorders>
+            <w:vAlign w:val="center"/>
+          </w:tcPr>
+          <w:p>
+            <w:pPr>
+              <w:spacing w:after="40" w:before="40"/>
+              <w:ind w:left="80"/>
+            </w:pPr>
+            <w:r>
+              <w:rPr>
+                <w:rFonts w:ascii="Arial" w:cs="Arial" w:eastAsia="SimSun" w:hAnsi="Arial"/>
+                <w:sz w:val="20"/>
+                <w:szCs w:val="20"/>
+              </w:rPr>
+              <w:t xml:space="preserve">五层验证层级：整体决策、子策略、规则命中、函数输出、全组件日志</w:t>
+            </w:r>
+          </w:p>
+        </w:tc>
+      </w:tr>
+      <w:tr>
+        <w:tc>
+          <w:tcPr>
+            <w:tcW w:type="dxa" w:w="1500"/>
+            <w:tcBorders>
+              <w:top w:val="single" w:color="999999" w:sz="1"/>
+              <w:left w:val="single" w:color="999999" w:sz="1"/>
+              <w:bottom w:val="single" w:color="999999" w:sz="1"/>
+              <w:right w:val="single" w:color="999999" w:sz="1"/>
+            </w:tcBorders>
+            <w:vAlign w:val="center"/>
+          </w:tcPr>
+          <w:p>
+            <w:pPr>
+              <w:spacing w:after="40" w:before="40"/>
+              <w:jc w:val="center"/>
+            </w:pPr>
+            <w:r>
+              <w:rPr>
+                <w:rFonts w:ascii="Arial" w:cs="Arial" w:eastAsia="SimSun" w:hAnsi="Arial"/>
+                <w:sz w:val="20"/>
+                <w:szCs w:val="20"/>
+              </w:rPr>
+              <w:t xml:space="preserve">S401~S405</w:t>
+            </w:r>
+          </w:p>
+        </w:tc>
+        <w:tc>
+          <w:tcPr>
+            <w:tcW w:type="dxa" w:w="3200"/>
+            <w:tcBorders>
+              <w:top w:val="single" w:color="999999" w:sz="1"/>
+              <w:left w:val="single" w:color="999999" w:sz="1"/>
+              <w:bottom w:val="single" w:color="999999" w:sz="1"/>
+              <w:right w:val="single" w:color="999999" w:sz="1"/>
+            </w:tcBorders>
+            <w:vAlign w:val="center"/>
+          </w:tcPr>
+          <w:p>
+            <w:pPr>
+              <w:spacing w:after="40" w:before="40"/>
+              <w:ind w:left="80"/>
+            </w:pPr>
+            <w:r>
+              <w:rPr>
+                <w:rFonts w:ascii="Arial" w:cs="Arial" w:eastAsia="SimSun" w:hAnsi="Arial"/>
+                <w:sz w:val="20"/>
+                <w:szCs w:val="20"/>
+              </w:rPr>
+              <w:t xml:space="preserve">图4</w:t>
+            </w:r>
+          </w:p>
+        </w:tc>
+        <w:tc>
+          <w:tcPr>
+            <w:tcW w:type="dxa" w:w="4326"/>
+            <w:tcBorders>
+              <w:top w:val="single" w:color="999999" w:sz="1"/>
+              <w:left w:val="single" w:color="999999" w:sz="1"/>
+              <w:bottom w:val="single" w:color="999999" w:sz="1"/>
+              <w:right w:val="single" w:color="999999" w:sz="1"/>
+            </w:tcBorders>
+            <w:vAlign w:val="center"/>
+          </w:tcPr>
+          <w:p>
+            <w:pPr>
+              <w:spacing w:after="40" w:before="40"/>
+              <w:ind w:left="80"/>
+            </w:pPr>
+            <w:r>
+              <w:rPr>
+                <w:rFonts w:ascii="Arial" w:cs="Arial" w:eastAsia="SimSun" w:hAnsi="Arial"/>
+                <w:sz w:val="20"/>
+                <w:szCs w:val="20"/>
+              </w:rPr>
+              <w:t xml:space="preserve">比对引擎流程：别名组、模糊别名、数值容差、直通匹配、报告写入</w:t>
+            </w:r>
+          </w:p>
+        </w:tc>
+      </w:tr>
+    </w:tbl>
+    <w:p>
+      <w:pPr>
+        <w:spacing w:after="60"/>
+      </w:pPr>
+    </w:p>
+    <w:p>
+      <w:pPr>
+        <w:pStyle w:val="Heading2"/>
+        <w:spacing w:after="200" w:before="300"/>
+      </w:pPr>
+      <w:r>
+        <w:rPr>
+          <w:rFonts w:ascii="Arial" w:cs="Arial" w:eastAsia="Microsoft YaHei" w:hAnsi="Arial"/>
+          <w:b/>
+          <w:bCs/>
+          <w:color w:val="000000"/>
+          <w:sz w:val="30"/>
+          <w:szCs w:val="30"/>
+        </w:rPr>
+        <w:t xml:space="preserve">五、具体实施方式</w:t>
       </w:r>
     </w:p>
     <w:p>
@@ -3377,21 +4860,21 @@
           <w:sz w:val="26"/>
           <w:szCs w:val="26"/>
         </w:rPr>
-        <w:t xml:space="preserve">4.1 系统整体架构</w:t>
-      </w:r>
-    </w:p>
-    <w:p>
-      <w:pPr>
-        <w:spacing w:after="120" w:line="360" w:lineRule="auto"/>
-        <w:ind w:firstLine="480"/>
-      </w:pPr>
-      <w:r>
-        <w:rPr>
-          <w:rFonts w:ascii="Arial" w:cs="Arial" w:eastAsia="SimSun" w:hAnsi="Arial"/>
-          <w:sz w:val="24"/>
-          <w:szCs w:val="24"/>
-        </w:rPr>
-        <w:t xml:space="preserve">本发明的实施系统包括以下模块：</w:t>
+        <w:t xml:space="preserve">5.1 系统整体架构</w:t>
+      </w:r>
+    </w:p>
+    <w:p>
+      <w:pPr>
+        <w:spacing w:after="120" w:line="360" w:lineRule="auto"/>
+        <w:ind w:firstLine="480"/>
+      </w:pPr>
+      <w:r>
+        <w:rPr>
+          <w:rFonts w:ascii="Arial" w:cs="Arial" w:eastAsia="SimSun" w:hAnsi="Arial"/>
+          <w:sz w:val="24"/>
+          <w:szCs w:val="24"/>
+        </w:rPr>
+        <w:t xml:space="preserve">本发明的实施系统包括以下模块（如图1所示）：</w:t>
       </w:r>
     </w:p>
     <w:p>
@@ -3538,7 +5021,7 @@
           <w:sz w:val="26"/>
           <w:szCs w:val="26"/>
         </w:rPr>
-        <w:t xml:space="preserve">4.2 步骤S1的具体实施方式</w:t>
+        <w:t xml:space="preserve">5.2 步骤S1的具体实施方式</w:t>
       </w:r>
     </w:p>
     <w:p>
@@ -3625,21 +5108,21 @@
           <w:sz w:val="26"/>
           <w:szCs w:val="26"/>
         </w:rPr>
-        <w:t xml:space="preserve">4.3 步骤S2的具体实施方式</w:t>
-      </w:r>
-    </w:p>
-    <w:p>
-      <w:pPr>
-        <w:spacing w:after="120" w:line="360" w:lineRule="auto"/>
-        <w:ind w:firstLine="480"/>
-      </w:pPr>
-      <w:r>
-        <w:rPr>
-          <w:rFonts w:ascii="Arial" w:cs="Arial" w:eastAsia="SimSun" w:hAnsi="Arial"/>
-          <w:sz w:val="24"/>
-          <w:szCs w:val="24"/>
-        </w:rPr>
-        <w:t xml:space="preserve">模式匹配引擎的核心实现为字段模式注册表（field patterns registry），每个模式定义包括：正则表达式匹配规则、语义含义、命中值构造函数、未命中值构造函数、边界值构造函数。</w:t>
+        <w:t xml:space="preserve">5.3 步骤S2的具体实施方式</w:t>
+      </w:r>
+    </w:p>
+    <w:p>
+      <w:pPr>
+        <w:spacing w:after="120" w:line="360" w:lineRule="auto"/>
+        <w:ind w:firstLine="480"/>
+      </w:pPr>
+      <w:r>
+        <w:rPr>
+          <w:rFonts w:ascii="Arial" w:cs="Arial" w:eastAsia="SimSun" w:hAnsi="Arial"/>
+          <w:sz w:val="24"/>
+          <w:szCs w:val="24"/>
+        </w:rPr>
+        <w:t xml:space="preserve">模式匹配引擎的核心实现为字段模式注册表（field patterns registry），每个模式定义包括：正则表达式匹配规则、语义含义、命中值构造函数、未命中值构造函数、边界值构造函数。如图2所示，模式引擎的处理流程从规则表达式输入经归一化预处理、模式注册表匹配、测试参数自动构造到用例分类输出。</w:t>
       </w:r>
     </w:p>
     <w:p>
@@ -3828,7 +5311,7 @@
           <w:sz w:val="26"/>
           <w:szCs w:val="26"/>
         </w:rPr>
-        <w:t xml:space="preserve">4.4 步骤S3的具体实施方式</w:t>
+        <w:t xml:space="preserve">5.4 步骤S3的具体实施方式</w:t>
       </w:r>
     </w:p>
     <w:p>
@@ -3901,21 +5384,21 @@
           <w:sz w:val="26"/>
           <w:szCs w:val="26"/>
         </w:rPr>
-        <w:t xml:space="preserve">4.5 步骤S4的具体实施方式</w:t>
-      </w:r>
-    </w:p>
-    <w:p>
-      <w:pPr>
-        <w:spacing w:after="120" w:line="360" w:lineRule="auto"/>
-        <w:ind w:firstLine="480"/>
-      </w:pPr>
-      <w:r>
-        <w:rPr>
-          <w:rFonts w:ascii="Arial" w:cs="Arial" w:eastAsia="SimSun" w:hAnsi="Arial"/>
-          <w:sz w:val="24"/>
-          <w:szCs w:val="24"/>
-        </w:rPr>
-        <w:t xml:space="preserve">多层验证的核心在于理解决策引擎的层级执行模型。决策引擎在执行一条策略时，按照以下层级结构组织执行数据：</w:t>
+        <w:t xml:space="preserve">5.5 步骤S4的具体实施方式</w:t>
+      </w:r>
+    </w:p>
+    <w:p>
+      <w:pPr>
+        <w:spacing w:after="120" w:line="360" w:lineRule="auto"/>
+        <w:ind w:firstLine="480"/>
+      </w:pPr>
+      <w:r>
+        <w:rPr>
+          <w:rFonts w:ascii="Arial" w:cs="Arial" w:eastAsia="SimSun" w:hAnsi="Arial"/>
+          <w:sz w:val="24"/>
+          <w:szCs w:val="24"/>
+        </w:rPr>
+        <w:t xml:space="preserve">多层验证的核心旨在解析决策引擎的层级执行模型。决策引擎在执行一条策略时，按照以下层级结构组织执行数据（如图3所示）：</w:t>
       </w:r>
     </w:p>
     <w:p>
@@ -4031,7 +5514,7 @@
           <w:sz w:val="24"/>
           <w:szCs w:val="24"/>
         </w:rPr>
-        <w:t xml:space="preserve">第五层为全组件日志（getAllCompontlog API），包含完整的执行路径：三方数据调用请求与响应、ETL转换前后的字段值、分支决策的走向记录等。</w:t>
+        <w:t xml:space="preserve">第五层为全组件日志（getAllCompontlog API，即决策引擎提供的全组件执行日志查询接口），包含完整的执行路径：三方数据调用请求与响应、ETL转换前后的字段值、分支决策的走向记录等。</w:t>
       </w:r>
     </w:p>
     <w:p>
@@ -4062,21 +5545,21 @@
           <w:sz w:val="26"/>
           <w:szCs w:val="26"/>
         </w:rPr>
-        <w:t xml:space="preserve">4.6 步骤S5的具体实施方式</w:t>
-      </w:r>
-    </w:p>
-    <w:p>
-      <w:pPr>
-        <w:spacing w:after="120" w:line="360" w:lineRule="auto"/>
-        <w:ind w:firstLine="480"/>
-      </w:pPr>
-      <w:r>
-        <w:rPr>
-          <w:rFonts w:ascii="Arial" w:cs="Arial" w:eastAsia="SimSun" w:hAnsi="Arial"/>
-          <w:sz w:val="24"/>
-          <w:szCs w:val="24"/>
-        </w:rPr>
-        <w:t xml:space="preserve">语义比对引擎通过配置文件定义比对规则，支持以下四种比对策略的组合使用：</w:t>
+        <w:t xml:space="preserve">5.6 步骤S5的具体实施方式</w:t>
+      </w:r>
+    </w:p>
+    <w:p>
+      <w:pPr>
+        <w:spacing w:after="120" w:line="360" w:lineRule="auto"/>
+        <w:ind w:firstLine="480"/>
+      </w:pPr>
+      <w:r>
+        <w:rPr>
+          <w:rFonts w:ascii="Arial" w:cs="Arial" w:eastAsia="SimSun" w:hAnsi="Arial"/>
+          <w:sz w:val="24"/>
+          <w:szCs w:val="24"/>
+        </w:rPr>
+        <w:t xml:space="preserve">语义比对引擎通过配置文件定义比对规则，支持以下四种比对策略的组合使用（如图4所示）：</w:t>
       </w:r>
     </w:p>
     <w:p>
@@ -4211,79 +5694,6 @@
     </w:p>
     <w:p>
       <w:pPr>
-        <w:pStyle w:val="Heading3"/>
-        <w:spacing w:after="160" w:before="240"/>
-      </w:pPr>
-      <w:r>
-        <w:rPr>
-          <w:rFonts w:ascii="Arial" w:cs="Arial" w:eastAsia="Microsoft YaHei" w:hAnsi="Arial"/>
-          <w:b/>
-          <w:bCs/>
-          <w:color w:val="000000"/>
-          <w:sz w:val="26"/>
-          <w:szCs w:val="26"/>
-        </w:rPr>
-        <w:t xml:space="preserve">4.7 附图说明</w:t>
-      </w:r>
-    </w:p>
-    <w:p>
-      <w:pPr>
-        <w:spacing w:after="120" w:line="360" w:lineRule="auto"/>
-        <w:ind w:firstLine="480"/>
-      </w:pPr>
-      <w:r>
-        <w:rPr>
-          <w:rFonts w:ascii="Arial" w:cs="Arial" w:eastAsia="SimSun" w:hAnsi="Arial"/>
-          <w:sz w:val="24"/>
-          <w:szCs w:val="24"/>
-        </w:rPr>
-        <w:t xml:space="preserve">图1为系统整体流程图，展示了从策略配置文档输入到测试报告输出的完整处理流程，包括多维策略配置文档解析（S101）、智能测试用例生成（S102）、批量提交与执行（S103）、多层递进验证（S104）和语义比对与报告生成（S105）五个主要步骤，以及策略发现模块和比对规则配置两个辅助模块。</w:t>
-      </w:r>
-    </w:p>
-    <w:p>
-      <w:pPr>
-        <w:spacing w:after="120" w:line="360" w:lineRule="auto"/>
-        <w:ind w:firstLine="480"/>
-      </w:pPr>
-      <w:r>
-        <w:rPr>
-          <w:rFonts w:ascii="Arial" w:cs="Arial" w:eastAsia="SimSun" w:hAnsi="Arial"/>
-          <w:sz w:val="24"/>
-          <w:szCs w:val="24"/>
-        </w:rPr>
-        <w:t xml:space="preserve">图2为规则表达式模式匹配引擎处理流程图，展示了从规则表达式输入（S201）经归一化预处理（S202）、模式注册表匹配（S203）、测试参数自动构造（S204）到用例分类输出（S205）的处理过程，模式注册表支持比较运算符、金额阈值、百分比阈值、枚举匹配、布尔匹配、AND/OR复合条件、负数表达式等十余种模式。</w:t>
-      </w:r>
-    </w:p>
-    <w:p>
-      <w:pPr>
-        <w:spacing w:after="120" w:line="360" w:lineRule="auto"/>
-        <w:ind w:firstLine="480"/>
-      </w:pPr>
-      <w:r>
-        <w:rPr>
-          <w:rFonts w:ascii="Arial" w:cs="Arial" w:eastAsia="SimSun" w:hAnsi="Arial"/>
-          <w:sz w:val="24"/>
-          <w:szCs w:val="24"/>
-        </w:rPr>
-        <w:t xml:space="preserve">图3为多层验证层级结构图，展示了五层递进验证架构：L1整体决策验证、L2子策略验证、L3规则命中验证、L4函数输出验证、L5全组件日志验证，以及各层对应的数据来源和API端点。同时展示了决策引擎的层级执行模型（策略→子策略→规则集→规则→函数）和"先轻后重"的验证策略。</w:t>
-      </w:r>
-    </w:p>
-    <w:p>
-      <w:pPr>
-        <w:spacing w:after="120" w:line="360" w:lineRule="auto"/>
-        <w:ind w:firstLine="480"/>
-      </w:pPr>
-      <w:r>
-        <w:rPr>
-          <w:rFonts w:ascii="Arial" w:cs="Arial" w:eastAsia="SimSun" w:hAnsi="Arial"/>
-          <w:sz w:val="24"/>
-          <w:szCs w:val="24"/>
-        </w:rPr>
-        <w:t xml:space="preserve">图4为语义比对引擎策略匹配流程图，展示了多维度语义比对引擎（S401）的处理流程：依次通过别名组匹配、模糊别名匹配、数值容差匹配、直通匹配四种策略对预期结果与实际结果进行比对，任一策略匹配成功即判定为通过，全部不匹配则判定为未通过。</w:t>
-      </w:r>
-    </w:p>
-    <w:p>
-      <w:pPr>
         <w:pStyle w:val="Heading2"/>
         <w:spacing w:after="200" w:before="300"/>
       </w:pPr>
@@ -4296,7 +5706,7 @@
           <w:sz w:val="30"/>
           <w:szCs w:val="30"/>
         </w:rPr>
-        <w:t xml:space="preserve">五、关键创新点总结</w:t>
+        <w:t xml:space="preserve">六、关键创新点总结</w:t>
       </w:r>
     </w:p>
     <w:p>
@@ -4383,7 +5793,7 @@
           <w:sz w:val="30"/>
           <w:szCs w:val="30"/>
         </w:rPr>
-        <w:t xml:space="preserve">六、权利要求书（草稿）</w:t>
+        <w:t xml:space="preserve">七、权利要求书（草稿）</w:t>
       </w:r>
     </w:p>
     <w:p>
@@ -4467,7 +5877,7 @@
           <w:sz w:val="24"/>
           <w:szCs w:val="24"/>
         </w:rPr>
-        <w:t xml:space="preserve">S4、多层验证步骤：根据决策引擎的层级执行模型，对每条用例的执行结果按策略层、子策略层、规则集层、规则层和函数层进行逐层递进验证；</w:t>
+        <w:t xml:space="preserve">S4、多层验证步骤：根据决策引擎的层级执行模型，对每条用例的执行结果按策略层、子策略层、规则集层、规则层和函数层进行逐层递进验证，并通过全组件执行日志接口进行深度排查验证；</w:t>
       </w:r>
     </w:p>
     <w:p>
@@ -4665,7 +6075,40 @@
           <w:sz w:val="24"/>
           <w:szCs w:val="24"/>
         </w:rPr>
-        <w:t xml:space="preserve">权利要求7（从属权利要求——批量提交与断点续传）：</w:t>
+        <w:t xml:space="preserve">权利要求7（从属权利要求——多模块用例覆盖）：</w:t>
+      </w:r>
+    </w:p>
+    <w:p>
+      <w:pPr>
+        <w:spacing w:after="120" w:line="360" w:lineRule="auto"/>
+        <w:ind w:firstLine="480"/>
+      </w:pPr>
+      <w:r>
+        <w:rPr>
+          <w:rFonts w:ascii="Arial" w:cs="Arial" w:eastAsia="SimSun" w:hAnsi="Arial"/>
+          <w:sz w:val="24"/>
+          <w:szCs w:val="24"/>
+        </w:rPr>
+        <w:t xml:space="preserve">根据权利要求1所述的方法，其特征在于，步骤S2中还自动生成以下类型的测试用例：函数级用例，覆盖评分计算和等级判定的各分支；决策流分支覆盖用例，验证不同业务类型和企业类型组合下的路由正确性；策略预警等级覆盖用例，构造使最终预警等级分别为各等级的组合场景；以及跨子策略综合场景用例。</w:t>
+      </w:r>
+    </w:p>
+    <w:p>
+      <w:pPr>
+        <w:spacing w:after="60"/>
+      </w:pPr>
+    </w:p>
+    <w:p>
+      <w:pPr>
+        <w:spacing w:after="120" w:line="360" w:lineRule="auto"/>
+        <w:ind w:firstLine="480"/>
+      </w:pPr>
+      <w:r>
+        <w:rPr>
+          <w:rFonts w:ascii="Arial" w:cs="Arial" w:eastAsia="SimSun" w:hAnsi="Arial"/>
+          <w:sz w:val="24"/>
+          <w:szCs w:val="24"/>
+        </w:rPr>
+        <w:t xml:space="preserve">权利要求8（从属权利要求——批量提交与断点续传）：</w:t>
       </w:r>
     </w:p>
     <w:p>
@@ -4698,21 +6141,21 @@
           <w:sz w:val="24"/>
           <w:szCs w:val="24"/>
         </w:rPr>
-        <w:t xml:space="preserve">权利要求8（从属权利要求——多层验证策略）：</w:t>
-      </w:r>
-    </w:p>
-    <w:p>
-      <w:pPr>
-        <w:spacing w:after="120" w:line="360" w:lineRule="auto"/>
-        <w:ind w:firstLine="480"/>
-      </w:pPr>
-      <w:r>
-        <w:rPr>
-          <w:rFonts w:ascii="Arial" w:cs="Arial" w:eastAsia="SimSun" w:hAnsi="Arial"/>
-          <w:sz w:val="24"/>
-          <w:szCs w:val="24"/>
-        </w:rPr>
-        <w:t xml:space="preserve">根据权利要求1所述的方法，其特征在于，步骤S4中的多层验证采用先轻后重策略，优先通过轻量级接口进行策略层至规则层的验证，仅在验证不通过或需要排查时进入全组件日志层查询；各验证层级分别映射到决策引擎的不同节点类型。</w:t>
+        <w:t xml:space="preserve">权利要求9（从属权利要求——多层验证策略）：</w:t>
+      </w:r>
+    </w:p>
+    <w:p>
+      <w:pPr>
+        <w:spacing w:after="120" w:line="360" w:lineRule="auto"/>
+        <w:ind w:firstLine="480"/>
+      </w:pPr>
+      <w:r>
+        <w:rPr>
+          <w:rFonts w:ascii="Arial" w:cs="Arial" w:eastAsia="SimSun" w:hAnsi="Arial"/>
+          <w:sz w:val="24"/>
+          <w:szCs w:val="24"/>
+        </w:rPr>
+        <w:t xml:space="preserve">根据权利要求1所述的方法，其特征在于，步骤S4中的多层验证包括五个层级：整体决策结果验证、子策略决策验证、规则命中详情验证、函数输出与评分验证、以及全组件执行日志验证；验证采用先轻后重策略，优先通过轻量级接口进行前四层验证，仅在验证不通过或需要排查时进入第五层全组件日志查询；各验证层级分别映射到决策引擎的不同节点类型。</w:t>
       </w:r>
     </w:p>
     <w:p>
@@ -4731,7 +6174,7 @@
           <w:sz w:val="24"/>
           <w:szCs w:val="24"/>
         </w:rPr>
-        <w:t xml:space="preserve">权利要求9（从属权利要求——语义比对）：</w:t>
+        <w:t xml:space="preserve">权利要求10（从属权利要求——语义比对）：</w:t>
       </w:r>
     </w:p>
     <w:p>
@@ -4764,7 +6207,7 @@
           <w:sz w:val="24"/>
           <w:szCs w:val="24"/>
         </w:rPr>
-        <w:t xml:space="preserve">权利要求10（从属权利要求——增量报告）：</w:t>
+        <w:t xml:space="preserve">权利要求11（从属权利要求——增量报告）：</w:t>
       </w:r>
     </w:p>
     <w:p>
@@ -4797,7 +6240,40 @@
           <w:sz w:val="24"/>
           <w:szCs w:val="24"/>
         </w:rPr>
-        <w:t xml:space="preserve">权利要求11（独立权利要求——系统）：</w:t>
+        <w:t xml:space="preserve">权利要求12（从属权利要求——策略自动发现）：</w:t>
+      </w:r>
+    </w:p>
+    <w:p>
+      <w:pPr>
+        <w:spacing w:after="120" w:line="360" w:lineRule="auto"/>
+        <w:ind w:firstLine="480"/>
+      </w:pPr>
+      <w:r>
+        <w:rPr>
+          <w:rFonts w:ascii="Arial" w:cs="Arial" w:eastAsia="SimSun" w:hAnsi="Arial"/>
+          <w:sz w:val="24"/>
+          <w:szCs w:val="24"/>
+        </w:rPr>
+        <w:t xml:space="preserve">根据权利要求1所述的方法，其特征在于，还包括策略发现步骤：通过决策引擎的API自动获取策略的版本信息、配置参数和发布状态，用于自动填充步骤S3中批量提交所需的策略标识和版本号。</w:t>
+      </w:r>
+    </w:p>
+    <w:p>
+      <w:pPr>
+        <w:spacing w:after="60"/>
+      </w:pPr>
+    </w:p>
+    <w:p>
+      <w:pPr>
+        <w:spacing w:after="120" w:line="360" w:lineRule="auto"/>
+        <w:ind w:firstLine="480"/>
+      </w:pPr>
+      <w:r>
+        <w:rPr>
+          <w:rFonts w:ascii="Arial" w:cs="Arial" w:eastAsia="SimSun" w:hAnsi="Arial"/>
+          <w:sz w:val="24"/>
+          <w:szCs w:val="24"/>
+        </w:rPr>
+        <w:t xml:space="preserve">权利要求13（独立权利要求——系统）：</w:t>
       </w:r>
     </w:p>
     <w:p>
@@ -4881,7 +6357,21 @@
           <w:sz w:val="24"/>
           <w:szCs w:val="24"/>
         </w:rPr>
-        <w:t xml:space="preserve">比对报告模块，包含语义比对引擎和报告生成器，用于结果比对和结构化报告输出。</w:t>
+        <w:t xml:space="preserve">比对报告模块，包含语义比对引擎和报告生成器，用于结果比对和结构化报告输出；</w:t>
+      </w:r>
+    </w:p>
+    <w:p>
+      <w:pPr>
+        <w:spacing w:after="120" w:line="360" w:lineRule="auto"/>
+        <w:ind w:firstLine="480"/>
+      </w:pPr>
+      <w:r>
+        <w:rPr>
+          <w:rFonts w:ascii="Arial" w:cs="Arial" w:eastAsia="SimSun" w:hAnsi="Arial"/>
+          <w:sz w:val="24"/>
+          <w:szCs w:val="24"/>
+        </w:rPr>
+        <w:t xml:space="preserve">策略发现模块，用于通过决策引擎API自动获取策略的基础配置信息。</w:t>
       </w:r>
     </w:p>
     <w:p>
@@ -4900,21 +6390,21 @@
           <w:sz w:val="24"/>
           <w:szCs w:val="24"/>
         </w:rPr>
-        <w:t xml:space="preserve">权利要求12（独立权利要求——电子设备）：</w:t>
-      </w:r>
-    </w:p>
-    <w:p>
-      <w:pPr>
-        <w:spacing w:after="120" w:line="360" w:lineRule="auto"/>
-        <w:ind w:firstLine="480"/>
-      </w:pPr>
-      <w:r>
-        <w:rPr>
-          <w:rFonts w:ascii="Arial" w:cs="Arial" w:eastAsia="SimSun" w:hAnsi="Arial"/>
-          <w:sz w:val="24"/>
-          <w:szCs w:val="24"/>
-        </w:rPr>
-        <w:t xml:space="preserve">一种电子设备，包括存储器和处理器，所述存储器上存储有计算机程序，其特征在于，所述处理器执行所述计算机程序时实现权利要求1至10中任一项所述的方法。</w:t>
+        <w:t xml:space="preserve">权利要求14（独立权利要求——电子设备）：</w:t>
+      </w:r>
+    </w:p>
+    <w:p>
+      <w:pPr>
+        <w:spacing w:after="120" w:line="360" w:lineRule="auto"/>
+        <w:ind w:firstLine="480"/>
+      </w:pPr>
+      <w:r>
+        <w:rPr>
+          <w:rFonts w:ascii="Arial" w:cs="Arial" w:eastAsia="SimSun" w:hAnsi="Arial"/>
+          <w:sz w:val="24"/>
+          <w:szCs w:val="24"/>
+        </w:rPr>
+        <w:t xml:space="preserve">一种电子设备，包括存储器和处理器，所述存储器上存储有计算机程序，其特征在于，所述处理器执行所述计算机程序时实现权利要求1至12中任一项所述的方法。</w:t>
       </w:r>
     </w:p>
     <w:p>
@@ -4933,21 +6423,21 @@
           <w:sz w:val="24"/>
           <w:szCs w:val="24"/>
         </w:rPr>
-        <w:t xml:space="preserve">权利要求13（独立权利要求——存储介质）：</w:t>
-      </w:r>
-    </w:p>
-    <w:p>
-      <w:pPr>
-        <w:spacing w:after="120" w:line="360" w:lineRule="auto"/>
-        <w:ind w:firstLine="480"/>
-      </w:pPr>
-      <w:r>
-        <w:rPr>
-          <w:rFonts w:ascii="Arial" w:cs="Arial" w:eastAsia="SimSun" w:hAnsi="Arial"/>
-          <w:sz w:val="24"/>
-          <w:szCs w:val="24"/>
-        </w:rPr>
-        <w:t xml:space="preserve">一种计算机可读存储介质，其上存储有计算机程序，其特征在于，所述计算机程序被处理器执行时实现权利要求1至10中任一项所述的方法。</w:t>
+        <w:t xml:space="preserve">权利要求15（独立权利要求——存储介质）：</w:t>
+      </w:r>
+    </w:p>
+    <w:p>
+      <w:pPr>
+        <w:spacing w:after="120" w:line="360" w:lineRule="auto"/>
+        <w:ind w:firstLine="480"/>
+      </w:pPr>
+      <w:r>
+        <w:rPr>
+          <w:rFonts w:ascii="Arial" w:cs="Arial" w:eastAsia="SimSun" w:hAnsi="Arial"/>
+          <w:sz w:val="24"/>
+          <w:szCs w:val="24"/>
+        </w:rPr>
+        <w:t xml:space="preserve">一种计算机可读存储介质，其上存储有计算机程序，其特征在于，所述计算机程序被处理器执行时实现权利要求1至12中任一项所述的方法。</w:t>
       </w:r>
     </w:p>
     <w:sectPr>

--- a/日常/2026-07-08/专利技术交底书_面向风控决策引擎的策略自动化测试方法及系统.docx
+++ b/日常/2026-07-08/专利技术交底书_面向风控决策引擎的策略自动化测试方法及系统.docx
@@ -418,7 +418,7 @@
           <w:sz w:val="24"/>
           <w:szCs w:val="24"/>
         </w:rPr>
-        <w:t xml:space="preserve">本发明公开了一种面向风控决策引擎的策略自动化测试方法及系统，属于软件测试与金融科技交叉技术领域。该方法包括：从多Sheet页策略配置文档中自动提取结构化策略模型并建立跨维度关联；通过统一的规则表达式模式匹配引擎对规则进行语义分析，自动推导覆盖正案例、反案例、边界值和条件拆解的测试用例集；将用例批量提交到决策引擎并支持断点续传；基于层级执行模型进行多层递进验证；通过多维度语义比对引擎消除输出格式差异并生成结构化测试报告。本发明将风控策略测试从人工方式转变为全链路自动化，显著提升测试效率和覆盖度。</w:t>
+        <w:t xml:space="preserve">本发明公开了一种面向风控决策引擎的策略自动化测试方法及系统，属于软件测试与金融科技交叉技术领域。该方法包括：从多Sheet页策略配置文档中自动提取结构化策略模型并建立跨维度关联；通过统一的规则表达式模式匹配引擎对规则进行语义分析，自动推导覆盖规则级、函数级、决策流级和跨子策略综合场景的多维度测试用例集；将用例批量提交到决策引擎并支持断点续传；基于层级执行模型进行多层递进验证；通过多维度语义比对引擎消除输出格式差异并生成结构化测试报告。本发明将风控策略测试从人工方式转变为全链路自动化，显著提升测试效率和覆盖度。</w:t>
       </w:r>
     </w:p>
     <w:p>
@@ -1358,7 +1358,7 @@
           <w:sz w:val="24"/>
           <w:szCs w:val="24"/>
         </w:rPr>
-        <w:t xml:space="preserve">步骤S2：基于规则表达式语义分析的智能测试用例生成（参见图2）</w:t>
+        <w:t xml:space="preserve">步骤S2：基于规则表达式语义分析的智能测试用例生成（参见图1中S102及图2）</w:t>
       </w:r>
     </w:p>
     <w:p>
@@ -3018,7 +3018,7 @@
           <w:sz w:val="24"/>
           <w:szCs w:val="24"/>
         </w:rPr>
-        <w:t xml:space="preserve">步骤S4：基于决策引擎层级执行模型的多层验证（参见图3）</w:t>
+        <w:t xml:space="preserve">步骤S4：基于决策引擎层级执行模型的多层验证（参见图1中S104及图3）</w:t>
       </w:r>
     </w:p>
     <w:p>
@@ -3798,7 +3798,7 @@
                 <w:sz w:val="20"/>
                 <w:szCs w:val="20"/>
               </w:rPr>
-              <w:t xml:space="preserve">getAllCompontlog</w:t>
+              <w:t xml:space="preserve">全组件日志API</w:t>
             </w:r>
           </w:p>
         </w:tc>
@@ -3822,7 +3822,7 @@
           <w:sz w:val="24"/>
           <w:szCs w:val="24"/>
         </w:rPr>
-        <w:t xml:space="preserve">步骤S5：语义比对与测试报告生成（参见图4）</w:t>
+        <w:t xml:space="preserve">步骤S5：语义比对与测试报告生成（参见图1中S105及图4）</w:t>
       </w:r>
     </w:p>
     <w:p>
@@ -3980,6 +3980,20 @@
           <w:szCs w:val="24"/>
         </w:rPr>
         <w:t xml:space="preserve">（5）新策略快速接入。策略配置自动发现机制使得新策略接入测试流程时，只需提供策略标识即可自动获取基础配置信息。在上述项目中，首个策略的完整配置（含比对规则定义）耗时约4小时，后续新增策略仅需补充策略特有的比对规则和路由字段，平均接入时间缩短至约30分钟，新策略接入效率提升约8倍。</w:t>
+      </w:r>
+    </w:p>
+    <w:p>
+      <w:pPr>
+        <w:spacing w:after="120" w:line="360" w:lineRule="auto"/>
+        <w:ind w:firstLine="480"/>
+      </w:pPr>
+      <w:r>
+        <w:rPr>
+          <w:rFonts w:ascii="Arial" w:cs="Arial" w:eastAsia="SimSun" w:hAnsi="Arial"/>
+          <w:sz w:val="24"/>
+          <w:szCs w:val="24"/>
+        </w:rPr>
+        <w:t xml:space="preserve">（6）多模块端到端覆盖。在规则级测试用例之外，自动生成函数级、决策流分支覆盖、策略预警等级覆盖和跨子策略综合场景用例，实现决策引擎各执行模块的全面覆盖。在上述项目中，多模块用例占比约14%（92/662），有效发现了单一规则测试无法覆盖的跨模块交互问题。</w:t>
       </w:r>
     </w:p>
     <w:p>
@@ -5748,35 +5762,63 @@
           <w:sz w:val="24"/>
           <w:szCs w:val="24"/>
         </w:rPr>
-        <w:t xml:space="preserve">3. 基于决策引擎层级执行模型的多层验证方法：将验证层级精确映射到决策引擎的执行数据层级（策略→子策略→规则集→规则→函数），每层使用不同的API端点和数据解析策略，实现精确定位。</w:t>
-      </w:r>
-    </w:p>
-    <w:p>
-      <w:pPr>
-        <w:spacing w:after="120" w:line="360" w:lineRule="auto"/>
-        <w:ind w:firstLine="480"/>
-      </w:pPr>
-      <w:r>
-        <w:rPr>
-          <w:rFonts w:ascii="Arial" w:cs="Arial" w:eastAsia="SimSun" w:hAnsi="Arial"/>
-          <w:sz w:val="24"/>
-          <w:szCs w:val="24"/>
-        </w:rPr>
-        <w:t xml:space="preserve">4. 多维度语义比对引擎：通过别名组、模糊别名、数值容差、直通匹配四种策略的组合，解决决策引擎输出格式与人工预期表述之间的语义等价判定问题。</w:t>
-      </w:r>
-    </w:p>
-    <w:p>
-      <w:pPr>
-        <w:spacing w:after="120" w:line="360" w:lineRule="auto"/>
-        <w:ind w:firstLine="480"/>
-      </w:pPr>
-      <w:r>
-        <w:rPr>
-          <w:rFonts w:ascii="Arial" w:cs="Arial" w:eastAsia="SimSun" w:hAnsi="Arial"/>
-          <w:sz w:val="24"/>
-          <w:szCs w:val="24"/>
-        </w:rPr>
-        <w:t xml:space="preserve">5. 端到端全链路自动化：将上述四个创新点串联为完整的自动化流程，从策略配置文档输入到结构化测试报告输出，全程无需人工干预（仅需在会话过期时重新认证）。</w:t>
+        <w:t xml:space="preserve">3. 多模块测试用例自动生成：在规则级用例基础上，自动生成函数级用例、决策流分支覆盖用例、策略预警等级覆盖用例和跨子策略综合场景用例，实现决策引擎各执行模块的端到端覆盖。</w:t>
+      </w:r>
+    </w:p>
+    <w:p>
+      <w:pPr>
+        <w:spacing w:after="120" w:line="360" w:lineRule="auto"/>
+        <w:ind w:firstLine="480"/>
+      </w:pPr>
+      <w:r>
+        <w:rPr>
+          <w:rFonts w:ascii="Arial" w:cs="Arial" w:eastAsia="SimSun" w:hAnsi="Arial"/>
+          <w:sz w:val="24"/>
+          <w:szCs w:val="24"/>
+        </w:rPr>
+        <w:t xml:space="preserve">4. 基于决策引擎层级执行模型的多层验证方法：将验证层级精确映射到决策引擎的执行数据层级（策略→子策略→规则集→规则→函数），每层使用不同的API端点和数据解析策略，实现精确定位。</w:t>
+      </w:r>
+    </w:p>
+    <w:p>
+      <w:pPr>
+        <w:spacing w:after="120" w:line="360" w:lineRule="auto"/>
+        <w:ind w:firstLine="480"/>
+      </w:pPr>
+      <w:r>
+        <w:rPr>
+          <w:rFonts w:ascii="Arial" w:cs="Arial" w:eastAsia="SimSun" w:hAnsi="Arial"/>
+          <w:sz w:val="24"/>
+          <w:szCs w:val="24"/>
+        </w:rPr>
+        <w:t xml:space="preserve">5. 多维度语义比对引擎：通过别名组、模糊别名、数值容差、直通匹配四种策略的组合，解决决策引擎输出格式与人工预期表述之间的语义等价判定问题。</w:t>
+      </w:r>
+    </w:p>
+    <w:p>
+      <w:pPr>
+        <w:spacing w:after="120" w:line="360" w:lineRule="auto"/>
+        <w:ind w:firstLine="480"/>
+      </w:pPr>
+      <w:r>
+        <w:rPr>
+          <w:rFonts w:ascii="Arial" w:cs="Arial" w:eastAsia="SimSun" w:hAnsi="Arial"/>
+          <w:sz w:val="24"/>
+          <w:szCs w:val="24"/>
+        </w:rPr>
+        <w:t xml:space="preserve">6. 策略配置自动发现机制：通过决策引擎API自动获取策略的版本信息和配置参数，实现新策略的快速接入，显著降低测试准备成本。</w:t>
+      </w:r>
+    </w:p>
+    <w:p>
+      <w:pPr>
+        <w:spacing w:after="120" w:line="360" w:lineRule="auto"/>
+        <w:ind w:firstLine="480"/>
+      </w:pPr>
+      <w:r>
+        <w:rPr>
+          <w:rFonts w:ascii="Arial" w:cs="Arial" w:eastAsia="SimSun" w:hAnsi="Arial"/>
+          <w:sz w:val="24"/>
+          <w:szCs w:val="24"/>
+        </w:rPr>
+        <w:t xml:space="preserve">7. 端到端全链路自动化：将上述创新点串联为完整的自动化流程，从策略配置文档输入到结构化测试报告输出，全程无需人工干预（仅需在会话过期时重新认证）。</w:t>
       </w:r>
     </w:p>
     <w:p>
@@ -5849,7 +5891,7 @@
           <w:sz w:val="24"/>
           <w:szCs w:val="24"/>
         </w:rPr>
-        <w:t xml:space="preserve">S2、测试用例自动生成步骤：对所述结构化策略模型中的每条规则表达式进行语义分析，通过模式注册表识别表达式中的条件结构，基于所述条件结构的语义含义自动推导覆盖命中、未命中和边界值三种测试维度的测试用例集；</w:t>
+        <w:t xml:space="preserve">S2、测试用例自动生成步骤：对所述结构化策略模型中的每条规则表达式进行语义分析，通过模式注册表识别表达式中的条件结构，基于所述条件结构的语义含义自动推导覆盖命中、未命中和边界值三种测试维度的规则级测试用例集，并自动生成函数级、决策流级和跨子策略综合场景的多维度测试用例集；</w:t>
       </w:r>
     </w:p>
     <w:p>

--- a/日常/2026-07-08/专利技术交底书_面向风控决策引擎的策略自动化测试方法及系统.docx
+++ b/日常/2026-07-08/专利技术交底书_面向风控决策引擎的策略自动化测试方法及系统.docx
@@ -418,7 +418,7 @@
           <w:sz w:val="24"/>
           <w:szCs w:val="24"/>
         </w:rPr>
-        <w:t xml:space="preserve">本发明公开了一种面向风控决策引擎的策略自动化测试方法及系统，属于软件测试与金融科技交叉技术领域。该方法包括：从多Sheet页策略配置文档中自动提取结构化策略模型并建立跨维度关联；通过统一的规则表达式模式匹配引擎对规则进行语义分析，自动推导覆盖规则级、函数级、决策流级和跨子策略综合场景的多维度测试用例集；将用例批量提交到决策引擎并支持断点续传；基于层级执行模型进行多层递进验证；通过多维度语义比对引擎消除输出格式差异并生成结构化测试报告。本发明将风控策略测试从人工方式转变为全链路自动化，显著提升测试效率和覆盖度。</w:t>
+        <w:t xml:space="preserve">本发明公开了一种面向风控决策引擎的策略自动化测试方法及系统，属于软件测试与金融科技交叉技术领域。该方法包括：从多Sheet页策略部署配置文档中自动提取结构化策略模型并建立跨维度关联；通过统一的规则表达式模式匹配引擎对规则进行语义分析，自动推导覆盖规则级、函数级、决策流级和跨子策略综合场景的多维度测试用例集；将用例批量提交到决策引擎并支持断点续传；基于层级执行模型进行多层递进验证；通过多维度语义比对引擎消除输出格式差异并生成结构化测试报告。本发明将风控策略测试从人工方式转变为全链路自动化，显著提升测试效率和覆盖度。</w:t>
       </w:r>
     </w:p>
     <w:p>
@@ -550,7 +550,7 @@
           <w:sz w:val="24"/>
           <w:szCs w:val="24"/>
         </w:rPr>
-        <w:t xml:space="preserve">因此，需要一种专门面向风控决策引擎的策略自动化测试方法，能够从策略配置文档出发，自动完成测试用例生成、批量执行、多层验证和报告输出的全流程，显著提高策略测试的效率和覆盖度。</w:t>
+        <w:t xml:space="preserve">因此，需要一种专门面向风控决策引擎的策略自动化测试方法，能够从策略部署配置文档出发，自动完成测试用例生成、批量执行、多层验证和报告输出的全流程，显著提高策略测试的效率和覆盖度。</w:t>
       </w:r>
     </w:p>
     <w:p>
@@ -612,7 +612,7 @@
           <w:sz w:val="24"/>
           <w:szCs w:val="24"/>
         </w:rPr>
-        <w:t xml:space="preserve">（1）测试用例设计效率低：测试人员需逐条阅读策略部署文档（通常为多Sheet页的Excel文件，包含规则集定义、规则表达式、函数定义、字段映射、第三方数据接口说明等），理解每条规则的业务逻辑后手工设计测试用例，一条包含数百条规则的策略通常需要数周才能完成用例设计。</w:t>
+        <w:t xml:space="preserve">（1）测试用例设计效率低：测试人员需逐条阅读策略部署配置文档（通常为多Sheet页的Excel文件，包含规则集定义、规则表达式、函数定义、字段映射、第三方数据接口说明等），理解每条规则的业务逻辑后手工设计测试用例，一条包含数百条规则的策略通常需要数周才能完成用例设计。</w:t>
       </w:r>
     </w:p>
     <w:p>
@@ -3923,7 +3923,7 @@
           <w:sz w:val="24"/>
           <w:szCs w:val="24"/>
         </w:rPr>
-        <w:t xml:space="preserve">（1）测试效率显著提升。以某融资担保项目的保后检查策略为例，该策略包含12个规则集、82条规则、15个函数，采用本发明方法自动生成测试用例662条（规则级570条、函数级51条、决策流覆盖31条、预警等级10条），从策略配置文档到完整测试报告的生成时间从传统人工方式的约3周缩短至约4小时。</w:t>
+        <w:t xml:space="preserve">（1）测试效率显著提升。以某融资担保项目的保后检查策略为例，该策略包含12个规则集、82条规则、15个函数，采用本发明方法自动生成测试用例662条（规则级570条、函数级51条、决策流覆盖31条、预警等级10条），从策略部署配置文档到完整测试报告的生成时间从传统人工方式的约3周缩短至约4小时。</w:t>
       </w:r>
     </w:p>
     <w:p>
@@ -4024,7 +4024,7 @@
           <w:sz w:val="24"/>
           <w:szCs w:val="24"/>
         </w:rPr>
-        <w:t xml:space="preserve">图1为系统整体流程图，展示了从策略配置文档输入到测试报告输出的完整处理流程，包括多维策略配置文档解析（S101）、智能测试用例生成（S102）、批量提交与执行（S103）、多层递进验证（S104）和语义比对与报告生成（S105）五个主要步骤，以及策略发现模块和比对规则配置两个辅助模块。</w:t>
+        <w:t xml:space="preserve">图1为系统整体流程图，展示了从策略部署配置文档输入到测试报告输出的完整处理流程，包括多维策略配置文档解析（S101）、智能测试用例生成（S102）、批量提交与执行（S103）、多层递进验证（S104）和语义比对与报告生成（S105）五个主要步骤，以及策略发现模块和比对规则配置两个辅助模块。</w:t>
       </w:r>
     </w:p>
     <w:p>
@@ -5734,91 +5734,91 @@
           <w:sz w:val="24"/>
           <w:szCs w:val="24"/>
         </w:rPr>
-        <w:t xml:space="preserve">1. 多维策略配置文档的结构化解析与跨维度关联建立：从多Sheet页的Excel文档中自动提取策略、规则集、规则、函数、字段映射、三方数据接口等维度的结构化信息，并建立字段中文名到系统编码的映射、规则入参到数据源出参的依赖关系。</w:t>
-      </w:r>
-    </w:p>
-    <w:p>
-      <w:pPr>
-        <w:spacing w:after="120" w:line="360" w:lineRule="auto"/>
-        <w:ind w:firstLine="480"/>
-      </w:pPr>
-      <w:r>
-        <w:rPr>
-          <w:rFonts w:ascii="Arial" w:cs="Arial" w:eastAsia="SimSun" w:hAnsi="Arial"/>
-          <w:sz w:val="24"/>
-          <w:szCs w:val="24"/>
-        </w:rPr>
-        <w:t xml:space="preserve">2. 面向风控规则表达式的统一模式匹配引擎：通过模式注册表对规则表达式中的条件结构进行语义识别，支持十余种表达式模式（比较运算符、枚举、AND/OR复合条件、负数等），自动推导覆盖命中/未命中/边界值/条件拆解的完整测试用例集。</w:t>
-      </w:r>
-    </w:p>
-    <w:p>
-      <w:pPr>
-        <w:spacing w:after="120" w:line="360" w:lineRule="auto"/>
-        <w:ind w:firstLine="480"/>
-      </w:pPr>
-      <w:r>
-        <w:rPr>
-          <w:rFonts w:ascii="Arial" w:cs="Arial" w:eastAsia="SimSun" w:hAnsi="Arial"/>
-          <w:sz w:val="24"/>
-          <w:szCs w:val="24"/>
-        </w:rPr>
-        <w:t xml:space="preserve">3. 多模块测试用例自动生成：在规则级用例基础上，自动生成函数级用例、决策流分支覆盖用例、策略预警等级覆盖用例和跨子策略综合场景用例，实现决策引擎各执行模块的端到端覆盖。</w:t>
-      </w:r>
-    </w:p>
-    <w:p>
-      <w:pPr>
-        <w:spacing w:after="120" w:line="360" w:lineRule="auto"/>
-        <w:ind w:firstLine="480"/>
-      </w:pPr>
-      <w:r>
-        <w:rPr>
-          <w:rFonts w:ascii="Arial" w:cs="Arial" w:eastAsia="SimSun" w:hAnsi="Arial"/>
-          <w:sz w:val="24"/>
-          <w:szCs w:val="24"/>
-        </w:rPr>
-        <w:t xml:space="preserve">4. 基于决策引擎层级执行模型的多层验证方法：将验证层级精确映射到决策引擎的执行数据层级（策略→子策略→规则集→规则→函数），每层使用不同的API端点和数据解析策略，实现精确定位。</w:t>
-      </w:r>
-    </w:p>
-    <w:p>
-      <w:pPr>
-        <w:spacing w:after="120" w:line="360" w:lineRule="auto"/>
-        <w:ind w:firstLine="480"/>
-      </w:pPr>
-      <w:r>
-        <w:rPr>
-          <w:rFonts w:ascii="Arial" w:cs="Arial" w:eastAsia="SimSun" w:hAnsi="Arial"/>
-          <w:sz w:val="24"/>
-          <w:szCs w:val="24"/>
-        </w:rPr>
-        <w:t xml:space="preserve">5. 多维度语义比对引擎：通过别名组、模糊别名、数值容差、直通匹配四种策略的组合，解决决策引擎输出格式与人工预期表述之间的语义等价判定问题。</w:t>
-      </w:r>
-    </w:p>
-    <w:p>
-      <w:pPr>
-        <w:spacing w:after="120" w:line="360" w:lineRule="auto"/>
-        <w:ind w:firstLine="480"/>
-      </w:pPr>
-      <w:r>
-        <w:rPr>
-          <w:rFonts w:ascii="Arial" w:cs="Arial" w:eastAsia="SimSun" w:hAnsi="Arial"/>
-          <w:sz w:val="24"/>
-          <w:szCs w:val="24"/>
-        </w:rPr>
-        <w:t xml:space="preserve">6. 策略配置自动发现机制：通过决策引擎API自动获取策略的版本信息和配置参数，实现新策略的快速接入，显著降低测试准备成本。</w:t>
-      </w:r>
-    </w:p>
-    <w:p>
-      <w:pPr>
-        <w:spacing w:after="120" w:line="360" w:lineRule="auto"/>
-        <w:ind w:firstLine="480"/>
-      </w:pPr>
-      <w:r>
-        <w:rPr>
-          <w:rFonts w:ascii="Arial" w:cs="Arial" w:eastAsia="SimSun" w:hAnsi="Arial"/>
-          <w:sz w:val="24"/>
-          <w:szCs w:val="24"/>
-        </w:rPr>
-        <w:t xml:space="preserve">7. 端到端全链路自动化：将上述创新点串联为完整的自动化流程，从策略配置文档输入到结构化测试报告输出，全程无需人工干预（仅需在会话过期时重新认证）。</w:t>
+        <w:t xml:space="preserve">（1）多维策略配置文档的结构化解析与跨维度关联建立：从多Sheet页的Excel文档中自动提取策略、规则集、规则、函数、字段映射、三方数据接口等维度的结构化信息，并建立字段中文名到系统编码的映射、规则入参到数据源出参的依赖关系。</w:t>
+      </w:r>
+    </w:p>
+    <w:p>
+      <w:pPr>
+        <w:spacing w:after="120" w:line="360" w:lineRule="auto"/>
+        <w:ind w:firstLine="480"/>
+      </w:pPr>
+      <w:r>
+        <w:rPr>
+          <w:rFonts w:ascii="Arial" w:cs="Arial" w:eastAsia="SimSun" w:hAnsi="Arial"/>
+          <w:sz w:val="24"/>
+          <w:szCs w:val="24"/>
+        </w:rPr>
+        <w:t xml:space="preserve">（2）面向风控规则表达式的统一模式匹配引擎：通过模式注册表对规则表达式中的条件结构进行语义识别，支持十余种表达式模式（比较运算符、枚举、AND/OR复合条件、负数等），自动推导覆盖命中/未命中/边界值/条件拆解的完整测试用例集。</w:t>
+      </w:r>
+    </w:p>
+    <w:p>
+      <w:pPr>
+        <w:spacing w:after="120" w:line="360" w:lineRule="auto"/>
+        <w:ind w:firstLine="480"/>
+      </w:pPr>
+      <w:r>
+        <w:rPr>
+          <w:rFonts w:ascii="Arial" w:cs="Arial" w:eastAsia="SimSun" w:hAnsi="Arial"/>
+          <w:sz w:val="24"/>
+          <w:szCs w:val="24"/>
+        </w:rPr>
+        <w:t xml:space="preserve">（3）多模块测试用例自动生成：在规则级用例基础上，自动生成函数级用例、决策流分支覆盖用例、策略预警等级覆盖用例和跨子策略综合场景用例，实现决策引擎各执行模块的端到端覆盖。</w:t>
+      </w:r>
+    </w:p>
+    <w:p>
+      <w:pPr>
+        <w:spacing w:after="120" w:line="360" w:lineRule="auto"/>
+        <w:ind w:firstLine="480"/>
+      </w:pPr>
+      <w:r>
+        <w:rPr>
+          <w:rFonts w:ascii="Arial" w:cs="Arial" w:eastAsia="SimSun" w:hAnsi="Arial"/>
+          <w:sz w:val="24"/>
+          <w:szCs w:val="24"/>
+        </w:rPr>
+        <w:t xml:space="preserve">（4）基于决策引擎层级执行模型的多层验证方法：将验证层级精确映射到决策引擎的执行数据层级（策略→子策略→规则集→规则→函数），每层使用不同的API端点和数据解析策略，实现精确定位。</w:t>
+      </w:r>
+    </w:p>
+    <w:p>
+      <w:pPr>
+        <w:spacing w:after="120" w:line="360" w:lineRule="auto"/>
+        <w:ind w:firstLine="480"/>
+      </w:pPr>
+      <w:r>
+        <w:rPr>
+          <w:rFonts w:ascii="Arial" w:cs="Arial" w:eastAsia="SimSun" w:hAnsi="Arial"/>
+          <w:sz w:val="24"/>
+          <w:szCs w:val="24"/>
+        </w:rPr>
+        <w:t xml:space="preserve">（5）多维度语义比对引擎：通过别名组、模糊别名、数值容差、直通匹配四种策略的组合，解决决策引擎输出格式与人工预期表述之间的语义等价判定问题。</w:t>
+      </w:r>
+    </w:p>
+    <w:p>
+      <w:pPr>
+        <w:spacing w:after="120" w:line="360" w:lineRule="auto"/>
+        <w:ind w:firstLine="480"/>
+      </w:pPr>
+      <w:r>
+        <w:rPr>
+          <w:rFonts w:ascii="Arial" w:cs="Arial" w:eastAsia="SimSun" w:hAnsi="Arial"/>
+          <w:sz w:val="24"/>
+          <w:szCs w:val="24"/>
+        </w:rPr>
+        <w:t xml:space="preserve">（6）策略配置自动发现机制：通过决策引擎API自动获取策略的版本信息和配置参数，实现新策略的快速接入，显著降低测试准备成本。</w:t>
+      </w:r>
+    </w:p>
+    <w:p>
+      <w:pPr>
+        <w:spacing w:after="120" w:line="360" w:lineRule="auto"/>
+        <w:ind w:firstLine="480"/>
+      </w:pPr>
+      <w:r>
+        <w:rPr>
+          <w:rFonts w:ascii="Arial" w:cs="Arial" w:eastAsia="SimSun" w:hAnsi="Arial"/>
+          <w:sz w:val="24"/>
+          <w:szCs w:val="24"/>
+        </w:rPr>
+        <w:t xml:space="preserve">（7）端到端全链路自动化：将上述创新点串联为完整的自动化流程，从策略部署配置文档输入到结构化测试报告输出，全程无需人工干预（仅需在会话过期时重新认证）。</w:t>
       </w:r>
     </w:p>
     <w:p>
@@ -6296,7 +6296,7 @@
           <w:sz w:val="24"/>
           <w:szCs w:val="24"/>
         </w:rPr>
-        <w:t xml:space="preserve">根据权利要求1所述的方法，其特征在于，还包括策略发现步骤：通过决策引擎的API自动获取策略的版本信息、配置参数和发布状态，用于自动填充步骤S3中批量提交所需的策略标识和版本号。</w:t>
+        <w:t xml:space="preserve">根据权利要求1所述的方法，其特征在于，还包括策略发现步骤：通过决策引擎的API自动获取策略的版本信息和配置参数，用于自动填充步骤S3中批量提交所需的策略标识和版本号。</w:t>
       </w:r>
     </w:p>
     <w:p>

--- a/日常/2026-07-08/专利技术交底书_面向风控决策引擎的策略自动化测试方法及系统.docx
+++ b/日常/2026-07-08/专利技术交底书_面向风控决策引擎的策略自动化测试方法及系统.docx
@@ -4983,7 +4983,7 @@
       <w:r>
         <w:drawing>
           <wp:inline distT="0" distB="0" distL="0" distR="0">
-            <wp:extent cx="5334000" cy="4000500"/>
+            <wp:extent cx="4953000" cy="6934200"/>
             <wp:effectExtent t="0" r="0" b="0" l="0"/>
             <wp:docPr id="1" name="fig1_system_flow.png" descr="fig1_system_flow.png" title="fig1_system_flow.png"/>
             <wp:cNvGraphicFramePr>
@@ -5008,7 +5008,7 @@
                   <pic:spPr bwMode="auto">
                     <a:xfrm>
                       <a:off x="0" y="0"/>
-                      <a:ext cx="5334000" cy="4000500"/>
+                      <a:ext cx="4953000" cy="6934200"/>
                     </a:xfrm>
                     <a:prstGeom prst="rect">
                       <a:avLst/>
@@ -5147,7 +5147,7 @@
       <w:r>
         <w:drawing>
           <wp:inline distT="0" distB="0" distL="0" distR="0">
-            <wp:extent cx="5334000" cy="3619500"/>
+            <wp:extent cx="4953000" cy="8458200"/>
             <wp:effectExtent t="0" r="0" b="0" l="0"/>
             <wp:docPr id="1" name="fig2_pattern_engine.png" descr="fig2_pattern_engine.png" title="fig2_pattern_engine.png"/>
             <wp:cNvGraphicFramePr>
@@ -5172,7 +5172,7 @@
                   <pic:spPr bwMode="auto">
                     <a:xfrm>
                       <a:off x="0" y="0"/>
-                      <a:ext cx="5334000" cy="3619500"/>
+                      <a:ext cx="4953000" cy="8458200"/>
                     </a:xfrm>
                     <a:prstGeom prst="rect">
                       <a:avLst/>
@@ -5423,7 +5423,7 @@
       <w:r>
         <w:drawing>
           <wp:inline distT="0" distB="0" distL="0" distR="0">
-            <wp:extent cx="5334000" cy="3619500"/>
+            <wp:extent cx="4953000" cy="8172450"/>
             <wp:effectExtent t="0" r="0" b="0" l="0"/>
             <wp:docPr id="1" name="fig3_multilayer_verify.png" descr="fig3_multilayer_verify.png" title="fig3_multilayer_verify.png"/>
             <wp:cNvGraphicFramePr>
@@ -5448,7 +5448,7 @@
                   <pic:spPr bwMode="auto">
                     <a:xfrm>
                       <a:off x="0" y="0"/>
-                      <a:ext cx="5334000" cy="3619500"/>
+                      <a:ext cx="4953000" cy="8172450"/>
                     </a:xfrm>
                     <a:prstGeom prst="rect">
                       <a:avLst/>
@@ -5584,7 +5584,7 @@
       <w:r>
         <w:drawing>
           <wp:inline distT="0" distB="0" distL="0" distR="0">
-            <wp:extent cx="5334000" cy="3524250"/>
+            <wp:extent cx="4953000" cy="7343775"/>
             <wp:effectExtent t="0" r="0" b="0" l="0"/>
             <wp:docPr id="1" name="fig4_comparison_engine.png" descr="fig4_comparison_engine.png" title="fig4_comparison_engine.png"/>
             <wp:cNvGraphicFramePr>
@@ -5609,7 +5609,7 @@
                   <pic:spPr bwMode="auto">
                     <a:xfrm>
                       <a:off x="0" y="0"/>
-                      <a:ext cx="5334000" cy="3524250"/>
+                      <a:ext cx="4953000" cy="7343775"/>
                     </a:xfrm>
                     <a:prstGeom prst="rect">
                       <a:avLst/>

--- a/日常/2026-07-08/专利技术交底书_面向风控决策引擎的策略自动化测试方法及系统.docx
+++ b/日常/2026-07-08/专利技术交底书_面向风控决策引擎的策略自动化测试方法及系统.docx
@@ -4983,7 +4983,7 @@
       <w:r>
         <w:drawing>
           <wp:inline distT="0" distB="0" distL="0" distR="0">
-            <wp:extent cx="4953000" cy="6934200"/>
+            <wp:extent cx="4191000" cy="5810250"/>
             <wp:effectExtent t="0" r="0" b="0" l="0"/>
             <wp:docPr id="1" name="fig1_system_flow.png" descr="fig1_system_flow.png" title="fig1_system_flow.png"/>
             <wp:cNvGraphicFramePr>
@@ -5008,7 +5008,7 @@
                   <pic:spPr bwMode="auto">
                     <a:xfrm>
                       <a:off x="0" y="0"/>
-                      <a:ext cx="4953000" cy="6934200"/>
+                      <a:ext cx="4191000" cy="5810250"/>
                     </a:xfrm>
                     <a:prstGeom prst="rect">
                       <a:avLst/>
@@ -5147,7 +5147,7 @@
       <w:r>
         <w:drawing>
           <wp:inline distT="0" distB="0" distL="0" distR="0">
-            <wp:extent cx="4953000" cy="8458200"/>
+            <wp:extent cx="4191000" cy="7019925"/>
             <wp:effectExtent t="0" r="0" b="0" l="0"/>
             <wp:docPr id="1" name="fig2_pattern_engine.png" descr="fig2_pattern_engine.png" title="fig2_pattern_engine.png"/>
             <wp:cNvGraphicFramePr>
@@ -5172,7 +5172,7 @@
                   <pic:spPr bwMode="auto">
                     <a:xfrm>
                       <a:off x="0" y="0"/>
-                      <a:ext cx="4953000" cy="8458200"/>
+                      <a:ext cx="4191000" cy="7019925"/>
                     </a:xfrm>
                     <a:prstGeom prst="rect">
                       <a:avLst/>
@@ -5423,7 +5423,7 @@
       <w:r>
         <w:drawing>
           <wp:inline distT="0" distB="0" distL="0" distR="0">
-            <wp:extent cx="4953000" cy="8172450"/>
+            <wp:extent cx="4191000" cy="6810375"/>
             <wp:effectExtent t="0" r="0" b="0" l="0"/>
             <wp:docPr id="1" name="fig3_multilayer_verify.png" descr="fig3_multilayer_verify.png" title="fig3_multilayer_verify.png"/>
             <wp:cNvGraphicFramePr>
@@ -5448,7 +5448,7 @@
                   <pic:spPr bwMode="auto">
                     <a:xfrm>
                       <a:off x="0" y="0"/>
-                      <a:ext cx="4953000" cy="8172450"/>
+                      <a:ext cx="4191000" cy="6810375"/>
                     </a:xfrm>
                     <a:prstGeom prst="rect">
                       <a:avLst/>
@@ -5584,7 +5584,7 @@
       <w:r>
         <w:drawing>
           <wp:inline distT="0" distB="0" distL="0" distR="0">
-            <wp:extent cx="4953000" cy="7343775"/>
+            <wp:extent cx="4191000" cy="6076950"/>
             <wp:effectExtent t="0" r="0" b="0" l="0"/>
             <wp:docPr id="1" name="fig4_comparison_engine.png" descr="fig4_comparison_engine.png" title="fig4_comparison_engine.png"/>
             <wp:cNvGraphicFramePr>
@@ -5609,7 +5609,7 @@
                   <pic:spPr bwMode="auto">
                     <a:xfrm>
                       <a:off x="0" y="0"/>
-                      <a:ext cx="4953000" cy="7343775"/>
+                      <a:ext cx="4191000" cy="6076950"/>
                     </a:xfrm>
                     <a:prstGeom prst="rect">
                       <a:avLst/>

--- a/日常/2026-07-08/专利技术交底书_面向风控决策引擎的策略自动化测试方法及系统.docx
+++ b/日常/2026-07-08/专利技术交底书_面向风控决策引擎的策略自动化测试方法及系统.docx
@@ -4983,7 +4983,7 @@
       <w:r>
         <w:drawing>
           <wp:inline distT="0" distB="0" distL="0" distR="0">
-            <wp:extent cx="4191000" cy="5810250"/>
+            <wp:extent cx="4191000" cy="4400550"/>
             <wp:effectExtent t="0" r="0" b="0" l="0"/>
             <wp:docPr id="1" name="fig1_system_flow.png" descr="fig1_system_flow.png" title="fig1_system_flow.png"/>
             <wp:cNvGraphicFramePr>
@@ -5008,7 +5008,7 @@
                   <pic:spPr bwMode="auto">
                     <a:xfrm>
                       <a:off x="0" y="0"/>
-                      <a:ext cx="4191000" cy="5810250"/>
+                      <a:ext cx="4191000" cy="4400550"/>
                     </a:xfrm>
                     <a:prstGeom prst="rect">
                       <a:avLst/>
@@ -5147,7 +5147,7 @@
       <w:r>
         <w:drawing>
           <wp:inline distT="0" distB="0" distL="0" distR="0">
-            <wp:extent cx="4191000" cy="7019925"/>
+            <wp:extent cx="4191000" cy="5372100"/>
             <wp:effectExtent t="0" r="0" b="0" l="0"/>
             <wp:docPr id="1" name="fig2_pattern_engine.png" descr="fig2_pattern_engine.png" title="fig2_pattern_engine.png"/>
             <wp:cNvGraphicFramePr>
@@ -5172,7 +5172,7 @@
                   <pic:spPr bwMode="auto">
                     <a:xfrm>
                       <a:off x="0" y="0"/>
-                      <a:ext cx="4191000" cy="7019925"/>
+                      <a:ext cx="4191000" cy="5372100"/>
                     </a:xfrm>
                     <a:prstGeom prst="rect">
                       <a:avLst/>
@@ -5423,7 +5423,7 @@
       <w:r>
         <w:drawing>
           <wp:inline distT="0" distB="0" distL="0" distR="0">
-            <wp:extent cx="4191000" cy="6810375"/>
+            <wp:extent cx="4191000" cy="5191125"/>
             <wp:effectExtent t="0" r="0" b="0" l="0"/>
             <wp:docPr id="1" name="fig3_multilayer_verify.png" descr="fig3_multilayer_verify.png" title="fig3_multilayer_verify.png"/>
             <wp:cNvGraphicFramePr>
@@ -5448,7 +5448,7 @@
                   <pic:spPr bwMode="auto">
                     <a:xfrm>
                       <a:off x="0" y="0"/>
-                      <a:ext cx="4191000" cy="6810375"/>
+                      <a:ext cx="4191000" cy="5191125"/>
                     </a:xfrm>
                     <a:prstGeom prst="rect">
                       <a:avLst/>
@@ -5584,7 +5584,7 @@
       <w:r>
         <w:drawing>
           <wp:inline distT="0" distB="0" distL="0" distR="0">
-            <wp:extent cx="4191000" cy="6076950"/>
+            <wp:extent cx="4191000" cy="4667250"/>
             <wp:effectExtent t="0" r="0" b="0" l="0"/>
             <wp:docPr id="1" name="fig4_comparison_engine.png" descr="fig4_comparison_engine.png" title="fig4_comparison_engine.png"/>
             <wp:cNvGraphicFramePr>
@@ -5609,7 +5609,7 @@
                   <pic:spPr bwMode="auto">
                     <a:xfrm>
                       <a:off x="0" y="0"/>
-                      <a:ext cx="4191000" cy="6076950"/>
+                      <a:ext cx="4191000" cy="4667250"/>
                     </a:xfrm>
                     <a:prstGeom prst="rect">
                       <a:avLst/>
